--- a/Invention_Disclosure_Format_B_Filled.docx
+++ b/Invention_Disclosure_Format_B_Filled.docx
@@ -362,12 +362,21 @@
                 <w:sz w:val="16"/>
               </w:rPr>
             </w:pPr>
+            <w:proofErr w:type="spellStart"/>
             <w:r>
               <w:rPr>
                 <w:rFonts w:ascii="Arial MT"/>
                 <w:sz w:val="16"/>
               </w:rPr>
-              <w:t>Amd.</w:t>
+              <w:t>Amd</w:t>
+            </w:r>
+            <w:proofErr w:type="spellEnd"/>
+            <w:r>
+              <w:rPr>
+                <w:rFonts w:ascii="Arial MT"/>
+                <w:sz w:val="16"/>
+              </w:rPr>
+              <w:t>.</w:t>
             </w:r>
             <w:r>
               <w:rPr>
@@ -471,7 +480,75 @@
           <w:spacing w:val="-2"/>
           <w:sz w:val="18"/>
         </w:rPr>
-        <w:t xml:space="preserve"> invention</w:t>
+        <w:t xml:space="preserve"> invention </w:t>
+      </w:r>
+    </w:p>
+    <w:p/>
+    <w:p>
+      <w:pPr>
+        <w:rPr>
+          <w:b/>
+        </w:rPr>
+      </w:pPr>
+      <w:r>
+        <w:rPr>
+          <w:b/>
+        </w:rPr>
+        <w:t>Topology-Conditioned Adaptive Score Fusion with Temporal-Decay Graph Centrality, Precision-Guaranteed Degradation Control, and Learnable Architecture Hardening for Anti-Money Laundering Risk Prioritization</w:t>
+      </w:r>
+    </w:p>
+    <w:p>
+      <w:pPr>
+        <w:rPr>
+          <w:b/>
+        </w:rPr>
+      </w:pPr>
+    </w:p>
+    <w:p>
+      <w:r>
+        <w:rPr>
+          <w:b/>
+          <w:sz w:val="18"/>
+        </w:rPr>
+        <w:t>Field</w:t>
+      </w:r>
+      <w:r>
+        <w:rPr>
+          <w:b/>
+          <w:spacing w:val="-3"/>
+          <w:sz w:val="18"/>
+        </w:rPr>
+        <w:t xml:space="preserve"> </w:t>
+      </w:r>
+      <w:r>
+        <w:rPr>
+          <w:b/>
+          <w:sz w:val="18"/>
+        </w:rPr>
+        <w:t>/Area</w:t>
+      </w:r>
+      <w:r>
+        <w:rPr>
+          <w:b/>
+          <w:spacing w:val="-3"/>
+          <w:sz w:val="18"/>
+        </w:rPr>
+        <w:t xml:space="preserve"> </w:t>
+      </w:r>
+      <w:r>
+        <w:rPr>
+          <w:b/>
+          <w:sz w:val="18"/>
+        </w:rPr>
+        <w:t>of</w:t>
+      </w:r>
+      <w:r>
+        <w:rPr>
+          <w:b/>
+          <w:spacing w:val="-1"/>
+          <w:sz w:val="18"/>
+        </w:rPr>
+        <w:t xml:space="preserve"> </w:t>
       </w:r>
       <w:r>
         <w:rPr>
@@ -479,88 +556,12 @@
           <w:spacing w:val="-2"/>
           <w:sz w:val="18"/>
         </w:rPr>
-        <w:t xml:space="preserve"> </w:t>
+        <w:t>invention</w:t>
       </w:r>
     </w:p>
     <w:p/>
     <w:p>
       <w:pPr>
-        <w:rPr>
-          <w:b/>
-        </w:rPr>
-      </w:pPr>
-      <w:r>
-        <w:rPr>
-          <w:b/>
-        </w:rPr>
-        <w:t>Topology-Conditioned Adaptive Score Fusion with Temporal-Decay Graph Centrality, Precision-Guaranteed Degradation Control, and Learnable Architecture Hardening for Anti-Money Laundering Risk Prioritization</w:t>
-      </w:r>
-    </w:p>
-    <w:p>
-      <w:pPr>
-        <w:rPr>
-          <w:b/>
-        </w:rPr>
-      </w:pPr>
-    </w:p>
-    <w:p>
-      <w:r>
-        <w:rPr>
-          <w:b/>
-          <w:sz w:val="18"/>
-        </w:rPr>
-        <w:t>Field</w:t>
-      </w:r>
-      <w:r>
-        <w:rPr>
-          <w:b/>
-          <w:spacing w:val="-3"/>
-          <w:sz w:val="18"/>
-        </w:rPr>
-        <w:t xml:space="preserve"> </w:t>
-      </w:r>
-      <w:r>
-        <w:rPr>
-          <w:b/>
-          <w:sz w:val="18"/>
-        </w:rPr>
-        <w:t>/Area</w:t>
-      </w:r>
-      <w:r>
-        <w:rPr>
-          <w:b/>
-          <w:spacing w:val="-3"/>
-          <w:sz w:val="18"/>
-        </w:rPr>
-        <w:t xml:space="preserve"> </w:t>
-      </w:r>
-      <w:r>
-        <w:rPr>
-          <w:b/>
-          <w:sz w:val="18"/>
-        </w:rPr>
-        <w:t>of</w:t>
-      </w:r>
-      <w:r>
-        <w:rPr>
-          <w:b/>
-          <w:spacing w:val="-1"/>
-          <w:sz w:val="18"/>
-        </w:rPr>
-        <w:t xml:space="preserve"> </w:t>
-      </w:r>
-      <w:r>
-        <w:rPr>
-          <w:b/>
-          <w:spacing w:val="-2"/>
-          <w:sz w:val="18"/>
-        </w:rPr>
-        <w:t>invention</w:t>
-      </w:r>
-    </w:p>
-    <w:p/>
-    <w:p>
-      <w:pPr>
         <w:ind w:left="432"/>
       </w:pPr>
       <w:r>
@@ -622,8 +623,16 @@
         <w:rPr>
           <w:sz w:val="20"/>
         </w:rPr>
-        <w:t>•  Application Domain: Anti-Money Laundering (AML) Compliance, Financial Crime Detection, Bank Transaction Risk Prioritisation</w:t>
-      </w:r>
+        <w:t xml:space="preserve">•  Application Domain: Anti-Money Laundering (AML) Compliance, Financial Crime Detection, Bank Transaction Risk </w:t>
+      </w:r>
+      <w:proofErr w:type="spellStart"/>
+      <w:r>
+        <w:rPr>
+          <w:sz w:val="20"/>
+        </w:rPr>
+        <w:t>Prioritisation</w:t>
+      </w:r>
+      <w:proofErr w:type="spellEnd"/>
     </w:p>
     <w:p>
       <w:pPr>
@@ -1067,7 +1076,21 @@
               <w:rPr>
                 <w:sz w:val="17"/>
               </w:rPr>
-              <w:t>Risk-vector propagation x=A^p·z on discretely time-binned adjacency matrices</w:t>
+              <w:t>Risk-vector propagation x=</w:t>
+            </w:r>
+            <w:proofErr w:type="spellStart"/>
+            <w:r>
+              <w:rPr>
+                <w:sz w:val="17"/>
+              </w:rPr>
+              <w:t>A^p·z</w:t>
+            </w:r>
+            <w:proofErr w:type="spellEnd"/>
+            <w:r>
+              <w:rPr>
+                <w:sz w:val="17"/>
+              </w:rPr>
+              <w:t xml:space="preserve"> on discretely time-binned adjacency matrices</w:t>
             </w:r>
           </w:p>
         </w:tc>
@@ -1161,7 +1184,21 @@
               <w:rPr>
                 <w:sz w:val="17"/>
               </w:rPr>
-              <w:t>Does not guarantee output Precision@K; no routing table; no self-calibrating precision budget</w:t>
+              <w:t xml:space="preserve">Does not guarantee output </w:t>
+            </w:r>
+            <w:proofErr w:type="spellStart"/>
+            <w:r>
+              <w:rPr>
+                <w:sz w:val="17"/>
+              </w:rPr>
+              <w:t>Precision@K</w:t>
+            </w:r>
+            <w:proofErr w:type="spellEnd"/>
+            <w:r>
+              <w:rPr>
+                <w:sz w:val="17"/>
+              </w:rPr>
+              <w:t>; no routing table; no self-calibrating precision budget</w:t>
             </w:r>
           </w:p>
         </w:tc>
@@ -1323,7 +1360,21 @@
               <w:rPr>
                 <w:sz w:val="17"/>
               </w:rPr>
-              <w:t>Addressed by our ResourceManager: concrete memory buffer allocation, execution-path routing, atomic model swaps</w:t>
+              <w:t xml:space="preserve">Addressed by our </w:t>
+            </w:r>
+            <w:proofErr w:type="spellStart"/>
+            <w:r>
+              <w:rPr>
+                <w:sz w:val="17"/>
+              </w:rPr>
+              <w:t>ResourceManager</w:t>
+            </w:r>
+            <w:proofErr w:type="spellEnd"/>
+            <w:r>
+              <w:rPr>
+                <w:sz w:val="17"/>
+              </w:rPr>
+              <w:t>: concrete memory buffer allocation, execution-path routing, atomic model swaps</w:t>
             </w:r>
           </w:p>
         </w:tc>
@@ -1429,11 +1480,19 @@
             <w:tcW w:w="1725" w:type="dxa"/>
           </w:tcPr>
           <w:p>
-            <w:r>
-              <w:rPr>
-                <w:sz w:val="17"/>
-              </w:rPr>
-              <w:t xml:space="preserve">Langville &amp; Meyer </w:t>
+            <w:proofErr w:type="spellStart"/>
+            <w:r>
+              <w:rPr>
+                <w:sz w:val="17"/>
+              </w:rPr>
+              <w:t>Langville</w:t>
+            </w:r>
+            <w:proofErr w:type="spellEnd"/>
+            <w:r>
+              <w:rPr>
+                <w:sz w:val="17"/>
+              </w:rPr>
+              <w:t xml:space="preserve"> &amp; Meyer </w:t>
             </w:r>
             <w:r>
               <w:rPr>
@@ -1671,7 +1730,21 @@
               <w:rPr>
                 <w:sz w:val="17"/>
               </w:rPr>
-              <w:t>Routing metric is latency, not Precision@K; no pre-evaluated precision routing table; fixed thresholds</w:t>
+              <w:t xml:space="preserve">Routing metric is latency, not </w:t>
+            </w:r>
+            <w:proofErr w:type="spellStart"/>
+            <w:r>
+              <w:rPr>
+                <w:sz w:val="17"/>
+              </w:rPr>
+              <w:t>Precision@K</w:t>
+            </w:r>
+            <w:proofErr w:type="spellEnd"/>
+            <w:r>
+              <w:rPr>
+                <w:sz w:val="17"/>
+              </w:rPr>
+              <w:t>; no pre-evaluated precision routing table; fixed thresholds</w:t>
             </w:r>
           </w:p>
         </w:tc>
@@ -1988,7 +2061,21 @@
         <w:rPr>
           <w:sz w:val="20"/>
         </w:rPr>
-        <w:t>Prior graph-based AML methods (including US11640609B1) compute centrality on discretely time-binned transaction graphs using fixed-step matrix propagation (x = A^p·z). Temporal decay is not embedded continuously in the iteration. Burst-pattern transactions — a hallmark of smurfing — receive the same weight as ordinary patterns. Cyclic fund transfers are penalized uniformly regardless of whether the node is a fund collector or distributor.</w:t>
+        <w:t xml:space="preserve">Prior graph-based AML methods (including US11640609B1) compute centrality on discretely time-binned transaction graphs using fixed-step matrix propagation (x = </w:t>
+      </w:r>
+      <w:proofErr w:type="spellStart"/>
+      <w:r>
+        <w:rPr>
+          <w:sz w:val="20"/>
+        </w:rPr>
+        <w:t>A^p·z</w:t>
+      </w:r>
+      <w:proofErr w:type="spellEnd"/>
+      <w:r>
+        <w:rPr>
+          <w:sz w:val="20"/>
+        </w:rPr>
+        <w:t>). Temporal decay is not embedded continuously in the iteration. Burst-pattern transactions — a hallmark of smurfing — receive the same weight as ordinary patterns. Cyclic fund transfers are penalized uniformly regardless of whether the node is a fund collector or distributor.</w:t>
       </w:r>
     </w:p>
     <w:p/>
@@ -2092,7 +2179,21 @@
         <w:rPr>
           <w:sz w:val="20"/>
         </w:rPr>
-        <w:t>2)/half_life_days is embedded directly inside the power iteration formula. Additionally: (a) burst-velocity amplification multiplies edge weights for sender nodes with &gt;5 transactions in 3 days by (1+burst_ratio)&gt;=1.0; (b) log-amount normalization prevents large single transactions from dominating centrality; (c) directional SCC penalty assigns asymmetric dampening: collectors 0.25x, distributors 0.50x, balanced 0.375x; (d) dormant node suppression caps scores at 0.1x maximum when all incident edges exceed 30 days.</w:t>
+        <w:t>2)/</w:t>
+      </w:r>
+      <w:proofErr w:type="spellStart"/>
+      <w:r>
+        <w:rPr>
+          <w:sz w:val="20"/>
+        </w:rPr>
+        <w:t>half_life_days</w:t>
+      </w:r>
+      <w:proofErr w:type="spellEnd"/>
+      <w:r>
+        <w:rPr>
+          <w:sz w:val="20"/>
+        </w:rPr>
+        <w:t xml:space="preserve"> is embedded directly inside the power iteration formula. Additionally: (a) burst-velocity amplification multiplies edge weights for sender nodes with &gt;5 transactions in 3 days by (1+burst_ratio)&gt;=1.0; (b) log-amount normalization prevents large single transactions from dominating centrality; (c) directional SCC penalty assigns asymmetric dampening: collectors 0.25x, distributors 0.50x, balanced 0.375x; (d) dormant node suppression caps scores at 0.1x maximum when all incident edges exceed 30 days.</w:t>
       </w:r>
     </w:p>
     <w:p/>
@@ -2102,7 +2203,23 @@
           <w:b/>
           <w:sz w:val="20"/>
         </w:rPr>
-        <w:t>Innovation 2 — Topology-Adaptive Fusion with TopologyAttentionGate:</w:t>
+        <w:t xml:space="preserve">Innovation 2 — Topology-Adaptive Fusion with </w:t>
+      </w:r>
+      <w:proofErr w:type="spellStart"/>
+      <w:r>
+        <w:rPr>
+          <w:b/>
+          <w:sz w:val="20"/>
+        </w:rPr>
+        <w:t>TopologyAttentionGate</w:t>
+      </w:r>
+      <w:proofErr w:type="spellEnd"/>
+      <w:r>
+        <w:rPr>
+          <w:b/>
+          <w:sz w:val="20"/>
+        </w:rPr>
+        <w:t>:</w:t>
       </w:r>
     </w:p>
     <w:p>
@@ -2113,7 +2230,21 @@
         <w:rPr>
           <w:sz w:val="20"/>
         </w:rPr>
-        <w:t>A per-account dynamic weight computation system where a 6-dimensional topology vector (edge density, diameter, clustering, degree asymmetry, component ratio, velocity ratio) is extracted from each account's 2-hop ego-network and passed through a TopologyAttentionGate — a multiplicative gating neural network. This is distinct from standard additive attention: the gate amplifies the graph-signal weight for topologically active accounts and suppresses it for isolated ones, operating on the weight dimension of the ensemble.</w:t>
+        <w:t xml:space="preserve">A per-account dynamic weight computation system where a 6-dimensional topology vector (edge density, diameter, clustering, degree asymmetry, component ratio, velocity ratio) is extracted from each account's 2-hop ego-network and passed through a </w:t>
+      </w:r>
+      <w:proofErr w:type="spellStart"/>
+      <w:r>
+        <w:rPr>
+          <w:sz w:val="20"/>
+        </w:rPr>
+        <w:t>TopologyAttentionGate</w:t>
+      </w:r>
+      <w:proofErr w:type="spellEnd"/>
+      <w:r>
+        <w:rPr>
+          <w:sz w:val="20"/>
+        </w:rPr>
+        <w:t xml:space="preserve"> — a multiplicative gating neural network. This is distinct from standard additive attention: the gate amplifies the graph-signal weight for topologically active accounts and suppresses it for isolated ones, operating on the weight dimension of the ensemble.</w:t>
       </w:r>
     </w:p>
     <w:p/>
@@ -2134,7 +2265,35 @@
         <w:rPr>
           <w:sz w:val="20"/>
         </w:rPr>
-        <w:t xml:space="preserve">A system that monitors 5 pipeline components and routes scoring computation through one of 8 pre-evaluated execution paths, each with an empirically measured Precision@50. Novel sub-mechanisms: (a) PrecisionDriftDetector — EMA-smoothed KL-divergence monitor; (b) AdaptivePrecisionBudget — self-calibrating minimum precision threshold that </w:t>
+        <w:t xml:space="preserve">A system that monitors 5 pipeline components and routes scoring computation through one of 8 pre-evaluated execution paths, each with an empirically measured Precision@50. Novel sub-mechanisms: (a) </w:t>
+      </w:r>
+      <w:proofErr w:type="spellStart"/>
+      <w:r>
+        <w:rPr>
+          <w:sz w:val="20"/>
+        </w:rPr>
+        <w:t>PrecisionDriftDetector</w:t>
+      </w:r>
+      <w:proofErr w:type="spellEnd"/>
+      <w:r>
+        <w:rPr>
+          <w:sz w:val="20"/>
+        </w:rPr>
+        <w:t xml:space="preserve"> — EMA-smoothed KL-divergence monitor; (b) </w:t>
+      </w:r>
+      <w:proofErr w:type="spellStart"/>
+      <w:r>
+        <w:rPr>
+          <w:sz w:val="20"/>
+        </w:rPr>
+        <w:t>AdaptivePrecisionBudget</w:t>
+      </w:r>
+      <w:proofErr w:type="spellEnd"/>
+      <w:r>
+        <w:rPr>
+          <w:sz w:val="20"/>
+        </w:rPr>
+        <w:t xml:space="preserve"> — self-calibrating minimum precision threshold that </w:t>
       </w:r>
       <w:r>
         <w:rPr>
@@ -2171,7 +2330,21 @@
         <w:rPr>
           <w:sz w:val="20"/>
         </w:rPr>
-        <w:t>All four hardening surfaces are guarded by ArchitectureHardeningConfig flags defaulting to False — fully backward-compatible with the existing baseline system.</w:t>
+        <w:t xml:space="preserve">All four hardening surfaces are guarded by </w:t>
+      </w:r>
+      <w:proofErr w:type="spellStart"/>
+      <w:r>
+        <w:rPr>
+          <w:sz w:val="20"/>
+        </w:rPr>
+        <w:t>ArchitectureHardeningConfig</w:t>
+      </w:r>
+      <w:proofErr w:type="spellEnd"/>
+      <w:r>
+        <w:rPr>
+          <w:sz w:val="20"/>
+        </w:rPr>
+        <w:t xml:space="preserve"> flags defaulting to False — fully backward-compatible with the existing baseline system.</w:t>
       </w:r>
     </w:p>
     <w:p/>
@@ -2249,32 +2422,68 @@
       <w:pPr>
         <w:ind w:left="360"/>
       </w:pPr>
-      <w:r>
-        <w:rPr>
-          <w:sz w:val="20"/>
-        </w:rPr>
-        <w:t>LearnableSCCPenalty MLP (input: 5 intra-SCC flow features -&gt; penalty in [0.1, 1.0]) replaces the 3-archetype static heuristic. Retrained via train_</w:t>
+      <w:proofErr w:type="spellStart"/>
+      <w:r>
+        <w:rPr>
+          <w:sz w:val="20"/>
+        </w:rPr>
+        <w:t>LearnableSCCPenalty</w:t>
+      </w:r>
+      <w:proofErr w:type="spellEnd"/>
+      <w:r>
+        <w:rPr>
+          <w:sz w:val="20"/>
+        </w:rPr>
+        <w:t xml:space="preserve"> MLP (input: 5 intra-SCC flow features -&gt; penalty in [0.1, 1.0]) replaces the 3-archetype static heuristic. Retrained via </w:t>
+      </w:r>
+      <w:proofErr w:type="spellStart"/>
+      <w:r>
+        <w:rPr>
+          <w:sz w:val="20"/>
+        </w:rPr>
+        <w:t>train_</w:t>
       </w:r>
       <w:proofErr w:type="gramStart"/>
       <w:r>
         <w:rPr>
           <w:sz w:val="20"/>
         </w:rPr>
-        <w:t>penalty(</w:t>
+        <w:t>penalty</w:t>
+      </w:r>
+      <w:proofErr w:type="spellEnd"/>
+      <w:r>
+        <w:rPr>
+          <w:sz w:val="20"/>
+        </w:rPr>
+        <w:t>(</w:t>
       </w:r>
       <w:proofErr w:type="gramEnd"/>
       <w:r>
         <w:rPr>
           <w:sz w:val="20"/>
         </w:rPr>
-        <w:t>) with temporal splits. Updated atomically via ResourceManager.atomic_model_</w:t>
+        <w:t xml:space="preserve">) with temporal splits. Updated atomically via </w:t>
+      </w:r>
+      <w:proofErr w:type="spellStart"/>
+      <w:r>
+        <w:rPr>
+          <w:sz w:val="20"/>
+        </w:rPr>
+        <w:t>ResourceManager.atomic_model_</w:t>
       </w:r>
       <w:proofErr w:type="gramStart"/>
       <w:r>
         <w:rPr>
           <w:sz w:val="20"/>
         </w:rPr>
-        <w:t>swap(</w:t>
+        <w:t>swap</w:t>
+      </w:r>
+      <w:proofErr w:type="spellEnd"/>
+      <w:r>
+        <w:rPr>
+          <w:sz w:val="20"/>
+        </w:rPr>
+        <w:t>(</w:t>
       </w:r>
       <w:proofErr w:type="gramEnd"/>
       <w:r>
@@ -2301,11 +2510,89 @@
       <w:pPr>
         <w:ind w:left="360"/>
       </w:pPr>
-      <w:r>
-        <w:rPr>
-          <w:sz w:val="20"/>
-        </w:rPr>
-        <w:t>TopologyEmbeddingNetwork (2x GCNConv layers, 16-dimensional embedding) + IsolationDetector (learned continuous isolation score, monotonically non-decreasing w_ml, replaces hard-coded w_ml&gt;=0.70 threshold) + DeepTopologyAttentionGate (&gt;=2 hidden layers, &gt;=64 hidden dim, dropout regularization).</w:t>
+      <w:proofErr w:type="spellStart"/>
+      <w:r>
+        <w:rPr>
+          <w:sz w:val="20"/>
+        </w:rPr>
+        <w:t>TopologyEmbeddingNetwork</w:t>
+      </w:r>
+      <w:proofErr w:type="spellEnd"/>
+      <w:r>
+        <w:rPr>
+          <w:sz w:val="20"/>
+        </w:rPr>
+        <w:t xml:space="preserve"> (2x </w:t>
+      </w:r>
+      <w:proofErr w:type="spellStart"/>
+      <w:r>
+        <w:rPr>
+          <w:sz w:val="20"/>
+        </w:rPr>
+        <w:t>GCNConv</w:t>
+      </w:r>
+      <w:proofErr w:type="spellEnd"/>
+      <w:r>
+        <w:rPr>
+          <w:sz w:val="20"/>
+        </w:rPr>
+        <w:t xml:space="preserve"> layers, 16-dimensional embedding) + </w:t>
+      </w:r>
+      <w:proofErr w:type="spellStart"/>
+      <w:r>
+        <w:rPr>
+          <w:sz w:val="20"/>
+        </w:rPr>
+        <w:t>IsolationDetector</w:t>
+      </w:r>
+      <w:proofErr w:type="spellEnd"/>
+      <w:r>
+        <w:rPr>
+          <w:sz w:val="20"/>
+        </w:rPr>
+        <w:t xml:space="preserve"> (learned continuous isolation score, monotonically non-decreasing </w:t>
+      </w:r>
+      <w:proofErr w:type="spellStart"/>
+      <w:r>
+        <w:rPr>
+          <w:sz w:val="20"/>
+        </w:rPr>
+        <w:t>w_ml</w:t>
+      </w:r>
+      <w:proofErr w:type="spellEnd"/>
+      <w:r>
+        <w:rPr>
+          <w:sz w:val="20"/>
+        </w:rPr>
+        <w:t xml:space="preserve">, replaces hard-coded </w:t>
+      </w:r>
+      <w:proofErr w:type="spellStart"/>
+      <w:r>
+        <w:rPr>
+          <w:sz w:val="20"/>
+        </w:rPr>
+        <w:t>w_ml</w:t>
+      </w:r>
+      <w:proofErr w:type="spellEnd"/>
+      <w:r>
+        <w:rPr>
+          <w:sz w:val="20"/>
+        </w:rPr>
+        <w:t xml:space="preserve">&gt;=0.70 threshold) + </w:t>
+      </w:r>
+      <w:proofErr w:type="spellStart"/>
+      <w:r>
+        <w:rPr>
+          <w:sz w:val="20"/>
+        </w:rPr>
+        <w:t>DeepTopologyAttentionGate</w:t>
+      </w:r>
+      <w:proofErr w:type="spellEnd"/>
+      <w:r>
+        <w:rPr>
+          <w:sz w:val="20"/>
+        </w:rPr>
+        <w:t xml:space="preserve"> (&gt;=2 hidden layers, &gt;=64 hidden dim, dropout regularization).</w:t>
       </w:r>
     </w:p>
     <w:p/>
@@ -2325,11 +2612,89 @@
       <w:pPr>
         <w:ind w:left="360"/>
       </w:pPr>
-      <w:r>
-        <w:rPr>
-          <w:sz w:val="20"/>
-        </w:rPr>
-        <w:t>OnlinePrecisionMonitor (rolling 500-sample window, P@50 recomputed live) + EnhancedConceptDriftDetector (KL-divergence + precision jointly classify: no_drift / benign_shift / precision_degraded, per-path isolation) + EnhancedAdaptivePrecisionBudget (0.7 x online + 0.3 x shadow blending, output in [0.55, 0.75]).</w:t>
+      <w:proofErr w:type="spellStart"/>
+      <w:r>
+        <w:rPr>
+          <w:sz w:val="20"/>
+        </w:rPr>
+        <w:t>OnlinePrecisionMonitor</w:t>
+      </w:r>
+      <w:proofErr w:type="spellEnd"/>
+      <w:r>
+        <w:rPr>
+          <w:sz w:val="20"/>
+        </w:rPr>
+        <w:t xml:space="preserve"> (rolling 500-sample window, P@50 recomputed live) + </w:t>
+      </w:r>
+      <w:proofErr w:type="spellStart"/>
+      <w:r>
+        <w:rPr>
+          <w:sz w:val="20"/>
+        </w:rPr>
+        <w:t>EnhancedConceptDriftDetector</w:t>
+      </w:r>
+      <w:proofErr w:type="spellEnd"/>
+      <w:r>
+        <w:rPr>
+          <w:sz w:val="20"/>
+        </w:rPr>
+        <w:t xml:space="preserve"> (KL-divergence + precision jointly classify: </w:t>
+      </w:r>
+      <w:proofErr w:type="spellStart"/>
+      <w:r>
+        <w:rPr>
+          <w:sz w:val="20"/>
+        </w:rPr>
+        <w:t>no_drift</w:t>
+      </w:r>
+      <w:proofErr w:type="spellEnd"/>
+      <w:r>
+        <w:rPr>
+          <w:sz w:val="20"/>
+        </w:rPr>
+        <w:t xml:space="preserve"> / </w:t>
+      </w:r>
+      <w:proofErr w:type="spellStart"/>
+      <w:r>
+        <w:rPr>
+          <w:sz w:val="20"/>
+        </w:rPr>
+        <w:t>benign_shift</w:t>
+      </w:r>
+      <w:proofErr w:type="spellEnd"/>
+      <w:r>
+        <w:rPr>
+          <w:sz w:val="20"/>
+        </w:rPr>
+        <w:t xml:space="preserve"> / </w:t>
+      </w:r>
+      <w:proofErr w:type="spellStart"/>
+      <w:r>
+        <w:rPr>
+          <w:sz w:val="20"/>
+        </w:rPr>
+        <w:t>precision_degraded</w:t>
+      </w:r>
+      <w:proofErr w:type="spellEnd"/>
+      <w:r>
+        <w:rPr>
+          <w:sz w:val="20"/>
+        </w:rPr>
+        <w:t xml:space="preserve">, per-path isolation) + </w:t>
+      </w:r>
+      <w:proofErr w:type="spellStart"/>
+      <w:r>
+        <w:rPr>
+          <w:sz w:val="20"/>
+        </w:rPr>
+        <w:t>EnhancedAdaptivePrecisionBudget</w:t>
+      </w:r>
+      <w:proofErr w:type="spellEnd"/>
+      <w:r>
+        <w:rPr>
+          <w:sz w:val="20"/>
+        </w:rPr>
+        <w:t xml:space="preserve"> (0.7 x online + 0.3 x shadow blending, output in [0.55, 0.75]).</w:t>
       </w:r>
     </w:p>
     <w:p/>
@@ -2349,11 +2714,19 @@
       <w:pPr>
         <w:ind w:left="360"/>
       </w:pPr>
-      <w:r>
-        <w:rPr>
-          <w:sz w:val="20"/>
-        </w:rPr>
-        <w:t>ResourceManager records every execution-path switch with concrete resource metrics: memory allocation delta, computation-time delta, and active processing-unit count — anchoring patent claims to system-level technological improvements that survive Alice Corp. v. CLS Bank.</w:t>
+      <w:proofErr w:type="spellStart"/>
+      <w:r>
+        <w:rPr>
+          <w:sz w:val="20"/>
+        </w:rPr>
+        <w:t>ResourceManager</w:t>
+      </w:r>
+      <w:proofErr w:type="spellEnd"/>
+      <w:r>
+        <w:rPr>
+          <w:sz w:val="20"/>
+        </w:rPr>
+        <w:t xml:space="preserve"> records every execution-path switch with concrete resource metrics: memory allocation delta, computation-time delta, and active processing-unit count — anchoring patent claims to system-level technological improvements that survive Alice Corp. v. CLS Bank.</w:t>
       </w:r>
     </w:p>
     <w:p/>
@@ -2508,7 +2881,35 @@
         <w:rPr>
           <w:sz w:val="20"/>
         </w:rPr>
-        <w:t>2.  Replace manual topology feature engineering with end-to-end learned GNN embeddings (TopologyEmbeddingNetwork) and replace hard-coded isolation thresholds with a learned continuous isolation function (IsolationDetector).</w:t>
+        <w:t>2.  Replace manual topology feature engineering with end-to-end learned GNN embeddings (</w:t>
+      </w:r>
+      <w:proofErr w:type="spellStart"/>
+      <w:r>
+        <w:rPr>
+          <w:sz w:val="20"/>
+        </w:rPr>
+        <w:t>TopologyEmbeddingNetwork</w:t>
+      </w:r>
+      <w:proofErr w:type="spellEnd"/>
+      <w:r>
+        <w:rPr>
+          <w:sz w:val="20"/>
+        </w:rPr>
+        <w:t>) and replace hard-coded isolation thresholds with a learned continuous isolation function (</w:t>
+      </w:r>
+      <w:proofErr w:type="spellStart"/>
+      <w:r>
+        <w:rPr>
+          <w:sz w:val="20"/>
+        </w:rPr>
+        <w:t>IsolationDetector</w:t>
+      </w:r>
+      <w:proofErr w:type="spellEnd"/>
+      <w:r>
+        <w:rPr>
+          <w:sz w:val="20"/>
+        </w:rPr>
+        <w:t>).</w:t>
       </w:r>
     </w:p>
     <w:p>
@@ -2519,7 +2920,35 @@
         <w:rPr>
           <w:sz w:val="20"/>
         </w:rPr>
-        <w:t>3.  Replace static offline P@50 assumptions in the routing table with live online precision recalibration (OnlinePrecisionMonitor) and direct precision drift detection (EnhancedConceptDriftDetector).</w:t>
+        <w:t>3.  Replace static offline P@50 assumptions in the routing table with live online precision recalibration (</w:t>
+      </w:r>
+      <w:proofErr w:type="spellStart"/>
+      <w:r>
+        <w:rPr>
+          <w:sz w:val="20"/>
+        </w:rPr>
+        <w:t>OnlinePrecisionMonitor</w:t>
+      </w:r>
+      <w:proofErr w:type="spellEnd"/>
+      <w:r>
+        <w:rPr>
+          <w:sz w:val="20"/>
+        </w:rPr>
+        <w:t>) and direct precision drift detection (</w:t>
+      </w:r>
+      <w:proofErr w:type="spellStart"/>
+      <w:r>
+        <w:rPr>
+          <w:sz w:val="20"/>
+        </w:rPr>
+        <w:t>EnhancedConceptDriftDetector</w:t>
+      </w:r>
+      <w:proofErr w:type="spellEnd"/>
+      <w:r>
+        <w:rPr>
+          <w:sz w:val="20"/>
+        </w:rPr>
+        <w:t>).</w:t>
       </w:r>
     </w:p>
     <w:p>
@@ -2530,7 +2959,21 @@
         <w:rPr>
           <w:sz w:val="20"/>
         </w:rPr>
-        <w:t>4.  Anchor all patent claims to concrete system-level resource management operations (memory buffer allocation, execution-path routing, atomic model swap, utilisation reporting) to satisfy 35 U.S.C. §101 subject-matter eligibility.</w:t>
+        <w:t xml:space="preserve">4.  Anchor all patent claims to concrete system-level resource management operations (memory buffer allocation, execution-path routing, atomic model swap, </w:t>
+      </w:r>
+      <w:proofErr w:type="spellStart"/>
+      <w:r>
+        <w:rPr>
+          <w:sz w:val="20"/>
+        </w:rPr>
+        <w:t>utilisation</w:t>
+      </w:r>
+      <w:proofErr w:type="spellEnd"/>
+      <w:r>
+        <w:rPr>
+          <w:sz w:val="20"/>
+        </w:rPr>
+        <w:t xml:space="preserve"> reporting) to satisfy 35 U.S.C. §101 subject-matter eligibility.</w:t>
       </w:r>
     </w:p>
     <w:p>
@@ -2675,6 +3118,7 @@
         </w:rPr>
         <w:t>The standard PageRank power iteration computes r[v] = (1-d)/N + d * SUM(r[u]*w(</w:t>
       </w:r>
+      <w:proofErr w:type="spellStart"/>
       <w:proofErr w:type="gramStart"/>
       <w:r>
         <w:rPr>
@@ -2682,6 +3126,7 @@
         </w:rPr>
         <w:t>u,v</w:t>
       </w:r>
+      <w:proofErr w:type="spellEnd"/>
       <w:proofErr w:type="gramEnd"/>
       <w:r>
         <w:rPr>
@@ -2689,6 +3134,7 @@
         </w:rPr>
         <w:t>)/SUM(w(</w:t>
       </w:r>
+      <w:proofErr w:type="spellStart"/>
       <w:proofErr w:type="gramStart"/>
       <w:r>
         <w:rPr>
@@ -2696,6 +3142,7 @@
         </w:rPr>
         <w:t>u,k</w:t>
       </w:r>
+      <w:proofErr w:type="spellEnd"/>
       <w:proofErr w:type="gramEnd"/>
       <w:r>
         <w:rPr>
@@ -2703,6 +3150,7 @@
         </w:rPr>
         <w:t>))). In this invention, edge weight w(</w:t>
       </w:r>
+      <w:proofErr w:type="spellStart"/>
       <w:proofErr w:type="gramStart"/>
       <w:r>
         <w:rPr>
@@ -2710,6 +3158,7 @@
         </w:rPr>
         <w:t>u,v</w:t>
       </w:r>
+      <w:proofErr w:type="spellEnd"/>
       <w:proofErr w:type="gramEnd"/>
       <w:r>
         <w:rPr>
@@ -2727,7 +3176,39 @@
           <w:b/>
           <w:sz w:val="20"/>
         </w:rPr>
-        <w:t xml:space="preserve">    w_temporal(e) = w_original(e) x </w:t>
+        <w:t xml:space="preserve">    </w:t>
+      </w:r>
+      <w:proofErr w:type="spellStart"/>
+      <w:r>
+        <w:rPr>
+          <w:b/>
+          <w:sz w:val="20"/>
+        </w:rPr>
+        <w:t>w_temporal</w:t>
+      </w:r>
+      <w:proofErr w:type="spellEnd"/>
+      <w:r>
+        <w:rPr>
+          <w:b/>
+          <w:sz w:val="20"/>
+        </w:rPr>
+        <w:t xml:space="preserve">(e) = </w:t>
+      </w:r>
+      <w:proofErr w:type="spellStart"/>
+      <w:r>
+        <w:rPr>
+          <w:b/>
+          <w:sz w:val="20"/>
+        </w:rPr>
+        <w:t>w_original</w:t>
+      </w:r>
+      <w:proofErr w:type="spellEnd"/>
+      <w:r>
+        <w:rPr>
+          <w:b/>
+          <w:sz w:val="20"/>
+        </w:rPr>
+        <w:t xml:space="preserve">(e) x </w:t>
       </w:r>
       <w:proofErr w:type="gramStart"/>
       <w:r>
@@ -2743,29 +3224,153 @@
           <w:b/>
           <w:sz w:val="20"/>
         </w:rPr>
-        <w:t>-lambda x EdgeAge(e)) x burst_multiplier(sender)</w:t>
-      </w:r>
-    </w:p>
-    <w:p>
-      <w:r>
-        <w:rPr>
-          <w:sz w:val="20"/>
-        </w:rPr>
-        <w:t xml:space="preserve">where: lambda = 0.693 / half_life_days (default 7 days); EdgeAge = (reference_date - </w:t>
-      </w:r>
+        <w:t xml:space="preserve">-lambda x </w:t>
+      </w:r>
+      <w:proofErr w:type="spellStart"/>
+      <w:r>
+        <w:rPr>
+          <w:b/>
+          <w:sz w:val="20"/>
+        </w:rPr>
+        <w:t>EdgeAge</w:t>
+      </w:r>
+      <w:proofErr w:type="spellEnd"/>
+      <w:r>
+        <w:rPr>
+          <w:b/>
+          <w:sz w:val="20"/>
+        </w:rPr>
+        <w:t xml:space="preserve">(e)) x </w:t>
+      </w:r>
+      <w:proofErr w:type="spellStart"/>
+      <w:r>
+        <w:rPr>
+          <w:b/>
+          <w:sz w:val="20"/>
+        </w:rPr>
+        <w:t>burst_multiplier</w:t>
+      </w:r>
+      <w:proofErr w:type="spellEnd"/>
+      <w:r>
+        <w:rPr>
+          <w:b/>
+          <w:sz w:val="20"/>
+        </w:rPr>
+        <w:t>(sender)</w:t>
+      </w:r>
+    </w:p>
+    <w:p>
+      <w:r>
+        <w:rPr>
+          <w:sz w:val="20"/>
+        </w:rPr>
+        <w:t xml:space="preserve">where: lambda = 0.693 / </w:t>
+      </w:r>
+      <w:proofErr w:type="spellStart"/>
+      <w:r>
+        <w:rPr>
+          <w:sz w:val="20"/>
+        </w:rPr>
+        <w:t>half_life_days</w:t>
+      </w:r>
+      <w:proofErr w:type="spellEnd"/>
+      <w:r>
+        <w:rPr>
+          <w:sz w:val="20"/>
+        </w:rPr>
+        <w:t xml:space="preserve"> (default 7 days); </w:t>
+      </w:r>
+      <w:proofErr w:type="spellStart"/>
+      <w:r>
+        <w:rPr>
+          <w:sz w:val="20"/>
+        </w:rPr>
+        <w:t>EdgeAge</w:t>
+      </w:r>
+      <w:proofErr w:type="spellEnd"/>
+      <w:r>
+        <w:rPr>
+          <w:sz w:val="20"/>
+        </w:rPr>
+        <w:t xml:space="preserve"> = (</w:t>
+      </w:r>
+      <w:proofErr w:type="spellStart"/>
+      <w:r>
+        <w:rPr>
+          <w:sz w:val="20"/>
+        </w:rPr>
+        <w:t>reference_date</w:t>
+      </w:r>
+      <w:proofErr w:type="spellEnd"/>
+      <w:r>
+        <w:rPr>
+          <w:sz w:val="20"/>
+        </w:rPr>
+        <w:t xml:space="preserve"> - </w:t>
+      </w:r>
+      <w:proofErr w:type="spellStart"/>
       <w:proofErr w:type="gramStart"/>
       <w:r>
         <w:rPr>
           <w:sz w:val="20"/>
         </w:rPr>
-        <w:t>edge.Date).days</w:t>
+        <w:t>edge.Date</w:t>
+      </w:r>
+      <w:proofErr w:type="spellEnd"/>
+      <w:r>
+        <w:rPr>
+          <w:sz w:val="20"/>
+        </w:rPr>
+        <w:t>).days</w:t>
       </w:r>
       <w:proofErr w:type="gramEnd"/>
       <w:r>
         <w:rPr>
           <w:sz w:val="20"/>
         </w:rPr>
-        <w:t>; burst_multiplier = 1 + (window_count/total_count) if sender sent &gt;5 transactions in last 3 days, else 1.0. After convergence (L1 norm &lt; 1e-6, max 100 iterations): asymmetric SCC penalty is applied (collector 0.25x, distributor 0.50x, balanced 0.375x) and dormant nodes are capped at 0.1x max score.</w:t>
+        <w:t xml:space="preserve">; </w:t>
+      </w:r>
+      <w:proofErr w:type="spellStart"/>
+      <w:r>
+        <w:rPr>
+          <w:sz w:val="20"/>
+        </w:rPr>
+        <w:t>burst_multiplier</w:t>
+      </w:r>
+      <w:proofErr w:type="spellEnd"/>
+      <w:r>
+        <w:rPr>
+          <w:sz w:val="20"/>
+        </w:rPr>
+        <w:t xml:space="preserve"> = 1 + (</w:t>
+      </w:r>
+      <w:proofErr w:type="spellStart"/>
+      <w:r>
+        <w:rPr>
+          <w:sz w:val="20"/>
+        </w:rPr>
+        <w:t>window_count</w:t>
+      </w:r>
+      <w:proofErr w:type="spellEnd"/>
+      <w:r>
+        <w:rPr>
+          <w:sz w:val="20"/>
+        </w:rPr>
+        <w:t>/</w:t>
+      </w:r>
+      <w:proofErr w:type="spellStart"/>
+      <w:r>
+        <w:rPr>
+          <w:sz w:val="20"/>
+        </w:rPr>
+        <w:t>total_count</w:t>
+      </w:r>
+      <w:proofErr w:type="spellEnd"/>
+      <w:r>
+        <w:rPr>
+          <w:sz w:val="20"/>
+        </w:rPr>
+        <w:t>) if sender sent &gt;5 transactions in last 3 days, else 1.0. After convergence (L1 norm &lt; 1e-6, max 100 iterations): asymmetric SCC penalty is applied (collector 0.25x, distributor 0.50x, balanced 0.375x) and dormant nodes are capped at 0.1x max score.</w:t>
       </w:r>
     </w:p>
     <w:p/>
@@ -2778,15 +3383,52 @@
           <w:b/>
           <w:sz w:val="20"/>
         </w:rPr>
-        <w:t>Innovation 2: Topology-Adaptive Fusion with TopologyAttentionGate</w:t>
-      </w:r>
-    </w:p>
-    <w:p>
-      <w:r>
-        <w:rPr>
-          <w:sz w:val="20"/>
-        </w:rPr>
-        <w:t>For each account, the 2-hop ego-network is extracted and a 6-dimensional TopologyVector is computed. This vector is passed to the TopologyAttentionGate:</w:t>
+        <w:t xml:space="preserve">Innovation 2: Topology-Adaptive Fusion with </w:t>
+      </w:r>
+      <w:proofErr w:type="spellStart"/>
+      <w:r>
+        <w:rPr>
+          <w:b/>
+          <w:sz w:val="20"/>
+        </w:rPr>
+        <w:t>TopologyAttentionGate</w:t>
+      </w:r>
+      <w:proofErr w:type="spellEnd"/>
+    </w:p>
+    <w:p>
+      <w:r>
+        <w:rPr>
+          <w:sz w:val="20"/>
+        </w:rPr>
+        <w:t xml:space="preserve">For each account, the 2-hop ego-network is extracted and a 6-dimensional </w:t>
+      </w:r>
+      <w:proofErr w:type="spellStart"/>
+      <w:r>
+        <w:rPr>
+          <w:sz w:val="20"/>
+        </w:rPr>
+        <w:t>TopologyVector</w:t>
+      </w:r>
+      <w:proofErr w:type="spellEnd"/>
+      <w:r>
+        <w:rPr>
+          <w:sz w:val="20"/>
+        </w:rPr>
+        <w:t xml:space="preserve"> is computed. This vector is passed to the </w:t>
+      </w:r>
+      <w:proofErr w:type="spellStart"/>
+      <w:r>
+        <w:rPr>
+          <w:sz w:val="20"/>
+        </w:rPr>
+        <w:t>TopologyAttentionGate</w:t>
+      </w:r>
+      <w:proofErr w:type="spellEnd"/>
+      <w:r>
+        <w:rPr>
+          <w:sz w:val="20"/>
+        </w:rPr>
+        <w:t>:</w:t>
       </w:r>
     </w:p>
     <w:p>
@@ -2806,19 +3448,41 @@
         </w:rPr>
         <w:t>sigmoid(</w:t>
       </w:r>
+      <w:proofErr w:type="spellStart"/>
       <w:proofErr w:type="gramEnd"/>
       <w:r>
         <w:rPr>
           <w:sz w:val="19"/>
         </w:rPr>
-        <w:t>W_gate x topology_</w:t>
+        <w:t>W_gate</w:t>
+      </w:r>
+      <w:proofErr w:type="spellEnd"/>
+      <w:r>
+        <w:rPr>
+          <w:sz w:val="19"/>
+        </w:rPr>
+        <w:t xml:space="preserve"> x </w:t>
+      </w:r>
+      <w:proofErr w:type="spellStart"/>
+      <w:r>
+        <w:rPr>
+          <w:sz w:val="19"/>
+        </w:rPr>
+        <w:t>topology_</w:t>
       </w:r>
       <w:proofErr w:type="gramStart"/>
       <w:r>
         <w:rPr>
           <w:sz w:val="19"/>
         </w:rPr>
-        <w:t xml:space="preserve">vector)   </w:t>
+        <w:t>vector</w:t>
+      </w:r>
+      <w:proofErr w:type="spellEnd"/>
+      <w:r>
+        <w:rPr>
+          <w:sz w:val="19"/>
+        </w:rPr>
+        <w:t xml:space="preserve">)   </w:t>
       </w:r>
       <w:proofErr w:type="gramEnd"/>
       <w:r>
@@ -2850,7 +3514,21 @@
         <w:rPr>
           <w:sz w:val="19"/>
         </w:rPr>
-        <w:t xml:space="preserve">    gate_score = mean(</w:t>
+        <w:t xml:space="preserve">    </w:t>
+      </w:r>
+      <w:proofErr w:type="spellStart"/>
+      <w:r>
+        <w:rPr>
+          <w:sz w:val="19"/>
+        </w:rPr>
+        <w:t>gate_score</w:t>
+      </w:r>
+      <w:proofErr w:type="spellEnd"/>
+      <w:r>
+        <w:rPr>
+          <w:sz w:val="19"/>
+        </w:rPr>
+        <w:t xml:space="preserve"> = mean(</w:t>
       </w:r>
       <w:proofErr w:type="gramStart"/>
       <w:r>
@@ -2889,7 +3567,35 @@
         <w:rPr>
           <w:sz w:val="19"/>
         </w:rPr>
-        <w:t xml:space="preserve">    gate_amp   = 1.0 + 2.0 x gate_score               </w:t>
+        <w:t xml:space="preserve">    </w:t>
+      </w:r>
+      <w:proofErr w:type="spellStart"/>
+      <w:r>
+        <w:rPr>
+          <w:sz w:val="19"/>
+        </w:rPr>
+        <w:t>gate_amp</w:t>
+      </w:r>
+      <w:proofErr w:type="spellEnd"/>
+      <w:r>
+        <w:rPr>
+          <w:sz w:val="19"/>
+        </w:rPr>
+        <w:t xml:space="preserve">   = 1.0 + 2.0 x </w:t>
+      </w:r>
+      <w:proofErr w:type="spellStart"/>
+      <w:r>
+        <w:rPr>
+          <w:sz w:val="19"/>
+        </w:rPr>
+        <w:t>gate_score</w:t>
+      </w:r>
+      <w:proofErr w:type="spellEnd"/>
+      <w:r>
+        <w:rPr>
+          <w:sz w:val="19"/>
+        </w:rPr>
+        <w:t xml:space="preserve">               </w:t>
       </w:r>
       <w:proofErr w:type="gramStart"/>
       <w:r>
@@ -2914,28 +3620,72 @@
         <w:rPr>
           <w:sz w:val="19"/>
         </w:rPr>
-        <w:t xml:space="preserve">    base_w     = </w:t>
-      </w:r>
+        <w:t xml:space="preserve">    </w:t>
+      </w:r>
+      <w:proofErr w:type="spellStart"/>
+      <w:r>
+        <w:rPr>
+          <w:sz w:val="19"/>
+        </w:rPr>
+        <w:t>base_w</w:t>
+      </w:r>
+      <w:proofErr w:type="spellEnd"/>
+      <w:r>
+        <w:rPr>
+          <w:sz w:val="19"/>
+        </w:rPr>
+        <w:t xml:space="preserve">     = </w:t>
+      </w:r>
+      <w:proofErr w:type="spellStart"/>
       <w:proofErr w:type="gramStart"/>
       <w:r>
         <w:rPr>
           <w:sz w:val="19"/>
         </w:rPr>
-        <w:t>softmax(</w:t>
-      </w:r>
+        <w:t>softmax</w:t>
+      </w:r>
+      <w:proofErr w:type="spellEnd"/>
+      <w:r>
+        <w:rPr>
+          <w:sz w:val="19"/>
+        </w:rPr>
+        <w:t>(</w:t>
+      </w:r>
+      <w:proofErr w:type="spellStart"/>
       <w:proofErr w:type="gramEnd"/>
       <w:r>
         <w:rPr>
           <w:sz w:val="19"/>
         </w:rPr>
-        <w:t>W_base x topology_</w:t>
+        <w:t>W_base</w:t>
+      </w:r>
+      <w:proofErr w:type="spellEnd"/>
+      <w:r>
+        <w:rPr>
+          <w:sz w:val="19"/>
+        </w:rPr>
+        <w:t xml:space="preserve"> x </w:t>
+      </w:r>
+      <w:proofErr w:type="spellStart"/>
+      <w:r>
+        <w:rPr>
+          <w:sz w:val="19"/>
+        </w:rPr>
+        <w:t>topology_</w:t>
       </w:r>
       <w:proofErr w:type="gramStart"/>
       <w:r>
         <w:rPr>
           <w:sz w:val="19"/>
         </w:rPr>
-        <w:t xml:space="preserve">vector)   </w:t>
+        <w:t>vector</w:t>
+      </w:r>
+      <w:proofErr w:type="spellEnd"/>
+      <w:r>
+        <w:rPr>
+          <w:sz w:val="19"/>
+        </w:rPr>
+        <w:t xml:space="preserve">)   </w:t>
       </w:r>
       <w:proofErr w:type="gramEnd"/>
       <w:r>
@@ -2967,7 +3717,35 @@
         <w:rPr>
           <w:sz w:val="19"/>
         </w:rPr>
-        <w:t xml:space="preserve">    w_graph   *= gate_amp                              </w:t>
+        <w:t xml:space="preserve">    </w:t>
+      </w:r>
+      <w:proofErr w:type="spellStart"/>
+      <w:r>
+        <w:rPr>
+          <w:sz w:val="19"/>
+        </w:rPr>
+        <w:t>w_graph</w:t>
+      </w:r>
+      <w:proofErr w:type="spellEnd"/>
+      <w:r>
+        <w:rPr>
+          <w:sz w:val="19"/>
+        </w:rPr>
+        <w:t xml:space="preserve">   *= </w:t>
+      </w:r>
+      <w:proofErr w:type="spellStart"/>
+      <w:r>
+        <w:rPr>
+          <w:sz w:val="19"/>
+        </w:rPr>
+        <w:t>gate_amp</w:t>
+      </w:r>
+      <w:proofErr w:type="spellEnd"/>
+      <w:r>
+        <w:rPr>
+          <w:sz w:val="19"/>
+        </w:rPr>
+        <w:t xml:space="preserve">                              </w:t>
       </w:r>
       <w:proofErr w:type="gramStart"/>
       <w:r>
@@ -2992,7 +3770,21 @@
         <w:rPr>
           <w:sz w:val="19"/>
         </w:rPr>
-        <w:t xml:space="preserve">    w_final    = clamp(w/sum(w), 0.05, 0.90)          </w:t>
+        <w:t xml:space="preserve">    </w:t>
+      </w:r>
+      <w:proofErr w:type="spellStart"/>
+      <w:r>
+        <w:rPr>
+          <w:sz w:val="19"/>
+        </w:rPr>
+        <w:t>w_final</w:t>
+      </w:r>
+      <w:proofErr w:type="spellEnd"/>
+      <w:r>
+        <w:rPr>
+          <w:sz w:val="19"/>
+        </w:rPr>
+        <w:t xml:space="preserve">    = clamp(w/sum(w), 0.05, 0.90)          </w:t>
       </w:r>
       <w:proofErr w:type="gramStart"/>
       <w:r>
@@ -3017,8 +3809,86 @@
         <w:rPr>
           <w:sz w:val="19"/>
         </w:rPr>
-        <w:t xml:space="preserve">    fused      = w_ml*S_ml + w_graph*S_graph + w_rules*S_rules</w:t>
-      </w:r>
+        <w:t xml:space="preserve">    fused      = </w:t>
+      </w:r>
+      <w:proofErr w:type="spellStart"/>
+      <w:r>
+        <w:rPr>
+          <w:sz w:val="19"/>
+        </w:rPr>
+        <w:t>w_ml</w:t>
+      </w:r>
+      <w:proofErr w:type="spellEnd"/>
+      <w:r>
+        <w:rPr>
+          <w:sz w:val="19"/>
+        </w:rPr>
+        <w:t>*</w:t>
+      </w:r>
+      <w:proofErr w:type="spellStart"/>
+      <w:r>
+        <w:rPr>
+          <w:sz w:val="19"/>
+        </w:rPr>
+        <w:t>S_ml</w:t>
+      </w:r>
+      <w:proofErr w:type="spellEnd"/>
+      <w:r>
+        <w:rPr>
+          <w:sz w:val="19"/>
+        </w:rPr>
+        <w:t xml:space="preserve"> + </w:t>
+      </w:r>
+      <w:proofErr w:type="spellStart"/>
+      <w:r>
+        <w:rPr>
+          <w:sz w:val="19"/>
+        </w:rPr>
+        <w:t>w_graph</w:t>
+      </w:r>
+      <w:proofErr w:type="spellEnd"/>
+      <w:r>
+        <w:rPr>
+          <w:sz w:val="19"/>
+        </w:rPr>
+        <w:t>*</w:t>
+      </w:r>
+      <w:proofErr w:type="spellStart"/>
+      <w:r>
+        <w:rPr>
+          <w:sz w:val="19"/>
+        </w:rPr>
+        <w:t>S_graph</w:t>
+      </w:r>
+      <w:proofErr w:type="spellEnd"/>
+      <w:r>
+        <w:rPr>
+          <w:sz w:val="19"/>
+        </w:rPr>
+        <w:t xml:space="preserve"> + </w:t>
+      </w:r>
+      <w:proofErr w:type="spellStart"/>
+      <w:r>
+        <w:rPr>
+          <w:sz w:val="19"/>
+        </w:rPr>
+        <w:t>w_rules</w:t>
+      </w:r>
+      <w:proofErr w:type="spellEnd"/>
+      <w:r>
+        <w:rPr>
+          <w:sz w:val="19"/>
+        </w:rPr>
+        <w:t>*</w:t>
+      </w:r>
+      <w:proofErr w:type="spellStart"/>
+      <w:r>
+        <w:rPr>
+          <w:sz w:val="19"/>
+        </w:rPr>
+        <w:t>S_rules</w:t>
+      </w:r>
+      <w:proofErr w:type="spellEnd"/>
     </w:p>
     <w:p/>
     <w:p>
@@ -3038,7 +3908,105 @@
         <w:rPr>
           <w:sz w:val="20"/>
         </w:rPr>
-        <w:t>Every 10 seconds, 3-metric HealthVectors are computed for each component. State transitions: HEALTHY -&gt; DEGRADED after 2 consecutive unhealthy cycles; DEGRADED -&gt; HEALTHY after 3 consecutive healthy cycles; flap protection locks COOLDOWN for 5 minutes after &gt;3 transitions in 5 minutes. On any state change: select_path(healthy_set) = argmax P@50 such that required_components is a subset of healthy_set AND P@50 &gt;= AdaptiveBudget.current(). Shadow evaluation verifies live precision; PrecisionDriftDetector monitors KL-divergence.</w:t>
+        <w:t xml:space="preserve">Every 10 seconds, 3-metric </w:t>
+      </w:r>
+      <w:proofErr w:type="spellStart"/>
+      <w:r>
+        <w:rPr>
+          <w:sz w:val="20"/>
+        </w:rPr>
+        <w:t>HealthVectors</w:t>
+      </w:r>
+      <w:proofErr w:type="spellEnd"/>
+      <w:r>
+        <w:rPr>
+          <w:sz w:val="20"/>
+        </w:rPr>
+        <w:t xml:space="preserve"> are computed for each component. State transitions: HEALTHY -&gt; DEGRADED after 2 consecutive unhealthy cycles; DEGRADED -&gt; HEALTHY after 3 consecutive healthy cycles; flap protection locks COOLDOWN for 5 minutes after &gt;3 transitions in 5 minutes. On any state change: </w:t>
+      </w:r>
+      <w:proofErr w:type="spellStart"/>
+      <w:r>
+        <w:rPr>
+          <w:sz w:val="20"/>
+        </w:rPr>
+        <w:t>select_path</w:t>
+      </w:r>
+      <w:proofErr w:type="spellEnd"/>
+      <w:r>
+        <w:rPr>
+          <w:sz w:val="20"/>
+        </w:rPr>
+        <w:t>(</w:t>
+      </w:r>
+      <w:proofErr w:type="spellStart"/>
+      <w:r>
+        <w:rPr>
+          <w:sz w:val="20"/>
+        </w:rPr>
+        <w:t>healthy_set</w:t>
+      </w:r>
+      <w:proofErr w:type="spellEnd"/>
+      <w:r>
+        <w:rPr>
+          <w:sz w:val="20"/>
+        </w:rPr>
+        <w:t xml:space="preserve">) = argmax P@50 such that </w:t>
+      </w:r>
+      <w:proofErr w:type="spellStart"/>
+      <w:r>
+        <w:rPr>
+          <w:sz w:val="20"/>
+        </w:rPr>
+        <w:t>required_components</w:t>
+      </w:r>
+      <w:proofErr w:type="spellEnd"/>
+      <w:r>
+        <w:rPr>
+          <w:sz w:val="20"/>
+        </w:rPr>
+        <w:t xml:space="preserve"> is a subset of </w:t>
+      </w:r>
+      <w:proofErr w:type="spellStart"/>
+      <w:r>
+        <w:rPr>
+          <w:sz w:val="20"/>
+        </w:rPr>
+        <w:t>healthy_set</w:t>
+      </w:r>
+      <w:proofErr w:type="spellEnd"/>
+      <w:r>
+        <w:rPr>
+          <w:sz w:val="20"/>
+        </w:rPr>
+        <w:t xml:space="preserve"> AND P@50 &gt;= </w:t>
+      </w:r>
+      <w:proofErr w:type="spellStart"/>
+      <w:r>
+        <w:rPr>
+          <w:sz w:val="20"/>
+        </w:rPr>
+        <w:t>AdaptiveBudget.current</w:t>
+      </w:r>
+      <w:proofErr w:type="spellEnd"/>
+      <w:r>
+        <w:rPr>
+          <w:sz w:val="20"/>
+        </w:rPr>
+        <w:t xml:space="preserve">(). Shadow evaluation verifies live precision; </w:t>
+      </w:r>
+      <w:proofErr w:type="spellStart"/>
+      <w:r>
+        <w:rPr>
+          <w:sz w:val="20"/>
+        </w:rPr>
+        <w:t>PrecisionDriftDetector</w:t>
+      </w:r>
+      <w:proofErr w:type="spellEnd"/>
+      <w:r>
+        <w:rPr>
+          <w:sz w:val="20"/>
+        </w:rPr>
+        <w:t xml:space="preserve"> monitors KL-divergence.</w:t>
       </w:r>
     </w:p>
     <w:p/>
@@ -3055,11 +4023,187 @@
       </w:r>
     </w:p>
     <w:p>
-      <w:r>
-        <w:rPr>
-          <w:sz w:val="20"/>
-        </w:rPr>
-        <w:t>ArchitectureHardeningConfig controls all flags (all default = False — identical to baseline). When enabled: LearnableSCCPenalty MLP replaces static 3-archetype penalty via train_penalty() + ResourceManager.atomic_model_swap(); TopologyEmbeddingNetwork (2x GCNConv, 16-d) + IsolationDetector replace manual TopologyVector with 200ms timeout/fallback; DeepTopologyAttentionGate (&gt;=2 hidden layers, &gt;=64 hidden dim, dropout) replaces single-layer gate; OnlinePrecisionMonitor + EnhancedConceptDriftDetector + EnhancedAdaptivePrecisionBudget (0.7x online + 0.3x shadow) replace static assumptions; ResourceManager logs every path switch with memory delta, computation time, and active-unit count.</w:t>
+      <w:proofErr w:type="spellStart"/>
+      <w:r>
+        <w:rPr>
+          <w:sz w:val="20"/>
+        </w:rPr>
+        <w:t>ArchitectureHardeningConfig</w:t>
+      </w:r>
+      <w:proofErr w:type="spellEnd"/>
+      <w:r>
+        <w:rPr>
+          <w:sz w:val="20"/>
+        </w:rPr>
+        <w:t xml:space="preserve"> controls all flags (all default = False — identical to baseline). When enabled: </w:t>
+      </w:r>
+      <w:proofErr w:type="spellStart"/>
+      <w:r>
+        <w:rPr>
+          <w:sz w:val="20"/>
+        </w:rPr>
+        <w:t>LearnableSCCPenalty</w:t>
+      </w:r>
+      <w:proofErr w:type="spellEnd"/>
+      <w:r>
+        <w:rPr>
+          <w:sz w:val="20"/>
+        </w:rPr>
+        <w:t xml:space="preserve"> MLP replaces static 3-archetype penalty via </w:t>
+      </w:r>
+      <w:proofErr w:type="spellStart"/>
+      <w:r>
+        <w:rPr>
+          <w:sz w:val="20"/>
+        </w:rPr>
+        <w:t>train_penalty</w:t>
+      </w:r>
+      <w:proofErr w:type="spellEnd"/>
+      <w:r>
+        <w:rPr>
+          <w:sz w:val="20"/>
+        </w:rPr>
+        <w:t xml:space="preserve">() + </w:t>
+      </w:r>
+      <w:proofErr w:type="spellStart"/>
+      <w:r>
+        <w:rPr>
+          <w:sz w:val="20"/>
+        </w:rPr>
+        <w:t>ResourceManager.atomic_model_swap</w:t>
+      </w:r>
+      <w:proofErr w:type="spellEnd"/>
+      <w:r>
+        <w:rPr>
+          <w:sz w:val="20"/>
+        </w:rPr>
+        <w:t xml:space="preserve">(); </w:t>
+      </w:r>
+      <w:proofErr w:type="spellStart"/>
+      <w:r>
+        <w:rPr>
+          <w:sz w:val="20"/>
+        </w:rPr>
+        <w:t>TopologyEmbeddingNetwork</w:t>
+      </w:r>
+      <w:proofErr w:type="spellEnd"/>
+      <w:r>
+        <w:rPr>
+          <w:sz w:val="20"/>
+        </w:rPr>
+        <w:t xml:space="preserve"> (2x </w:t>
+      </w:r>
+      <w:proofErr w:type="spellStart"/>
+      <w:r>
+        <w:rPr>
+          <w:sz w:val="20"/>
+        </w:rPr>
+        <w:t>GCNConv</w:t>
+      </w:r>
+      <w:proofErr w:type="spellEnd"/>
+      <w:r>
+        <w:rPr>
+          <w:sz w:val="20"/>
+        </w:rPr>
+        <w:t xml:space="preserve">, 16-d) + </w:t>
+      </w:r>
+      <w:proofErr w:type="spellStart"/>
+      <w:r>
+        <w:rPr>
+          <w:sz w:val="20"/>
+        </w:rPr>
+        <w:t>IsolationDetector</w:t>
+      </w:r>
+      <w:proofErr w:type="spellEnd"/>
+      <w:r>
+        <w:rPr>
+          <w:sz w:val="20"/>
+        </w:rPr>
+        <w:t xml:space="preserve"> replace manual </w:t>
+      </w:r>
+      <w:proofErr w:type="spellStart"/>
+      <w:r>
+        <w:rPr>
+          <w:sz w:val="20"/>
+        </w:rPr>
+        <w:t>TopologyVector</w:t>
+      </w:r>
+      <w:proofErr w:type="spellEnd"/>
+      <w:r>
+        <w:rPr>
+          <w:sz w:val="20"/>
+        </w:rPr>
+        <w:t xml:space="preserve"> with 200ms timeout/fallback; </w:t>
+      </w:r>
+      <w:proofErr w:type="spellStart"/>
+      <w:r>
+        <w:rPr>
+          <w:sz w:val="20"/>
+        </w:rPr>
+        <w:t>DeepTopologyAttentionGate</w:t>
+      </w:r>
+      <w:proofErr w:type="spellEnd"/>
+      <w:r>
+        <w:rPr>
+          <w:sz w:val="20"/>
+        </w:rPr>
+        <w:t xml:space="preserve"> (&gt;=2 hidden layers, &gt;=64 hidden dim, dropout) replaces single-layer gate; </w:t>
+      </w:r>
+      <w:proofErr w:type="spellStart"/>
+      <w:r>
+        <w:rPr>
+          <w:sz w:val="20"/>
+        </w:rPr>
+        <w:t>OnlinePrecisionMonitor</w:t>
+      </w:r>
+      <w:proofErr w:type="spellEnd"/>
+      <w:r>
+        <w:rPr>
+          <w:sz w:val="20"/>
+        </w:rPr>
+        <w:t xml:space="preserve"> + </w:t>
+      </w:r>
+      <w:proofErr w:type="spellStart"/>
+      <w:r>
+        <w:rPr>
+          <w:sz w:val="20"/>
+        </w:rPr>
+        <w:t>EnhancedConceptDriftDetector</w:t>
+      </w:r>
+      <w:proofErr w:type="spellEnd"/>
+      <w:r>
+        <w:rPr>
+          <w:sz w:val="20"/>
+        </w:rPr>
+        <w:t xml:space="preserve"> + </w:t>
+      </w:r>
+      <w:proofErr w:type="spellStart"/>
+      <w:r>
+        <w:rPr>
+          <w:sz w:val="20"/>
+        </w:rPr>
+        <w:t>EnhancedAdaptivePrecisionBudget</w:t>
+      </w:r>
+      <w:proofErr w:type="spellEnd"/>
+      <w:r>
+        <w:rPr>
+          <w:sz w:val="20"/>
+        </w:rPr>
+        <w:t xml:space="preserve"> (0.7x online + 0.3x shadow) replace static assumptions; </w:t>
+      </w:r>
+      <w:proofErr w:type="spellStart"/>
+      <w:r>
+        <w:rPr>
+          <w:sz w:val="20"/>
+        </w:rPr>
+        <w:t>ResourceManager</w:t>
+      </w:r>
+      <w:proofErr w:type="spellEnd"/>
+      <w:r>
+        <w:rPr>
+          <w:sz w:val="20"/>
+        </w:rPr>
+        <w:t xml:space="preserve"> logs every path switch with memory delta, computation time, and active-unit count.</w:t>
       </w:r>
     </w:p>
     <w:p/>
@@ -3262,9 +4406,9 @@
         </w:rPr>
         <w:lastRenderedPageBreak/>
         <w:drawing>
-          <wp:inline distT="0" distB="0" distL="0" distR="0" wp14:anchorId="6E04884A" wp14:editId="3EED6768">
-            <wp:extent cx="5852160" cy="5377290"/>
-            <wp:effectExtent l="0" t="0" r="0" b="0"/>
+          <wp:inline distT="0" distB="0" distL="0" distR="0" wp14:anchorId="6E04884A" wp14:editId="653E8892">
+            <wp:extent cx="5783886" cy="7467600"/>
+            <wp:effectExtent l="0" t="0" r="7620" b="0"/>
             <wp:docPr id="5" name="Picture 5"/>
             <wp:cNvGraphicFramePr>
               <a:graphicFrameLocks xmlns:a="http://schemas.openxmlformats.org/drawingml/2006/main" noChangeAspect="1"/>
@@ -3273,11 +4417,17 @@
               <a:graphicData uri="http://schemas.openxmlformats.org/drawingml/2006/picture">
                 <pic:pic xmlns:pic="http://schemas.openxmlformats.org/drawingml/2006/picture">
                   <pic:nvPicPr>
-                    <pic:cNvPr id="0" name="fig01_system_architecture.png"/>
+                    <pic:cNvPr id="5" name="Picture 5"/>
                     <pic:cNvPicPr/>
                   </pic:nvPicPr>
                   <pic:blipFill>
-                    <a:blip r:embed="rId7"/>
+                    <a:blip r:embed="rId7" cstate="print">
+                      <a:extLst>
+                        <a:ext uri="{28A0092B-C50C-407E-A947-70E740481C1C}">
+                          <a14:useLocalDpi xmlns:a14="http://schemas.microsoft.com/office/drawing/2010/main" val="0"/>
+                        </a:ext>
+                      </a:extLst>
+                    </a:blip>
                     <a:stretch>
                       <a:fillRect/>
                     </a:stretch>
@@ -3285,7 +4435,7 @@
                   <pic:spPr>
                     <a:xfrm>
                       <a:off x="0" y="0"/>
-                      <a:ext cx="5852160" cy="5377290"/>
+                      <a:ext cx="5796233" cy="7483541"/>
                     </a:xfrm>
                     <a:prstGeom prst="rect">
                       <a:avLst/>
@@ -3307,18 +4457,175 @@
           <w:i/>
           <w:sz w:val="18"/>
         </w:rPr>
-        <w:t>Fig 1 — Full system architecture (7 rows): Data Inputs | Feature Eng + LightGBM | TD-PageRank | Ego-Network | TopologyAttentionGate | Adaptive Fusion | Symbolic Rules | Degradation Controller | Architecture Hardening Strip | NLP + Dashboard</w:t>
-      </w:r>
-    </w:p>
-    <w:p>
-      <w:r>
-        <w:rPr>
-          <w:sz w:val="20"/>
-        </w:rPr>
-        <w:t>The platform processes raw CSV data through seven architectural layers. The core scoring pipeline flows from Feature Engineering and LightGBM (S_ml), through TD-PageRank (S_graph) and Topology-Adaptive Fusion, to the Degradation Controller routing through one of eight pre-validated execution paths. The Architecture Hardening Layer (Row F) is a dedicated full-width strip, activated only via ArchitectureHardeningConfig flags. NLP pipeline (spaCy + SmolLM-135M-Instruct) generates entity-faithful STR narratives.</w:t>
-      </w:r>
+        <w:t xml:space="preserve">Fig 1 — Full system architecture (7 rows): Data Inputs | Feature Eng + </w:t>
+      </w:r>
+      <w:proofErr w:type="spellStart"/>
+      <w:r>
+        <w:rPr>
+          <w:i/>
+          <w:sz w:val="18"/>
+        </w:rPr>
+        <w:t>LightGBM</w:t>
+      </w:r>
+      <w:proofErr w:type="spellEnd"/>
+      <w:r>
+        <w:rPr>
+          <w:i/>
+          <w:sz w:val="18"/>
+        </w:rPr>
+        <w:t xml:space="preserve"> | TD-PageRank | Ego-Network | </w:t>
+      </w:r>
+      <w:proofErr w:type="spellStart"/>
+      <w:r>
+        <w:rPr>
+          <w:i/>
+          <w:sz w:val="18"/>
+        </w:rPr>
+        <w:t>TopologyAttentionGate</w:t>
+      </w:r>
+      <w:proofErr w:type="spellEnd"/>
+      <w:r>
+        <w:rPr>
+          <w:i/>
+          <w:sz w:val="18"/>
+        </w:rPr>
+        <w:t xml:space="preserve"> | Adaptive Fusion | Symbolic Rules | Degradation Controller | Architecture Hardening Strip | NLP + Dashboard</w:t>
+      </w:r>
+    </w:p>
+    <w:p>
+      <w:pPr>
+        <w:rPr>
+          <w:sz w:val="20"/>
+        </w:rPr>
+      </w:pPr>
+      <w:r>
+        <w:rPr>
+          <w:sz w:val="20"/>
+        </w:rPr>
+        <w:t xml:space="preserve">The platform processes raw CSV data through seven architectural layers. The core scoring pipeline flows from Feature Engineering and </w:t>
+      </w:r>
+      <w:proofErr w:type="spellStart"/>
+      <w:r>
+        <w:rPr>
+          <w:sz w:val="20"/>
+        </w:rPr>
+        <w:t>LightGBM</w:t>
+      </w:r>
+      <w:proofErr w:type="spellEnd"/>
+      <w:r>
+        <w:rPr>
+          <w:sz w:val="20"/>
+        </w:rPr>
+        <w:t xml:space="preserve"> (</w:t>
+      </w:r>
+      <w:proofErr w:type="spellStart"/>
+      <w:r>
+        <w:rPr>
+          <w:sz w:val="20"/>
+        </w:rPr>
+        <w:t>S_ml</w:t>
+      </w:r>
+      <w:proofErr w:type="spellEnd"/>
+      <w:r>
+        <w:rPr>
+          <w:sz w:val="20"/>
+        </w:rPr>
+        <w:t>), through TD-PageRank (</w:t>
+      </w:r>
+      <w:proofErr w:type="spellStart"/>
+      <w:r>
+        <w:rPr>
+          <w:sz w:val="20"/>
+        </w:rPr>
+        <w:t>S_graph</w:t>
+      </w:r>
+      <w:proofErr w:type="spellEnd"/>
+      <w:r>
+        <w:rPr>
+          <w:sz w:val="20"/>
+        </w:rPr>
+        <w:t xml:space="preserve">) and Topology-Adaptive Fusion, to the Degradation Controller routing through one of eight pre-validated execution paths. The Architecture Hardening Layer (Row F) is a dedicated full-width strip, activated only via </w:t>
+      </w:r>
+      <w:proofErr w:type="spellStart"/>
+      <w:r>
+        <w:rPr>
+          <w:sz w:val="20"/>
+        </w:rPr>
+        <w:t>ArchitectureHardeningConfig</w:t>
+      </w:r>
+      <w:proofErr w:type="spellEnd"/>
+      <w:r>
+        <w:rPr>
+          <w:sz w:val="20"/>
+        </w:rPr>
+        <w:t xml:space="preserve"> flags. NLP pipeline (</w:t>
+      </w:r>
+      <w:proofErr w:type="spellStart"/>
+      <w:r>
+        <w:rPr>
+          <w:sz w:val="20"/>
+        </w:rPr>
+        <w:t>spaCy</w:t>
+      </w:r>
+      <w:proofErr w:type="spellEnd"/>
+      <w:r>
+        <w:rPr>
+          <w:sz w:val="20"/>
+        </w:rPr>
+        <w:t xml:space="preserve"> + SmolLM-135M-Instruct) generates entity-faithful STR narratives.</w:t>
+      </w:r>
+    </w:p>
+    <w:p>
+      <w:pPr>
+        <w:rPr>
+          <w:sz w:val="20"/>
+        </w:rPr>
+      </w:pPr>
+    </w:p>
+    <w:p>
+      <w:pPr>
+        <w:rPr>
+          <w:sz w:val="20"/>
+        </w:rPr>
+      </w:pPr>
+    </w:p>
+    <w:p>
+      <w:pPr>
+        <w:rPr>
+          <w:sz w:val="20"/>
+        </w:rPr>
+      </w:pPr>
+    </w:p>
+    <w:p>
+      <w:pPr>
+        <w:rPr>
+          <w:sz w:val="20"/>
+        </w:rPr>
+      </w:pPr>
+    </w:p>
+    <w:p>
+      <w:pPr>
+        <w:rPr>
+          <w:sz w:val="20"/>
+        </w:rPr>
+      </w:pPr>
+    </w:p>
+    <w:p>
+      <w:pPr>
+        <w:rPr>
+          <w:sz w:val="20"/>
+        </w:rPr>
+      </w:pPr>
+    </w:p>
+    <w:p>
+      <w:pPr>
+        <w:rPr>
+          <w:sz w:val="20"/>
+        </w:rPr>
+      </w:pPr>
     </w:p>
     <w:p/>
+    <w:p/>
     <w:p>
       <w:pPr>
         <w:spacing w:before="160" w:after="60"/>
@@ -3329,6 +4636,7 @@
           <w:b/>
           <w:sz w:val="20"/>
         </w:rPr>
+        <w:lastRenderedPageBreak/>
         <w:t>7.2  TD</w:t>
       </w:r>
       <w:proofErr w:type="gramEnd"/>
@@ -3364,11 +4672,10 @@
         <w:rPr>
           <w:noProof/>
         </w:rPr>
-        <w:lastRenderedPageBreak/>
         <w:drawing>
-          <wp:inline distT="0" distB="0" distL="0" distR="0" wp14:anchorId="34A4E99B" wp14:editId="35A2BD92">
-            <wp:extent cx="5029200" cy="8848846"/>
-            <wp:effectExtent l="0" t="0" r="0" b="0"/>
+          <wp:inline distT="0" distB="0" distL="0" distR="0" wp14:anchorId="34A4E99B" wp14:editId="481B9561">
+            <wp:extent cx="3657523" cy="8848846"/>
+            <wp:effectExtent l="0" t="0" r="635" b="0"/>
             <wp:docPr id="6" name="Picture 6"/>
             <wp:cNvGraphicFramePr>
               <a:graphicFrameLocks xmlns:a="http://schemas.openxmlformats.org/drawingml/2006/main" noChangeAspect="1"/>
@@ -3377,11 +4684,17 @@
               <a:graphicData uri="http://schemas.openxmlformats.org/drawingml/2006/picture">
                 <pic:pic xmlns:pic="http://schemas.openxmlformats.org/drawingml/2006/picture">
                   <pic:nvPicPr>
-                    <pic:cNvPr id="0" name="fig02_tdpagerank_flowchart.png"/>
+                    <pic:cNvPr id="6" name="Picture 6"/>
                     <pic:cNvPicPr/>
                   </pic:nvPicPr>
                   <pic:blipFill>
-                    <a:blip r:embed="rId8"/>
+                    <a:blip r:embed="rId8" cstate="print">
+                      <a:extLst>
+                        <a:ext uri="{28A0092B-C50C-407E-A947-70E740481C1C}">
+                          <a14:useLocalDpi xmlns:a14="http://schemas.microsoft.com/office/drawing/2010/main" val="0"/>
+                        </a:ext>
+                      </a:extLst>
+                    </a:blip>
                     <a:stretch>
                       <a:fillRect/>
                     </a:stretch>
@@ -3389,7 +4702,7 @@
                   <pic:spPr>
                     <a:xfrm>
                       <a:off x="0" y="0"/>
-                      <a:ext cx="5029200" cy="8848846"/>
+                      <a:ext cx="3657523" cy="8848846"/>
                     </a:xfrm>
                     <a:prstGeom prst="rect">
                       <a:avLst/>
@@ -3419,7 +4732,133 @@
         <w:rPr>
           <w:sz w:val="20"/>
         </w:rPr>
-        <w:t>Class: TDPageRankEngine. Parameters: half_life_days=7.0, damping=0.85, cycle_penalty=0.5, max_iter=100, tol=1e-6, burst_window_days=3, log_amount_scale=False, asymmetric_scc_penalty=False, use_learnable_penalty=False.</w:t>
+        <w:t xml:space="preserve">Class: </w:t>
+      </w:r>
+      <w:proofErr w:type="spellStart"/>
+      <w:r>
+        <w:rPr>
+          <w:sz w:val="20"/>
+        </w:rPr>
+        <w:t>TDPageRankEngine</w:t>
+      </w:r>
+      <w:proofErr w:type="spellEnd"/>
+      <w:r>
+        <w:rPr>
+          <w:sz w:val="20"/>
+        </w:rPr>
+        <w:t xml:space="preserve">. Parameters: </w:t>
+      </w:r>
+      <w:proofErr w:type="spellStart"/>
+      <w:r>
+        <w:rPr>
+          <w:sz w:val="20"/>
+        </w:rPr>
+        <w:t>half_life_days</w:t>
+      </w:r>
+      <w:proofErr w:type="spellEnd"/>
+      <w:r>
+        <w:rPr>
+          <w:sz w:val="20"/>
+        </w:rPr>
+        <w:t xml:space="preserve">=7.0, damping=0.85, </w:t>
+      </w:r>
+      <w:proofErr w:type="spellStart"/>
+      <w:r>
+        <w:rPr>
+          <w:sz w:val="20"/>
+        </w:rPr>
+        <w:t>cycle_penalty</w:t>
+      </w:r>
+      <w:proofErr w:type="spellEnd"/>
+      <w:r>
+        <w:rPr>
+          <w:sz w:val="20"/>
+        </w:rPr>
+        <w:t xml:space="preserve">=0.5, </w:t>
+      </w:r>
+      <w:proofErr w:type="spellStart"/>
+      <w:r>
+        <w:rPr>
+          <w:sz w:val="20"/>
+        </w:rPr>
+        <w:t>max_iter</w:t>
+      </w:r>
+      <w:proofErr w:type="spellEnd"/>
+      <w:r>
+        <w:rPr>
+          <w:sz w:val="20"/>
+        </w:rPr>
+        <w:t xml:space="preserve">=100, </w:t>
+      </w:r>
+      <w:proofErr w:type="spellStart"/>
+      <w:r>
+        <w:rPr>
+          <w:sz w:val="20"/>
+        </w:rPr>
+        <w:t>tol</w:t>
+      </w:r>
+      <w:proofErr w:type="spellEnd"/>
+      <w:r>
+        <w:rPr>
+          <w:sz w:val="20"/>
+        </w:rPr>
+        <w:t xml:space="preserve">=1e-6, </w:t>
+      </w:r>
+      <w:proofErr w:type="spellStart"/>
+      <w:r>
+        <w:rPr>
+          <w:sz w:val="20"/>
+        </w:rPr>
+        <w:t>burst_window_days</w:t>
+      </w:r>
+      <w:proofErr w:type="spellEnd"/>
+      <w:r>
+        <w:rPr>
+          <w:sz w:val="20"/>
+        </w:rPr>
+        <w:t xml:space="preserve">=3, </w:t>
+      </w:r>
+      <w:proofErr w:type="spellStart"/>
+      <w:r>
+        <w:rPr>
+          <w:sz w:val="20"/>
+        </w:rPr>
+        <w:t>log_amount_scale</w:t>
+      </w:r>
+      <w:proofErr w:type="spellEnd"/>
+      <w:r>
+        <w:rPr>
+          <w:sz w:val="20"/>
+        </w:rPr>
+        <w:t xml:space="preserve">=False, </w:t>
+      </w:r>
+      <w:proofErr w:type="spellStart"/>
+      <w:r>
+        <w:rPr>
+          <w:sz w:val="20"/>
+        </w:rPr>
+        <w:t>asymmetric_scc_penalty</w:t>
+      </w:r>
+      <w:proofErr w:type="spellEnd"/>
+      <w:r>
+        <w:rPr>
+          <w:sz w:val="20"/>
+        </w:rPr>
+        <w:t xml:space="preserve">=False, </w:t>
+      </w:r>
+      <w:proofErr w:type="spellStart"/>
+      <w:r>
+        <w:rPr>
+          <w:sz w:val="20"/>
+        </w:rPr>
+        <w:t>use_learnable_penalty</w:t>
+      </w:r>
+      <w:proofErr w:type="spellEnd"/>
+      <w:r>
+        <w:rPr>
+          <w:sz w:val="20"/>
+        </w:rPr>
+        <w:t>=False.</w:t>
       </w:r>
     </w:p>
     <w:p/>
@@ -3440,6 +4879,7 @@
         <w:rPr>
           <w:sz w:val="19"/>
         </w:rPr>
+        <w:lastRenderedPageBreak/>
         <w:t xml:space="preserve">  Initialize: r[v] = 1/N for all nodes v</w:t>
       </w:r>
     </w:p>
@@ -3451,8 +4891,21 @@
         <w:rPr>
           <w:sz w:val="19"/>
         </w:rPr>
-        <w:lastRenderedPageBreak/>
-        <w:t xml:space="preserve">  For t = 1 to max_iter:</w:t>
+        <w:t xml:space="preserve">  For t = 1 to </w:t>
+      </w:r>
+      <w:proofErr w:type="spellStart"/>
+      <w:r>
+        <w:rPr>
+          <w:sz w:val="19"/>
+        </w:rPr>
+        <w:t>max_iter</w:t>
+      </w:r>
+      <w:proofErr w:type="spellEnd"/>
+      <w:r>
+        <w:rPr>
+          <w:sz w:val="19"/>
+        </w:rPr>
+        <w:t>:</w:t>
       </w:r>
     </w:p>
     <w:p>
@@ -3474,8 +4927,37 @@
         <w:rPr>
           <w:sz w:val="19"/>
         </w:rPr>
-        <w:t xml:space="preserve">    r_new[v] = (1-d)/N + dangling + d * SUM(r[u]*w_temporal(</w:t>
-      </w:r>
+        <w:t xml:space="preserve">    </w:t>
+      </w:r>
+      <w:proofErr w:type="spellStart"/>
+      <w:r>
+        <w:rPr>
+          <w:sz w:val="19"/>
+        </w:rPr>
+        <w:t>r_new</w:t>
+      </w:r>
+      <w:proofErr w:type="spellEnd"/>
+      <w:r>
+        <w:rPr>
+          <w:sz w:val="19"/>
+        </w:rPr>
+        <w:t>[v] = (1-d)/N + dangling + d * SUM(r[u]*</w:t>
+      </w:r>
+      <w:proofErr w:type="spellStart"/>
+      <w:r>
+        <w:rPr>
+          <w:sz w:val="19"/>
+        </w:rPr>
+        <w:t>w_temporal</w:t>
+      </w:r>
+      <w:proofErr w:type="spellEnd"/>
+      <w:r>
+        <w:rPr>
+          <w:sz w:val="19"/>
+        </w:rPr>
+        <w:t>(</w:t>
+      </w:r>
+      <w:proofErr w:type="spellStart"/>
       <w:proofErr w:type="gramStart"/>
       <w:r>
         <w:rPr>
@@ -3483,13 +4965,29 @@
         </w:rPr>
         <w:t>u,v</w:t>
       </w:r>
+      <w:proofErr w:type="spellEnd"/>
       <w:proofErr w:type="gramEnd"/>
       <w:r>
         <w:rPr>
           <w:sz w:val="19"/>
         </w:rPr>
-        <w:t>)/SUM(w_temporal(</w:t>
-      </w:r>
+        <w:t>)/SUM(</w:t>
+      </w:r>
+      <w:proofErr w:type="spellStart"/>
+      <w:r>
+        <w:rPr>
+          <w:sz w:val="19"/>
+        </w:rPr>
+        <w:t>w_temporal</w:t>
+      </w:r>
+      <w:proofErr w:type="spellEnd"/>
+      <w:r>
+        <w:rPr>
+          <w:sz w:val="19"/>
+        </w:rPr>
+        <w:t>(</w:t>
+      </w:r>
+      <w:proofErr w:type="spellStart"/>
       <w:proofErr w:type="gramStart"/>
       <w:r>
         <w:rPr>
@@ -3497,6 +4995,7 @@
         </w:rPr>
         <w:t>u,k</w:t>
       </w:r>
+      <w:proofErr w:type="spellEnd"/>
       <w:proofErr w:type="gramEnd"/>
       <w:r>
         <w:rPr>
@@ -3513,7 +5012,21 @@
         <w:rPr>
           <w:sz w:val="19"/>
         </w:rPr>
-        <w:t xml:space="preserve">    if L1(r_new - r) &lt; 1e-6: CONVERGED; break</w:t>
+        <w:t xml:space="preserve">    if L1(</w:t>
+      </w:r>
+      <w:proofErr w:type="spellStart"/>
+      <w:r>
+        <w:rPr>
+          <w:sz w:val="19"/>
+        </w:rPr>
+        <w:t>r_new</w:t>
+      </w:r>
+      <w:proofErr w:type="spellEnd"/>
+      <w:r>
+        <w:rPr>
+          <w:sz w:val="19"/>
+        </w:rPr>
+        <w:t xml:space="preserve"> - r) &lt; 1e-6: CONVERGED; break</w:t>
       </w:r>
     </w:p>
     <w:p>
@@ -3535,7 +5048,21 @@
         <w:rPr>
           <w:sz w:val="19"/>
         </w:rPr>
-        <w:t xml:space="preserve">    For each cycle node (SCC size&gt;2, intra_ratio&gt;0.80):</w:t>
+        <w:t xml:space="preserve">    For each cycle node (SCC size&gt;2, </w:t>
+      </w:r>
+      <w:proofErr w:type="spellStart"/>
+      <w:r>
+        <w:rPr>
+          <w:sz w:val="19"/>
+        </w:rPr>
+        <w:t>intra_ratio</w:t>
+      </w:r>
+      <w:proofErr w:type="spellEnd"/>
+      <w:r>
+        <w:rPr>
+          <w:sz w:val="19"/>
+        </w:rPr>
+        <w:t>&gt;0.80):</w:t>
       </w:r>
     </w:p>
     <w:p>
@@ -3590,15 +5117,99 @@
         <w:rPr>
           <w:sz w:val="19"/>
         </w:rPr>
-        <w:t xml:space="preserve">    r_normalized = (r - min(r)) / (max(r) - min(r))</w:t>
-      </w:r>
-    </w:p>
-    <w:p>
-      <w:r>
-        <w:rPr>
-          <w:sz w:val="20"/>
-        </w:rPr>
-        <w:t>Output: TDPageRankResult — scores, normalized_scores, cycle_member, decay_impact, converged, iterations, reference_date.</w:t>
+        <w:t xml:space="preserve">    </w:t>
+      </w:r>
+      <w:proofErr w:type="spellStart"/>
+      <w:r>
+        <w:rPr>
+          <w:sz w:val="19"/>
+        </w:rPr>
+        <w:t>r_normalized</w:t>
+      </w:r>
+      <w:proofErr w:type="spellEnd"/>
+      <w:r>
+        <w:rPr>
+          <w:sz w:val="19"/>
+        </w:rPr>
+        <w:t xml:space="preserve"> = (r - min(r)) / (max(r) - min(r))</w:t>
+      </w:r>
+    </w:p>
+    <w:p>
+      <w:r>
+        <w:rPr>
+          <w:sz w:val="20"/>
+        </w:rPr>
+        <w:t xml:space="preserve">Output: </w:t>
+      </w:r>
+      <w:proofErr w:type="spellStart"/>
+      <w:r>
+        <w:rPr>
+          <w:sz w:val="20"/>
+        </w:rPr>
+        <w:t>TDPageRankResult</w:t>
+      </w:r>
+      <w:proofErr w:type="spellEnd"/>
+      <w:r>
+        <w:rPr>
+          <w:sz w:val="20"/>
+        </w:rPr>
+        <w:t xml:space="preserve"> — scores, </w:t>
+      </w:r>
+      <w:proofErr w:type="spellStart"/>
+      <w:r>
+        <w:rPr>
+          <w:sz w:val="20"/>
+        </w:rPr>
+        <w:t>normalized_scores</w:t>
+      </w:r>
+      <w:proofErr w:type="spellEnd"/>
+      <w:r>
+        <w:rPr>
+          <w:sz w:val="20"/>
+        </w:rPr>
+        <w:t xml:space="preserve">, </w:t>
+      </w:r>
+      <w:proofErr w:type="spellStart"/>
+      <w:r>
+        <w:rPr>
+          <w:sz w:val="20"/>
+        </w:rPr>
+        <w:t>cycle_member</w:t>
+      </w:r>
+      <w:proofErr w:type="spellEnd"/>
+      <w:r>
+        <w:rPr>
+          <w:sz w:val="20"/>
+        </w:rPr>
+        <w:t xml:space="preserve">, </w:t>
+      </w:r>
+      <w:proofErr w:type="spellStart"/>
+      <w:r>
+        <w:rPr>
+          <w:sz w:val="20"/>
+        </w:rPr>
+        <w:t>decay_impact</w:t>
+      </w:r>
+      <w:proofErr w:type="spellEnd"/>
+      <w:r>
+        <w:rPr>
+          <w:sz w:val="20"/>
+        </w:rPr>
+        <w:t xml:space="preserve">, converged, iterations, </w:t>
+      </w:r>
+      <w:proofErr w:type="spellStart"/>
+      <w:r>
+        <w:rPr>
+          <w:sz w:val="20"/>
+        </w:rPr>
+        <w:t>reference_date</w:t>
+      </w:r>
+      <w:proofErr w:type="spellEnd"/>
+      <w:r>
+        <w:rPr>
+          <w:sz w:val="20"/>
+        </w:rPr>
+        <w:t>.</w:t>
       </w:r>
     </w:p>
     <w:p/>
@@ -3648,9 +5259,9 @@
           <w:noProof/>
         </w:rPr>
         <w:drawing>
-          <wp:inline distT="0" distB="0" distL="0" distR="0" wp14:anchorId="3F4F50D9" wp14:editId="60DD6142">
-            <wp:extent cx="5669280" cy="3172097"/>
-            <wp:effectExtent l="0" t="0" r="0" b="0"/>
+          <wp:inline distT="0" distB="0" distL="0" distR="0" wp14:anchorId="3F4F50D9" wp14:editId="50773BC5">
+            <wp:extent cx="5669280" cy="2811527"/>
+            <wp:effectExtent l="0" t="0" r="7620" b="8255"/>
             <wp:docPr id="7" name="Picture 7"/>
             <wp:cNvGraphicFramePr>
               <a:graphicFrameLocks xmlns:a="http://schemas.openxmlformats.org/drawingml/2006/main" noChangeAspect="1"/>
@@ -3659,11 +5270,17 @@
               <a:graphicData uri="http://schemas.openxmlformats.org/drawingml/2006/picture">
                 <pic:pic xmlns:pic="http://schemas.openxmlformats.org/drawingml/2006/picture">
                   <pic:nvPicPr>
-                    <pic:cNvPr id="0" name="fig03_topology_attention_gate.png"/>
+                    <pic:cNvPr id="7" name="Picture 7"/>
                     <pic:cNvPicPr/>
                   </pic:nvPicPr>
                   <pic:blipFill>
-                    <a:blip r:embed="rId9"/>
+                    <a:blip r:embed="rId9" cstate="print">
+                      <a:extLst>
+                        <a:ext uri="{28A0092B-C50C-407E-A947-70E740481C1C}">
+                          <a14:useLocalDpi xmlns:a14="http://schemas.microsoft.com/office/drawing/2010/main" val="0"/>
+                        </a:ext>
+                      </a:extLst>
+                    </a:blip>
                     <a:stretch>
                       <a:fillRect/>
                     </a:stretch>
@@ -3671,7 +5288,7 @@
                   <pic:spPr>
                     <a:xfrm>
                       <a:off x="0" y="0"/>
-                      <a:ext cx="5669280" cy="3172097"/>
+                      <a:ext cx="5669280" cy="2811527"/>
                     </a:xfrm>
                     <a:prstGeom prst="rect">
                       <a:avLst/>
@@ -3693,15 +5310,53 @@
           <w:i/>
           <w:sz w:val="18"/>
         </w:rPr>
-        <w:t>Fig 3 — TopologyAttentionGate neural architecture: multiplicative gating on the weight dimension (not feature-space attention)</w:t>
-      </w:r>
-    </w:p>
-    <w:p>
-      <w:r>
-        <w:rPr>
-          <w:sz w:val="20"/>
-        </w:rPr>
-        <w:t>EgoNetworkExtractor computes 6-dimensional TopologyVector from each account's 2-hop ego-network:</w:t>
+        <w:t xml:space="preserve">Fig 3 — </w:t>
+      </w:r>
+      <w:proofErr w:type="spellStart"/>
+      <w:r>
+        <w:rPr>
+          <w:i/>
+          <w:sz w:val="18"/>
+        </w:rPr>
+        <w:t>TopologyAttentionGate</w:t>
+      </w:r>
+      <w:proofErr w:type="spellEnd"/>
+      <w:r>
+        <w:rPr>
+          <w:i/>
+          <w:sz w:val="18"/>
+        </w:rPr>
+        <w:t xml:space="preserve"> neural architecture: multiplicative gating on the weight dimension (not feature-space attention)</w:t>
+      </w:r>
+    </w:p>
+    <w:p>
+      <w:proofErr w:type="spellStart"/>
+      <w:r>
+        <w:rPr>
+          <w:sz w:val="20"/>
+        </w:rPr>
+        <w:t>EgoNetworkExtractor</w:t>
+      </w:r>
+      <w:proofErr w:type="spellEnd"/>
+      <w:r>
+        <w:rPr>
+          <w:sz w:val="20"/>
+        </w:rPr>
+        <w:t xml:space="preserve"> computes 6-dimensional </w:t>
+      </w:r>
+      <w:proofErr w:type="spellStart"/>
+      <w:r>
+        <w:rPr>
+          <w:sz w:val="20"/>
+        </w:rPr>
+        <w:t>TopologyVector</w:t>
+      </w:r>
+      <w:proofErr w:type="spellEnd"/>
+      <w:r>
+        <w:rPr>
+          <w:sz w:val="20"/>
+        </w:rPr>
+        <w:t xml:space="preserve"> from each account's 2-hop ego-network:</w:t>
       </w:r>
     </w:p>
     <w:p>
@@ -3712,7 +5367,21 @@
         <w:rPr>
           <w:sz w:val="20"/>
         </w:rPr>
-        <w:t>•  edge_density = |E| / (|V| x (|V|-1))</w:t>
+        <w:t xml:space="preserve">•  </w:t>
+      </w:r>
+      <w:proofErr w:type="spellStart"/>
+      <w:r>
+        <w:rPr>
+          <w:sz w:val="20"/>
+        </w:rPr>
+        <w:t>edge_density</w:t>
+      </w:r>
+      <w:proofErr w:type="spellEnd"/>
+      <w:r>
+        <w:rPr>
+          <w:sz w:val="20"/>
+        </w:rPr>
+        <w:t xml:space="preserve"> = |E| / (|V| x (|V|-1))</w:t>
       </w:r>
     </w:p>
     <w:p>
@@ -3734,7 +5403,21 @@
         <w:rPr>
           <w:sz w:val="20"/>
         </w:rPr>
-        <w:t>•  avg_clustering = mean clustering coefficient of all ego-network nodes</w:t>
+        <w:t xml:space="preserve">•  </w:t>
+      </w:r>
+      <w:proofErr w:type="spellStart"/>
+      <w:r>
+        <w:rPr>
+          <w:sz w:val="20"/>
+        </w:rPr>
+        <w:t>avg_clustering</w:t>
+      </w:r>
+      <w:proofErr w:type="spellEnd"/>
+      <w:r>
+        <w:rPr>
+          <w:sz w:val="20"/>
+        </w:rPr>
+        <w:t xml:space="preserve"> = mean clustering coefficient of all ego-network nodes</w:t>
       </w:r>
     </w:p>
     <w:p>
@@ -3745,7 +5428,35 @@
         <w:rPr>
           <w:sz w:val="20"/>
         </w:rPr>
-        <w:t xml:space="preserve">•  degree_asymmetry = Var(in_degree) / </w:t>
+        <w:t xml:space="preserve">•  </w:t>
+      </w:r>
+      <w:proofErr w:type="spellStart"/>
+      <w:r>
+        <w:rPr>
+          <w:sz w:val="20"/>
+        </w:rPr>
+        <w:t>degree_asymmetry</w:t>
+      </w:r>
+      <w:proofErr w:type="spellEnd"/>
+      <w:r>
+        <w:rPr>
+          <w:sz w:val="20"/>
+        </w:rPr>
+        <w:t xml:space="preserve"> = Var(</w:t>
+      </w:r>
+      <w:proofErr w:type="spellStart"/>
+      <w:r>
+        <w:rPr>
+          <w:sz w:val="20"/>
+        </w:rPr>
+        <w:t>in_degree</w:t>
+      </w:r>
+      <w:proofErr w:type="spellEnd"/>
+      <w:r>
+        <w:rPr>
+          <w:sz w:val="20"/>
+        </w:rPr>
+        <w:t xml:space="preserve">) / </w:t>
       </w:r>
       <w:proofErr w:type="gramStart"/>
       <w:r>
@@ -3759,7 +5470,21 @@
         <w:rPr>
           <w:sz w:val="20"/>
         </w:rPr>
-        <w:t>Var(out_degree), epsilon)</w:t>
+        <w:t>Var(</w:t>
+      </w:r>
+      <w:proofErr w:type="spellStart"/>
+      <w:r>
+        <w:rPr>
+          <w:sz w:val="20"/>
+        </w:rPr>
+        <w:t>out_degree</w:t>
+      </w:r>
+      <w:proofErr w:type="spellEnd"/>
+      <w:r>
+        <w:rPr>
+          <w:sz w:val="20"/>
+        </w:rPr>
+        <w:t>), epsilon)</w:t>
       </w:r>
     </w:p>
     <w:p>
@@ -3770,7 +5495,21 @@
         <w:rPr>
           <w:sz w:val="20"/>
         </w:rPr>
-        <w:t>•  component_ratio = |largest weakly connected component| / |V|</w:t>
+        <w:t xml:space="preserve">•  </w:t>
+      </w:r>
+      <w:proofErr w:type="spellStart"/>
+      <w:r>
+        <w:rPr>
+          <w:sz w:val="20"/>
+        </w:rPr>
+        <w:t>component_ratio</w:t>
+      </w:r>
+      <w:proofErr w:type="spellEnd"/>
+      <w:r>
+        <w:rPr>
+          <w:sz w:val="20"/>
+        </w:rPr>
+        <w:t xml:space="preserve"> = |largest weakly connected component| / |V|</w:t>
       </w:r>
     </w:p>
     <w:p>
@@ -3781,14 +5520,56 @@
         <w:rPr>
           <w:sz w:val="20"/>
         </w:rPr>
-        <w:t>•  tx_velocity_ratio = recent_edges (&lt;=7 days) / total_</w:t>
+        <w:t xml:space="preserve">•  </w:t>
+      </w:r>
+      <w:proofErr w:type="spellStart"/>
+      <w:r>
+        <w:rPr>
+          <w:sz w:val="20"/>
+        </w:rPr>
+        <w:t>tx_velocity_ratio</w:t>
+      </w:r>
+      <w:proofErr w:type="spellEnd"/>
+      <w:r>
+        <w:rPr>
+          <w:sz w:val="20"/>
+        </w:rPr>
+        <w:t xml:space="preserve"> = </w:t>
+      </w:r>
+      <w:proofErr w:type="spellStart"/>
+      <w:r>
+        <w:rPr>
+          <w:sz w:val="20"/>
+        </w:rPr>
+        <w:t>recent_edges</w:t>
+      </w:r>
+      <w:proofErr w:type="spellEnd"/>
+      <w:r>
+        <w:rPr>
+          <w:sz w:val="20"/>
+        </w:rPr>
+        <w:t xml:space="preserve"> (&lt;=7 days) / </w:t>
+      </w:r>
+      <w:proofErr w:type="spellStart"/>
+      <w:r>
+        <w:rPr>
+          <w:sz w:val="20"/>
+        </w:rPr>
+        <w:t>total_</w:t>
       </w:r>
       <w:proofErr w:type="gramStart"/>
       <w:r>
         <w:rPr>
           <w:sz w:val="20"/>
         </w:rPr>
-        <w:t>edges  [</w:t>
+        <w:t>edges</w:t>
+      </w:r>
+      <w:proofErr w:type="spellEnd"/>
+      <w:r>
+        <w:rPr>
+          <w:sz w:val="20"/>
+        </w:rPr>
+        <w:t xml:space="preserve">  [</w:t>
       </w:r>
       <w:proofErr w:type="gramEnd"/>
       <w:r>
@@ -3800,12 +5581,21 @@
     </w:p>
     <w:p/>
     <w:p>
-      <w:r>
-        <w:rPr>
-          <w:b/>
-          <w:sz w:val="20"/>
-        </w:rPr>
-        <w:t>TopologyAttentionGate Architecture:</w:t>
+      <w:proofErr w:type="spellStart"/>
+      <w:r>
+        <w:rPr>
+          <w:b/>
+          <w:sz w:val="20"/>
+        </w:rPr>
+        <w:t>TopologyAttentionGate</w:t>
+      </w:r>
+      <w:proofErr w:type="spellEnd"/>
+      <w:r>
+        <w:rPr>
+          <w:b/>
+          <w:sz w:val="20"/>
+        </w:rPr>
+        <w:t xml:space="preserve"> Architecture:</w:t>
       </w:r>
     </w:p>
     <w:p>
@@ -3869,7 +5659,21 @@
         <w:rPr>
           <w:sz w:val="20"/>
         </w:rPr>
-        <w:t xml:space="preserve">5-&gt;32) + ReLU + </w:t>
+        <w:t xml:space="preserve">5-&gt;32) + </w:t>
+      </w:r>
+      <w:proofErr w:type="spellStart"/>
+      <w:r>
+        <w:rPr>
+          <w:sz w:val="20"/>
+        </w:rPr>
+        <w:t>ReLU</w:t>
+      </w:r>
+      <w:proofErr w:type="spellEnd"/>
+      <w:r>
+        <w:rPr>
+          <w:sz w:val="20"/>
+        </w:rPr>
+        <w:t xml:space="preserve"> + </w:t>
       </w:r>
       <w:proofErr w:type="gramStart"/>
       <w:r>
@@ -3908,13 +5712,163 @@
         <w:rPr>
           <w:sz w:val="20"/>
         </w:rPr>
-        <w:t>•  gate_activity = mean(sigmoid_</w:t>
+        <w:t xml:space="preserve">•  </w:t>
+      </w:r>
+      <w:proofErr w:type="spellStart"/>
+      <w:r>
+        <w:rPr>
+          <w:sz w:val="20"/>
+        </w:rPr>
+        <w:t>gate_activity</w:t>
+      </w:r>
+      <w:proofErr w:type="spellEnd"/>
+      <w:r>
+        <w:rPr>
+          <w:sz w:val="20"/>
+        </w:rPr>
+        <w:t xml:space="preserve"> = mean(</w:t>
+      </w:r>
+      <w:proofErr w:type="spellStart"/>
+      <w:r>
+        <w:rPr>
+          <w:sz w:val="20"/>
+        </w:rPr>
+        <w:t>sigmoid_</w:t>
       </w:r>
       <w:proofErr w:type="gramStart"/>
       <w:r>
         <w:rPr>
           <w:sz w:val="20"/>
         </w:rPr>
+        <w:t>output</w:t>
+      </w:r>
+      <w:proofErr w:type="spellEnd"/>
+      <w:r>
+        <w:rPr>
+          <w:sz w:val="20"/>
+        </w:rPr>
+        <w:t>)  [</w:t>
+      </w:r>
+      <w:proofErr w:type="gramEnd"/>
+      <w:r>
+        <w:rPr>
+          <w:sz w:val="20"/>
+        </w:rPr>
+        <w:t>scalar topology activity]</w:t>
+      </w:r>
+    </w:p>
+    <w:p>
+      <w:pPr>
+        <w:ind w:left="432"/>
+      </w:pPr>
+      <w:r>
+        <w:rPr>
+          <w:sz w:val="20"/>
+        </w:rPr>
+        <w:t xml:space="preserve">•  </w:t>
+      </w:r>
+      <w:proofErr w:type="spellStart"/>
+      <w:r>
+        <w:rPr>
+          <w:sz w:val="20"/>
+        </w:rPr>
+        <w:t>gate_amplifier</w:t>
+      </w:r>
+      <w:proofErr w:type="spellEnd"/>
+      <w:r>
+        <w:rPr>
+          <w:sz w:val="20"/>
+        </w:rPr>
+        <w:t xml:space="preserve"> = 1.0 + 2.0 x </w:t>
+      </w:r>
+      <w:proofErr w:type="spellStart"/>
+      <w:r>
+        <w:rPr>
+          <w:sz w:val="20"/>
+        </w:rPr>
+        <w:t>gate_</w:t>
+      </w:r>
+      <w:proofErr w:type="gramStart"/>
+      <w:r>
+        <w:rPr>
+          <w:sz w:val="20"/>
+        </w:rPr>
+        <w:t>activity</w:t>
+      </w:r>
+      <w:proofErr w:type="spellEnd"/>
+      <w:r>
+        <w:rPr>
+          <w:sz w:val="20"/>
+        </w:rPr>
+        <w:t xml:space="preserve">  [</w:t>
+      </w:r>
+      <w:proofErr w:type="gramEnd"/>
+      <w:r>
+        <w:rPr>
+          <w:sz w:val="20"/>
+        </w:rPr>
+        <w:t>in (1.0, 3.0)]</w:t>
+      </w:r>
+    </w:p>
+    <w:p>
+      <w:pPr>
+        <w:ind w:left="432"/>
+      </w:pPr>
+      <w:r>
+        <w:rPr>
+          <w:sz w:val="20"/>
+        </w:rPr>
+        <w:t xml:space="preserve">•  </w:t>
+      </w:r>
+      <w:proofErr w:type="spellStart"/>
+      <w:r>
+        <w:rPr>
+          <w:sz w:val="20"/>
+        </w:rPr>
+        <w:t>base_weights</w:t>
+      </w:r>
+      <w:proofErr w:type="spellEnd"/>
+      <w:r>
+        <w:rPr>
+          <w:sz w:val="20"/>
+        </w:rPr>
+        <w:t xml:space="preserve"> = </w:t>
+      </w:r>
+      <w:proofErr w:type="spellStart"/>
+      <w:proofErr w:type="gramStart"/>
+      <w:r>
+        <w:rPr>
+          <w:sz w:val="20"/>
+        </w:rPr>
+        <w:t>softmax</w:t>
+      </w:r>
+      <w:proofErr w:type="spellEnd"/>
+      <w:r>
+        <w:rPr>
+          <w:sz w:val="20"/>
+        </w:rPr>
+        <w:t>(</w:t>
+      </w:r>
+      <w:proofErr w:type="spellStart"/>
+      <w:proofErr w:type="gramEnd"/>
+      <w:r>
+        <w:rPr>
+          <w:sz w:val="20"/>
+        </w:rPr>
+        <w:t>base_allocator</w:t>
+      </w:r>
+      <w:proofErr w:type="spellEnd"/>
+      <w:r>
+        <w:rPr>
+          <w:sz w:val="20"/>
+        </w:rPr>
+        <w:t xml:space="preserve"> </w:t>
+      </w:r>
+      <w:proofErr w:type="gramStart"/>
+      <w:r>
+        <w:rPr>
+          <w:sz w:val="20"/>
+        </w:rPr>
         <w:t>output)  [</w:t>
       </w:r>
       <w:proofErr w:type="gramEnd"/>
@@ -3922,7 +5876,7 @@
         <w:rPr>
           <w:sz w:val="20"/>
         </w:rPr>
-        <w:t>scalar topology activity]</w:t>
+        <w:t>sums to 1]</w:t>
       </w:r>
     </w:p>
     <w:p>
@@ -3933,21 +5887,49 @@
         <w:rPr>
           <w:sz w:val="20"/>
         </w:rPr>
-        <w:t>•  gate_amplifier = 1.0 + 2.0 x gate_</w:t>
+        <w:t xml:space="preserve">•  </w:t>
+      </w:r>
+      <w:proofErr w:type="spellStart"/>
+      <w:r>
+        <w:rPr>
+          <w:sz w:val="20"/>
+        </w:rPr>
+        <w:t>w_graph</w:t>
+      </w:r>
+      <w:proofErr w:type="spellEnd"/>
+      <w:r>
+        <w:rPr>
+          <w:sz w:val="20"/>
+        </w:rPr>
+        <w:t xml:space="preserve"> *= </w:t>
+      </w:r>
+      <w:proofErr w:type="spellStart"/>
+      <w:r>
+        <w:rPr>
+          <w:sz w:val="20"/>
+        </w:rPr>
+        <w:t>gate_</w:t>
       </w:r>
       <w:proofErr w:type="gramStart"/>
       <w:r>
         <w:rPr>
           <w:sz w:val="20"/>
         </w:rPr>
-        <w:t>activity  [</w:t>
+        <w:t>amplifier</w:t>
+      </w:r>
+      <w:proofErr w:type="spellEnd"/>
+      <w:r>
+        <w:rPr>
+          <w:sz w:val="20"/>
+        </w:rPr>
+        <w:t xml:space="preserve">  [</w:t>
       </w:r>
       <w:proofErr w:type="gramEnd"/>
       <w:r>
         <w:rPr>
           <w:sz w:val="20"/>
         </w:rPr>
-        <w:t>in (1.0, 3.0)]</w:t>
+        <w:t>amplify graph signal only]</w:t>
       </w:r>
     </w:p>
     <w:p>
@@ -3958,84 +5940,20 @@
         <w:rPr>
           <w:sz w:val="20"/>
         </w:rPr>
-        <w:t xml:space="preserve">•  base_weights = </w:t>
+        <w:t>•  weights = clamp(w/sum(w), 0.05, 0.90</w:t>
       </w:r>
       <w:proofErr w:type="gramStart"/>
       <w:r>
         <w:rPr>
           <w:sz w:val="20"/>
         </w:rPr>
-        <w:t>softmax(</w:t>
+        <w:t>)  [</w:t>
       </w:r>
       <w:proofErr w:type="gramEnd"/>
       <w:r>
         <w:rPr>
           <w:sz w:val="20"/>
         </w:rPr>
-        <w:t xml:space="preserve">base_allocator </w:t>
-      </w:r>
-      <w:proofErr w:type="gramStart"/>
-      <w:r>
-        <w:rPr>
-          <w:sz w:val="20"/>
-        </w:rPr>
-        <w:t>output)  [</w:t>
-      </w:r>
-      <w:proofErr w:type="gramEnd"/>
-      <w:r>
-        <w:rPr>
-          <w:sz w:val="20"/>
-        </w:rPr>
-        <w:t>sums to 1]</w:t>
-      </w:r>
-    </w:p>
-    <w:p>
-      <w:pPr>
-        <w:ind w:left="432"/>
-      </w:pPr>
-      <w:r>
-        <w:rPr>
-          <w:sz w:val="20"/>
-        </w:rPr>
-        <w:t>•  w_graph *= gate_</w:t>
-      </w:r>
-      <w:proofErr w:type="gramStart"/>
-      <w:r>
-        <w:rPr>
-          <w:sz w:val="20"/>
-        </w:rPr>
-        <w:t>amplifier  [</w:t>
-      </w:r>
-      <w:proofErr w:type="gramEnd"/>
-      <w:r>
-        <w:rPr>
-          <w:sz w:val="20"/>
-        </w:rPr>
-        <w:t>amplify graph signal only]</w:t>
-      </w:r>
-    </w:p>
-    <w:p>
-      <w:pPr>
-        <w:ind w:left="432"/>
-      </w:pPr>
-      <w:r>
-        <w:rPr>
-          <w:sz w:val="20"/>
-        </w:rPr>
-        <w:t>•  weights = clamp(w/sum(w), 0.05, 0.90</w:t>
-      </w:r>
-      <w:proofErr w:type="gramStart"/>
-      <w:r>
-        <w:rPr>
-          <w:sz w:val="20"/>
-        </w:rPr>
-        <w:t>)  [</w:t>
-      </w:r>
-      <w:proofErr w:type="gramEnd"/>
-      <w:r>
-        <w:rPr>
-          <w:sz w:val="20"/>
-        </w:rPr>
         <w:t>3 iterations of clamp-normalize]</w:t>
       </w:r>
     </w:p>
@@ -4045,7 +5963,35 @@
         <w:rPr>
           <w:sz w:val="20"/>
         </w:rPr>
-        <w:t>Fallback Logic: Static weights (0.70, 0.15, 0.15) applied when: graph unavailable, topology extraction &gt;200ms, network inference &gt;50ms, NaN/Inf in outputs, weight outside [0.05, 0.90], or ego-network isolation (&lt;3 nodes =&gt; w_ml forced &gt;=0.70).</w:t>
+        <w:t xml:space="preserve">Fallback Logic: Static weights (0.70, 0.15, 0.15) applied when: graph unavailable, topology extraction &gt;200ms, network inference &gt;50ms, </w:t>
+      </w:r>
+      <w:proofErr w:type="spellStart"/>
+      <w:r>
+        <w:rPr>
+          <w:sz w:val="20"/>
+        </w:rPr>
+        <w:t>NaN</w:t>
+      </w:r>
+      <w:proofErr w:type="spellEnd"/>
+      <w:r>
+        <w:rPr>
+          <w:sz w:val="20"/>
+        </w:rPr>
+        <w:t xml:space="preserve">/Inf in outputs, weight outside [0.05, 0.90], or ego-network isolation (&lt;3 nodes =&gt; </w:t>
+      </w:r>
+      <w:proofErr w:type="spellStart"/>
+      <w:r>
+        <w:rPr>
+          <w:sz w:val="20"/>
+        </w:rPr>
+        <w:t>w_ml</w:t>
+      </w:r>
+      <w:proofErr w:type="spellEnd"/>
+      <w:r>
+        <w:rPr>
+          <w:sz w:val="20"/>
+        </w:rPr>
+        <w:t xml:space="preserve"> forced &gt;=0.70).</w:t>
       </w:r>
     </w:p>
     <w:p/>
@@ -4096,8 +6042,8 @@
         </w:rPr>
         <w:lastRenderedPageBreak/>
         <w:drawing>
-          <wp:inline distT="0" distB="0" distL="0" distR="0" wp14:anchorId="27E9054F" wp14:editId="317D637E">
-            <wp:extent cx="5852160" cy="2902222"/>
+          <wp:inline distT="0" distB="0" distL="0" distR="0" wp14:anchorId="27E9054F" wp14:editId="7669B5FA">
+            <wp:extent cx="5852159" cy="2902222"/>
             <wp:effectExtent l="0" t="0" r="0" b="0"/>
             <wp:docPr id="8" name="Picture 8"/>
             <wp:cNvGraphicFramePr>
@@ -4107,11 +6053,17 @@
               <a:graphicData uri="http://schemas.openxmlformats.org/drawingml/2006/picture">
                 <pic:pic xmlns:pic="http://schemas.openxmlformats.org/drawingml/2006/picture">
                   <pic:nvPicPr>
-                    <pic:cNvPr id="0" name="fig04_degradation_state_machine.png"/>
+                    <pic:cNvPr id="8" name="Picture 8"/>
                     <pic:cNvPicPr/>
                   </pic:nvPicPr>
                   <pic:blipFill>
-                    <a:blip r:embed="rId10"/>
+                    <a:blip r:embed="rId10" cstate="print">
+                      <a:extLst>
+                        <a:ext uri="{28A0092B-C50C-407E-A947-70E740481C1C}">
+                          <a14:useLocalDpi xmlns:a14="http://schemas.microsoft.com/office/drawing/2010/main" val="0"/>
+                        </a:ext>
+                      </a:extLst>
+                    </a:blip>
                     <a:stretch>
                       <a:fillRect/>
                     </a:stretch>
@@ -4119,7 +6071,7 @@
                   <pic:spPr>
                     <a:xfrm>
                       <a:off x="0" y="0"/>
-                      <a:ext cx="5852160" cy="2902222"/>
+                      <a:ext cx="5852159" cy="2902222"/>
                     </a:xfrm>
                     <a:prstGeom prst="rect">
                       <a:avLst/>
@@ -4255,12 +6207,70 @@
             <w:tcW w:w="2588" w:type="dxa"/>
           </w:tcPr>
           <w:p>
-            <w:r>
-              <w:rPr>
-                <w:sz w:val="17"/>
-              </w:rPr>
-              <w:t>lightgbm, td_pagerank, fusion_engine, symbolic_rules, nlp_summarizer</w:t>
-            </w:r>
+            <w:proofErr w:type="spellStart"/>
+            <w:r>
+              <w:rPr>
+                <w:sz w:val="17"/>
+              </w:rPr>
+              <w:t>lightgbm</w:t>
+            </w:r>
+            <w:proofErr w:type="spellEnd"/>
+            <w:r>
+              <w:rPr>
+                <w:sz w:val="17"/>
+              </w:rPr>
+              <w:t xml:space="preserve">, </w:t>
+            </w:r>
+            <w:proofErr w:type="spellStart"/>
+            <w:r>
+              <w:rPr>
+                <w:sz w:val="17"/>
+              </w:rPr>
+              <w:t>td_pagerank</w:t>
+            </w:r>
+            <w:proofErr w:type="spellEnd"/>
+            <w:r>
+              <w:rPr>
+                <w:sz w:val="17"/>
+              </w:rPr>
+              <w:t xml:space="preserve">, </w:t>
+            </w:r>
+            <w:proofErr w:type="spellStart"/>
+            <w:r>
+              <w:rPr>
+                <w:sz w:val="17"/>
+              </w:rPr>
+              <w:t>fusion_engine</w:t>
+            </w:r>
+            <w:proofErr w:type="spellEnd"/>
+            <w:r>
+              <w:rPr>
+                <w:sz w:val="17"/>
+              </w:rPr>
+              <w:t xml:space="preserve">, </w:t>
+            </w:r>
+            <w:proofErr w:type="spellStart"/>
+            <w:r>
+              <w:rPr>
+                <w:sz w:val="17"/>
+              </w:rPr>
+              <w:t>symbolic_rules</w:t>
+            </w:r>
+            <w:proofErr w:type="spellEnd"/>
+            <w:r>
+              <w:rPr>
+                <w:sz w:val="17"/>
+              </w:rPr>
+              <w:t xml:space="preserve">, </w:t>
+            </w:r>
+            <w:proofErr w:type="spellStart"/>
+            <w:r>
+              <w:rPr>
+                <w:sz w:val="17"/>
+              </w:rPr>
+              <w:t>nlp_summarizer</w:t>
+            </w:r>
+            <w:proofErr w:type="spellEnd"/>
           </w:p>
         </w:tc>
         <w:tc>
@@ -4296,6 +6306,7 @@
             <w:tcW w:w="2588" w:type="dxa"/>
           </w:tcPr>
           <w:p>
+            <w:proofErr w:type="spellStart"/>
             <w:r>
               <w:rPr>
                 <w:b/>
@@ -4303,6 +6314,7 @@
               </w:rPr>
               <w:t>no_nlp</w:t>
             </w:r>
+            <w:proofErr w:type="spellEnd"/>
           </w:p>
         </w:tc>
         <w:tc>
@@ -4310,12 +6322,56 @@
             <w:tcW w:w="2588" w:type="dxa"/>
           </w:tcPr>
           <w:p>
-            <w:r>
-              <w:rPr>
-                <w:sz w:val="17"/>
-              </w:rPr>
-              <w:t>lightgbm, td_pagerank, fusion_engine, symbolic_rules</w:t>
-            </w:r>
+            <w:proofErr w:type="spellStart"/>
+            <w:r>
+              <w:rPr>
+                <w:sz w:val="17"/>
+              </w:rPr>
+              <w:t>lightgbm</w:t>
+            </w:r>
+            <w:proofErr w:type="spellEnd"/>
+            <w:r>
+              <w:rPr>
+                <w:sz w:val="17"/>
+              </w:rPr>
+              <w:t xml:space="preserve">, </w:t>
+            </w:r>
+            <w:proofErr w:type="spellStart"/>
+            <w:r>
+              <w:rPr>
+                <w:sz w:val="17"/>
+              </w:rPr>
+              <w:t>td_pagerank</w:t>
+            </w:r>
+            <w:proofErr w:type="spellEnd"/>
+            <w:r>
+              <w:rPr>
+                <w:sz w:val="17"/>
+              </w:rPr>
+              <w:t xml:space="preserve">, </w:t>
+            </w:r>
+            <w:proofErr w:type="spellStart"/>
+            <w:r>
+              <w:rPr>
+                <w:sz w:val="17"/>
+              </w:rPr>
+              <w:t>fusion_engine</w:t>
+            </w:r>
+            <w:proofErr w:type="spellEnd"/>
+            <w:r>
+              <w:rPr>
+                <w:sz w:val="17"/>
+              </w:rPr>
+              <w:t xml:space="preserve">, </w:t>
+            </w:r>
+            <w:proofErr w:type="spellStart"/>
+            <w:r>
+              <w:rPr>
+                <w:sz w:val="17"/>
+              </w:rPr>
+              <w:t>symbolic_rules</w:t>
+            </w:r>
+            <w:proofErr w:type="spellEnd"/>
           </w:p>
         </w:tc>
         <w:tc>
@@ -4351,6 +6407,7 @@
             <w:tcW w:w="2588" w:type="dxa"/>
           </w:tcPr>
           <w:p>
+            <w:proofErr w:type="spellStart"/>
             <w:r>
               <w:rPr>
                 <w:b/>
@@ -4358,6 +6415,7 @@
               </w:rPr>
               <w:t>no_symbolic</w:t>
             </w:r>
+            <w:proofErr w:type="spellEnd"/>
           </w:p>
         </w:tc>
         <w:tc>
@@ -4365,12 +6423,42 @@
             <w:tcW w:w="2588" w:type="dxa"/>
           </w:tcPr>
           <w:p>
-            <w:r>
-              <w:rPr>
-                <w:sz w:val="17"/>
-              </w:rPr>
-              <w:t>lightgbm, td_pagerank, fusion_engine</w:t>
-            </w:r>
+            <w:proofErr w:type="spellStart"/>
+            <w:r>
+              <w:rPr>
+                <w:sz w:val="17"/>
+              </w:rPr>
+              <w:t>lightgbm</w:t>
+            </w:r>
+            <w:proofErr w:type="spellEnd"/>
+            <w:r>
+              <w:rPr>
+                <w:sz w:val="17"/>
+              </w:rPr>
+              <w:t xml:space="preserve">, </w:t>
+            </w:r>
+            <w:proofErr w:type="spellStart"/>
+            <w:r>
+              <w:rPr>
+                <w:sz w:val="17"/>
+              </w:rPr>
+              <w:t>td_pagerank</w:t>
+            </w:r>
+            <w:proofErr w:type="spellEnd"/>
+            <w:r>
+              <w:rPr>
+                <w:sz w:val="17"/>
+              </w:rPr>
+              <w:t xml:space="preserve">, </w:t>
+            </w:r>
+            <w:proofErr w:type="spellStart"/>
+            <w:r>
+              <w:rPr>
+                <w:sz w:val="17"/>
+              </w:rPr>
+              <w:t>fusion_engine</w:t>
+            </w:r>
+            <w:proofErr w:type="spellEnd"/>
           </w:p>
         </w:tc>
         <w:tc>
@@ -4406,6 +6494,7 @@
             <w:tcW w:w="2588" w:type="dxa"/>
           </w:tcPr>
           <w:p>
+            <w:proofErr w:type="spellStart"/>
             <w:r>
               <w:rPr>
                 <w:b/>
@@ -4413,6 +6502,7 @@
               </w:rPr>
               <w:t>no_pagerank</w:t>
             </w:r>
+            <w:proofErr w:type="spellEnd"/>
           </w:p>
         </w:tc>
         <w:tc>
@@ -4420,12 +6510,42 @@
             <w:tcW w:w="2588" w:type="dxa"/>
           </w:tcPr>
           <w:p>
-            <w:r>
-              <w:rPr>
-                <w:sz w:val="17"/>
-              </w:rPr>
-              <w:t>lightgbm, fusion_engine, symbolic_rules</w:t>
-            </w:r>
+            <w:proofErr w:type="spellStart"/>
+            <w:r>
+              <w:rPr>
+                <w:sz w:val="17"/>
+              </w:rPr>
+              <w:t>lightgbm</w:t>
+            </w:r>
+            <w:proofErr w:type="spellEnd"/>
+            <w:r>
+              <w:rPr>
+                <w:sz w:val="17"/>
+              </w:rPr>
+              <w:t xml:space="preserve">, </w:t>
+            </w:r>
+            <w:proofErr w:type="spellStart"/>
+            <w:r>
+              <w:rPr>
+                <w:sz w:val="17"/>
+              </w:rPr>
+              <w:t>fusion_engine</w:t>
+            </w:r>
+            <w:proofErr w:type="spellEnd"/>
+            <w:r>
+              <w:rPr>
+                <w:sz w:val="17"/>
+              </w:rPr>
+              <w:t xml:space="preserve">, </w:t>
+            </w:r>
+            <w:proofErr w:type="spellStart"/>
+            <w:r>
+              <w:rPr>
+                <w:sz w:val="17"/>
+              </w:rPr>
+              <w:t>symbolic_rules</w:t>
+            </w:r>
+            <w:proofErr w:type="spellEnd"/>
           </w:p>
         </w:tc>
         <w:tc>
@@ -4461,6 +6581,7 @@
             <w:tcW w:w="2588" w:type="dxa"/>
           </w:tcPr>
           <w:p>
+            <w:proofErr w:type="spellStart"/>
             <w:r>
               <w:rPr>
                 <w:b/>
@@ -4468,6 +6589,7 @@
               </w:rPr>
               <w:t>no_fusion</w:t>
             </w:r>
+            <w:proofErr w:type="spellEnd"/>
           </w:p>
         </w:tc>
         <w:tc>
@@ -4475,12 +6597,42 @@
             <w:tcW w:w="2588" w:type="dxa"/>
           </w:tcPr>
           <w:p>
-            <w:r>
-              <w:rPr>
-                <w:sz w:val="17"/>
-              </w:rPr>
-              <w:t>lightgbm, td_pagerank, symbolic_rules</w:t>
-            </w:r>
+            <w:proofErr w:type="spellStart"/>
+            <w:r>
+              <w:rPr>
+                <w:sz w:val="17"/>
+              </w:rPr>
+              <w:t>lightgbm</w:t>
+            </w:r>
+            <w:proofErr w:type="spellEnd"/>
+            <w:r>
+              <w:rPr>
+                <w:sz w:val="17"/>
+              </w:rPr>
+              <w:t xml:space="preserve">, </w:t>
+            </w:r>
+            <w:proofErr w:type="spellStart"/>
+            <w:r>
+              <w:rPr>
+                <w:sz w:val="17"/>
+              </w:rPr>
+              <w:t>td_pagerank</w:t>
+            </w:r>
+            <w:proofErr w:type="spellEnd"/>
+            <w:r>
+              <w:rPr>
+                <w:sz w:val="17"/>
+              </w:rPr>
+              <w:t xml:space="preserve">, </w:t>
+            </w:r>
+            <w:proofErr w:type="spellStart"/>
+            <w:r>
+              <w:rPr>
+                <w:sz w:val="17"/>
+              </w:rPr>
+              <w:t>symbolic_rules</w:t>
+            </w:r>
+            <w:proofErr w:type="spellEnd"/>
           </w:p>
         </w:tc>
         <w:tc>
@@ -4516,6 +6668,7 @@
             <w:tcW w:w="2588" w:type="dxa"/>
           </w:tcPr>
           <w:p>
+            <w:proofErr w:type="spellStart"/>
             <w:r>
               <w:rPr>
                 <w:b/>
@@ -4523,6 +6676,7 @@
               </w:rPr>
               <w:t>lgbm_pagerank</w:t>
             </w:r>
+            <w:proofErr w:type="spellEnd"/>
           </w:p>
         </w:tc>
         <w:tc>
@@ -4530,12 +6684,28 @@
             <w:tcW w:w="2588" w:type="dxa"/>
           </w:tcPr>
           <w:p>
-            <w:r>
-              <w:rPr>
-                <w:sz w:val="17"/>
-              </w:rPr>
-              <w:t>lightgbm, td_pagerank</w:t>
-            </w:r>
+            <w:proofErr w:type="spellStart"/>
+            <w:r>
+              <w:rPr>
+                <w:sz w:val="17"/>
+              </w:rPr>
+              <w:t>lightgbm</w:t>
+            </w:r>
+            <w:proofErr w:type="spellEnd"/>
+            <w:r>
+              <w:rPr>
+                <w:sz w:val="17"/>
+              </w:rPr>
+              <w:t xml:space="preserve">, </w:t>
+            </w:r>
+            <w:proofErr w:type="spellStart"/>
+            <w:r>
+              <w:rPr>
+                <w:sz w:val="17"/>
+              </w:rPr>
+              <w:t>td_pagerank</w:t>
+            </w:r>
+            <w:proofErr w:type="spellEnd"/>
           </w:p>
         </w:tc>
         <w:tc>
@@ -4571,6 +6741,7 @@
             <w:tcW w:w="2588" w:type="dxa"/>
           </w:tcPr>
           <w:p>
+            <w:proofErr w:type="spellStart"/>
             <w:r>
               <w:rPr>
                 <w:b/>
@@ -4578,6 +6749,7 @@
               </w:rPr>
               <w:t>lgbm_rules</w:t>
             </w:r>
+            <w:proofErr w:type="spellEnd"/>
           </w:p>
         </w:tc>
         <w:tc>
@@ -4585,12 +6757,28 @@
             <w:tcW w:w="2588" w:type="dxa"/>
           </w:tcPr>
           <w:p>
-            <w:r>
-              <w:rPr>
-                <w:sz w:val="17"/>
-              </w:rPr>
-              <w:t>lightgbm, symbolic_rules</w:t>
-            </w:r>
+            <w:proofErr w:type="spellStart"/>
+            <w:r>
+              <w:rPr>
+                <w:sz w:val="17"/>
+              </w:rPr>
+              <w:t>lightgbm</w:t>
+            </w:r>
+            <w:proofErr w:type="spellEnd"/>
+            <w:r>
+              <w:rPr>
+                <w:sz w:val="17"/>
+              </w:rPr>
+              <w:t xml:space="preserve">, </w:t>
+            </w:r>
+            <w:proofErr w:type="spellStart"/>
+            <w:r>
+              <w:rPr>
+                <w:sz w:val="17"/>
+              </w:rPr>
+              <w:t>symbolic_rules</w:t>
+            </w:r>
+            <w:proofErr w:type="spellEnd"/>
           </w:p>
         </w:tc>
         <w:tc>
@@ -4626,6 +6814,7 @@
             <w:tcW w:w="2588" w:type="dxa"/>
           </w:tcPr>
           <w:p>
+            <w:proofErr w:type="spellStart"/>
             <w:r>
               <w:rPr>
                 <w:b/>
@@ -4633,6 +6822,7 @@
               </w:rPr>
               <w:t>lgbm_only</w:t>
             </w:r>
+            <w:proofErr w:type="spellEnd"/>
           </w:p>
         </w:tc>
         <w:tc>
@@ -4640,12 +6830,14 @@
             <w:tcW w:w="2588" w:type="dxa"/>
           </w:tcPr>
           <w:p>
+            <w:proofErr w:type="spellStart"/>
             <w:r>
               <w:rPr>
                 <w:sz w:val="17"/>
               </w:rPr>
               <w:t>lightgbm</w:t>
             </w:r>
+            <w:proofErr w:type="spellEnd"/>
           </w:p>
         </w:tc>
         <w:tc>
@@ -4678,11 +6870,33 @@
     </w:tbl>
     <w:p/>
     <w:p>
-      <w:r>
-        <w:rPr>
-          <w:sz w:val="20"/>
-        </w:rPr>
-        <w:t>PrecisionDriftDetector: EMA-smoothed 20-bin histogram reference (alpha=0.1, Laplace smoothing); KL-divergence alert when &gt;0.15. AdaptivePrecisionBudget: tightens +0.05 when P@50 consistently &gt;base+0.10 for 5 estimates; relaxes -0.02 when within 0.05 of base for 3 estimates; output always in [0.55, 0.75].</w:t>
+      <w:proofErr w:type="spellStart"/>
+      <w:r>
+        <w:rPr>
+          <w:sz w:val="20"/>
+        </w:rPr>
+        <w:t>PrecisionDriftDetector</w:t>
+      </w:r>
+      <w:proofErr w:type="spellEnd"/>
+      <w:r>
+        <w:rPr>
+          <w:sz w:val="20"/>
+        </w:rPr>
+        <w:t xml:space="preserve">: EMA-smoothed 20-bin histogram reference (alpha=0.1, Laplace smoothing); KL-divergence alert when &gt;0.15. </w:t>
+      </w:r>
+      <w:proofErr w:type="spellStart"/>
+      <w:r>
+        <w:rPr>
+          <w:sz w:val="20"/>
+        </w:rPr>
+        <w:t>AdaptivePrecisionBudget</w:t>
+      </w:r>
+      <w:proofErr w:type="spellEnd"/>
+      <w:r>
+        <w:rPr>
+          <w:sz w:val="20"/>
+        </w:rPr>
+        <w:t>: tightens +0.05 when P@50 consistently &gt;base+0.10 for 5 estimates; relaxes -0.02 when within 0.05 of base for 3 estimates; output always in [0.55, 0.75].</w:t>
       </w:r>
     </w:p>
     <w:p/>
@@ -4714,21 +6928,128 @@
         </w:rPr>
         <w:t>Penalty  (</w:t>
       </w:r>
+      <w:proofErr w:type="spellStart"/>
       <w:proofErr w:type="gramEnd"/>
       <w:r>
         <w:rPr>
           <w:b/>
           <w:sz w:val="20"/>
         </w:rPr>
-        <w:t>LearnableSCCPenalty in models/td_pagerank.py)</w:t>
-      </w:r>
-    </w:p>
-    <w:p>
-      <w:r>
-        <w:rPr>
-          <w:sz w:val="20"/>
-        </w:rPr>
-        <w:t xml:space="preserve">A 2-layer MLP (input_dim=5, hidden_dim=32) maps 5 intra-SCC flow features [intra_inflow, intra_outflow, weight_ratio, scc_size, node_degree] to penalty multipliers via sigmoid scaling: penalty = 0.1 + 0.9 * </w:t>
+        <w:t>LearnableSCCPenalty</w:t>
+      </w:r>
+      <w:proofErr w:type="spellEnd"/>
+      <w:r>
+        <w:rPr>
+          <w:b/>
+          <w:sz w:val="20"/>
+        </w:rPr>
+        <w:t xml:space="preserve"> in models/td_pagerank.py)</w:t>
+      </w:r>
+    </w:p>
+    <w:p>
+      <w:r>
+        <w:rPr>
+          <w:sz w:val="20"/>
+        </w:rPr>
+        <w:t>A 2-layer MLP (</w:t>
+      </w:r>
+      <w:proofErr w:type="spellStart"/>
+      <w:r>
+        <w:rPr>
+          <w:sz w:val="20"/>
+        </w:rPr>
+        <w:t>input_dim</w:t>
+      </w:r>
+      <w:proofErr w:type="spellEnd"/>
+      <w:r>
+        <w:rPr>
+          <w:sz w:val="20"/>
+        </w:rPr>
+        <w:t xml:space="preserve">=5, </w:t>
+      </w:r>
+      <w:proofErr w:type="spellStart"/>
+      <w:r>
+        <w:rPr>
+          <w:sz w:val="20"/>
+        </w:rPr>
+        <w:t>hidden_dim</w:t>
+      </w:r>
+      <w:proofErr w:type="spellEnd"/>
+      <w:r>
+        <w:rPr>
+          <w:sz w:val="20"/>
+        </w:rPr>
+        <w:t>=32) maps 5 intra-SCC flow features [</w:t>
+      </w:r>
+      <w:proofErr w:type="spellStart"/>
+      <w:r>
+        <w:rPr>
+          <w:sz w:val="20"/>
+        </w:rPr>
+        <w:t>intra_inflow</w:t>
+      </w:r>
+      <w:proofErr w:type="spellEnd"/>
+      <w:r>
+        <w:rPr>
+          <w:sz w:val="20"/>
+        </w:rPr>
+        <w:t xml:space="preserve">, </w:t>
+      </w:r>
+      <w:proofErr w:type="spellStart"/>
+      <w:r>
+        <w:rPr>
+          <w:sz w:val="20"/>
+        </w:rPr>
+        <w:t>intra_outflow</w:t>
+      </w:r>
+      <w:proofErr w:type="spellEnd"/>
+      <w:r>
+        <w:rPr>
+          <w:sz w:val="20"/>
+        </w:rPr>
+        <w:t xml:space="preserve">, </w:t>
+      </w:r>
+      <w:proofErr w:type="spellStart"/>
+      <w:r>
+        <w:rPr>
+          <w:sz w:val="20"/>
+        </w:rPr>
+        <w:t>weight_ratio</w:t>
+      </w:r>
+      <w:proofErr w:type="spellEnd"/>
+      <w:r>
+        <w:rPr>
+          <w:sz w:val="20"/>
+        </w:rPr>
+        <w:t xml:space="preserve">, </w:t>
+      </w:r>
+      <w:proofErr w:type="spellStart"/>
+      <w:r>
+        <w:rPr>
+          <w:sz w:val="20"/>
+        </w:rPr>
+        <w:t>scc_size</w:t>
+      </w:r>
+      <w:proofErr w:type="spellEnd"/>
+      <w:r>
+        <w:rPr>
+          <w:sz w:val="20"/>
+        </w:rPr>
+        <w:t xml:space="preserve">, </w:t>
+      </w:r>
+      <w:proofErr w:type="spellStart"/>
+      <w:r>
+        <w:rPr>
+          <w:sz w:val="20"/>
+        </w:rPr>
+        <w:t>node_degree</w:t>
+      </w:r>
+      <w:proofErr w:type="spellEnd"/>
+      <w:r>
+        <w:rPr>
+          <w:sz w:val="20"/>
+        </w:rPr>
+        <w:t xml:space="preserve">] to penalty multipliers via sigmoid scaling: penalty = 0.1 + 0.9 * </w:t>
       </w:r>
       <w:proofErr w:type="gramStart"/>
       <w:r>
@@ -4742,21 +7063,63 @@
         <w:rPr>
           <w:sz w:val="20"/>
         </w:rPr>
-        <w:t>MLP(x)), guaranteeing output in [0.1, 1.0] for any input. Training enforces mandatory temporal splits (train_</w:t>
+        <w:t>MLP(x)), guaranteeing output in [0.1, 1.0] for any input. Training enforces mandatory temporal splits (</w:t>
+      </w:r>
+      <w:proofErr w:type="spellStart"/>
+      <w:r>
+        <w:rPr>
+          <w:sz w:val="20"/>
+        </w:rPr>
+        <w:t>train_</w:t>
       </w:r>
       <w:proofErr w:type="gramStart"/>
       <w:r>
         <w:rPr>
           <w:sz w:val="20"/>
         </w:rPr>
-        <w:t>penalty(</w:t>
+        <w:t>penalty</w:t>
+      </w:r>
+      <w:proofErr w:type="spellEnd"/>
+      <w:r>
+        <w:rPr>
+          <w:sz w:val="20"/>
+        </w:rPr>
+        <w:t>(</w:t>
       </w:r>
       <w:proofErr w:type="gramEnd"/>
       <w:r>
         <w:rPr>
           <w:sz w:val="20"/>
         </w:rPr>
-        <w:t>) splits at temporal_split_date). Config flag: use_learnable_scc_penalty=False (default).</w:t>
+        <w:t xml:space="preserve">) splits at </w:t>
+      </w:r>
+      <w:proofErr w:type="spellStart"/>
+      <w:r>
+        <w:rPr>
+          <w:sz w:val="20"/>
+        </w:rPr>
+        <w:t>temporal_split_date</w:t>
+      </w:r>
+      <w:proofErr w:type="spellEnd"/>
+      <w:r>
+        <w:rPr>
+          <w:sz w:val="20"/>
+        </w:rPr>
+        <w:t xml:space="preserve">). Config flag: </w:t>
+      </w:r>
+      <w:proofErr w:type="spellStart"/>
+      <w:r>
+        <w:rPr>
+          <w:sz w:val="20"/>
+        </w:rPr>
+        <w:t>use_learnable_scc_penalty</w:t>
+      </w:r>
+      <w:proofErr w:type="spellEnd"/>
+      <w:r>
+        <w:rPr>
+          <w:sz w:val="20"/>
+        </w:rPr>
+        <w:t>=False (default).</w:t>
       </w:r>
     </w:p>
     <w:p/>
@@ -4788,35 +7151,226 @@
         </w:rPr>
         <w:t>Embedding  (</w:t>
       </w:r>
+      <w:proofErr w:type="spellStart"/>
       <w:proofErr w:type="gramEnd"/>
       <w:r>
         <w:rPr>
           <w:b/>
           <w:sz w:val="20"/>
         </w:rPr>
-        <w:t>TopologyEmbeddingNetwork in models/adaptive_fusion.py)</w:t>
-      </w:r>
-    </w:p>
-    <w:p>
-      <w:r>
-        <w:rPr>
-          <w:sz w:val="20"/>
-        </w:rPr>
-        <w:t>Two GCNConv message-passing layers (hidden_dim=32) followed by global mean pooling and a linear projection to 16-dimensional embedding. Node features: 4-dimensional [in_degree, out_degree, amount_sum, edge_count]. Timeout enforced at 200ms; fallback to manual TopologyVector on timeout or PyG unavailability. IsolationDetector: 3-layer MLP -&gt; sigmoid in [0,1]; compute_fusion_</w:t>
+        <w:t>TopologyEmbeddingNetwork</w:t>
+      </w:r>
+      <w:proofErr w:type="spellEnd"/>
+      <w:r>
+        <w:rPr>
+          <w:b/>
+          <w:sz w:val="20"/>
+        </w:rPr>
+        <w:t xml:space="preserve"> in models/adaptive_fusion.py)</w:t>
+      </w:r>
+    </w:p>
+    <w:p>
+      <w:r>
+        <w:rPr>
+          <w:sz w:val="20"/>
+        </w:rPr>
+        <w:t xml:space="preserve">Two </w:t>
+      </w:r>
+      <w:proofErr w:type="spellStart"/>
+      <w:r>
+        <w:rPr>
+          <w:sz w:val="20"/>
+        </w:rPr>
+        <w:t>GCNConv</w:t>
+      </w:r>
+      <w:proofErr w:type="spellEnd"/>
+      <w:r>
+        <w:rPr>
+          <w:sz w:val="20"/>
+        </w:rPr>
+        <w:t xml:space="preserve"> message-passing layers (</w:t>
+      </w:r>
+      <w:proofErr w:type="spellStart"/>
+      <w:r>
+        <w:rPr>
+          <w:sz w:val="20"/>
+        </w:rPr>
+        <w:t>hidden_dim</w:t>
+      </w:r>
+      <w:proofErr w:type="spellEnd"/>
+      <w:r>
+        <w:rPr>
+          <w:sz w:val="20"/>
+        </w:rPr>
+        <w:t>=32) followed by global mean pooling and a linear projection to 16-dimensional embedding. Node features: 4-dimensional [</w:t>
+      </w:r>
+      <w:proofErr w:type="spellStart"/>
+      <w:r>
+        <w:rPr>
+          <w:sz w:val="20"/>
+        </w:rPr>
+        <w:t>in_degree</w:t>
+      </w:r>
+      <w:proofErr w:type="spellEnd"/>
+      <w:r>
+        <w:rPr>
+          <w:sz w:val="20"/>
+        </w:rPr>
+        <w:t xml:space="preserve">, </w:t>
+      </w:r>
+      <w:proofErr w:type="spellStart"/>
+      <w:r>
+        <w:rPr>
+          <w:sz w:val="20"/>
+        </w:rPr>
+        <w:t>out_degree</w:t>
+      </w:r>
+      <w:proofErr w:type="spellEnd"/>
+      <w:r>
+        <w:rPr>
+          <w:sz w:val="20"/>
+        </w:rPr>
+        <w:t xml:space="preserve">, </w:t>
+      </w:r>
+      <w:proofErr w:type="spellStart"/>
+      <w:r>
+        <w:rPr>
+          <w:sz w:val="20"/>
+        </w:rPr>
+        <w:t>amount_sum</w:t>
+      </w:r>
+      <w:proofErr w:type="spellEnd"/>
+      <w:r>
+        <w:rPr>
+          <w:sz w:val="20"/>
+        </w:rPr>
+        <w:t xml:space="preserve">, </w:t>
+      </w:r>
+      <w:proofErr w:type="spellStart"/>
+      <w:r>
+        <w:rPr>
+          <w:sz w:val="20"/>
+        </w:rPr>
+        <w:t>edge_count</w:t>
+      </w:r>
+      <w:proofErr w:type="spellEnd"/>
+      <w:r>
+        <w:rPr>
+          <w:sz w:val="20"/>
+        </w:rPr>
+        <w:t xml:space="preserve">]. Timeout enforced at 200ms; fallback to manual </w:t>
+      </w:r>
+      <w:proofErr w:type="spellStart"/>
+      <w:r>
+        <w:rPr>
+          <w:sz w:val="20"/>
+        </w:rPr>
+        <w:t>TopologyVector</w:t>
+      </w:r>
+      <w:proofErr w:type="spellEnd"/>
+      <w:r>
+        <w:rPr>
+          <w:sz w:val="20"/>
+        </w:rPr>
+        <w:t xml:space="preserve"> on timeout or </w:t>
+      </w:r>
+      <w:proofErr w:type="spellStart"/>
+      <w:r>
+        <w:rPr>
+          <w:sz w:val="20"/>
+        </w:rPr>
+        <w:t>PyG</w:t>
+      </w:r>
+      <w:proofErr w:type="spellEnd"/>
+      <w:r>
+        <w:rPr>
+          <w:sz w:val="20"/>
+        </w:rPr>
+        <w:t xml:space="preserve"> unavailability. </w:t>
+      </w:r>
+      <w:proofErr w:type="spellStart"/>
+      <w:r>
+        <w:rPr>
+          <w:sz w:val="20"/>
+        </w:rPr>
+        <w:t>IsolationDetector</w:t>
+      </w:r>
+      <w:proofErr w:type="spellEnd"/>
+      <w:r>
+        <w:rPr>
+          <w:sz w:val="20"/>
+        </w:rPr>
+        <w:t xml:space="preserve">: 3-layer MLP -&gt; sigmoid in [0,1]; </w:t>
+      </w:r>
+      <w:proofErr w:type="spellStart"/>
+      <w:r>
+        <w:rPr>
+          <w:sz w:val="20"/>
+        </w:rPr>
+        <w:t>compute_fusion_</w:t>
       </w:r>
       <w:proofErr w:type="gramStart"/>
       <w:r>
         <w:rPr>
           <w:sz w:val="20"/>
         </w:rPr>
-        <w:t>weights(</w:t>
+        <w:t>weights</w:t>
+      </w:r>
+      <w:proofErr w:type="spellEnd"/>
+      <w:r>
+        <w:rPr>
+          <w:sz w:val="20"/>
+        </w:rPr>
+        <w:t>(</w:t>
       </w:r>
       <w:proofErr w:type="gramEnd"/>
       <w:r>
         <w:rPr>
           <w:sz w:val="20"/>
         </w:rPr>
-        <w:t>) applies: w_ml_new = w_ml + isolation * (0.90 - w_ml) (monotonically non-decreasing, capped at 0.90).</w:t>
+        <w:t xml:space="preserve">) applies: </w:t>
+      </w:r>
+      <w:proofErr w:type="spellStart"/>
+      <w:r>
+        <w:rPr>
+          <w:sz w:val="20"/>
+        </w:rPr>
+        <w:t>w_ml_new</w:t>
+      </w:r>
+      <w:proofErr w:type="spellEnd"/>
+      <w:r>
+        <w:rPr>
+          <w:sz w:val="20"/>
+        </w:rPr>
+        <w:t xml:space="preserve"> = </w:t>
+      </w:r>
+      <w:proofErr w:type="spellStart"/>
+      <w:r>
+        <w:rPr>
+          <w:sz w:val="20"/>
+        </w:rPr>
+        <w:t>w_ml</w:t>
+      </w:r>
+      <w:proofErr w:type="spellEnd"/>
+      <w:r>
+        <w:rPr>
+          <w:sz w:val="20"/>
+        </w:rPr>
+        <w:t xml:space="preserve"> + isolation * (0.90 - </w:t>
+      </w:r>
+      <w:proofErr w:type="spellStart"/>
+      <w:r>
+        <w:rPr>
+          <w:sz w:val="20"/>
+        </w:rPr>
+        <w:t>w_ml</w:t>
+      </w:r>
+      <w:proofErr w:type="spellEnd"/>
+      <w:r>
+        <w:rPr>
+          <w:sz w:val="20"/>
+        </w:rPr>
+        <w:t>) (monotonically non-decreasing, capped at 0.90).</w:t>
       </w:r>
     </w:p>
     <w:p/>
@@ -4830,8 +7384,17 @@
           <w:b/>
           <w:sz w:val="20"/>
         </w:rPr>
-        <w:t>7.7  DeepTopologyAttentionGate</w:t>
-      </w:r>
+        <w:t xml:space="preserve">7.7  </w:t>
+      </w:r>
+      <w:proofErr w:type="spellStart"/>
+      <w:r>
+        <w:rPr>
+          <w:b/>
+          <w:sz w:val="20"/>
+        </w:rPr>
+        <w:t>DeepTopologyAttentionGate</w:t>
+      </w:r>
+      <w:proofErr w:type="spellEnd"/>
       <w:proofErr w:type="gramEnd"/>
       <w:r>
         <w:rPr>
@@ -4846,7 +7409,21 @@
         <w:rPr>
           <w:sz w:val="20"/>
         </w:rPr>
-        <w:t xml:space="preserve">MLP with &gt;=2 hidden layers (hidden_dim&gt;=64) + Dropout + final </w:t>
+        <w:t>MLP with &gt;=2 hidden layers (</w:t>
+      </w:r>
+      <w:proofErr w:type="spellStart"/>
+      <w:r>
+        <w:rPr>
+          <w:sz w:val="20"/>
+        </w:rPr>
+        <w:t>hidden_dim</w:t>
+      </w:r>
+      <w:proofErr w:type="spellEnd"/>
+      <w:r>
+        <w:rPr>
+          <w:sz w:val="20"/>
+        </w:rPr>
+        <w:t xml:space="preserve">&gt;=64) + Dropout + final </w:t>
       </w:r>
       <w:proofErr w:type="gramStart"/>
       <w:r>
@@ -4860,7 +7437,63 @@
         <w:rPr>
           <w:sz w:val="20"/>
         </w:rPr>
-        <w:t>3) + softmax. Topology activity = sigmoid(||embedding||_2); graph-signal weight amplified by 1 + 2.0 * activity before iterative clamp-normalize. Inference budget: &lt;50ms. Raises ValueError if num_hidden_layers&lt;2 or hidden_dim&lt;64.</w:t>
+        <w:t xml:space="preserve">3) + </w:t>
+      </w:r>
+      <w:proofErr w:type="spellStart"/>
+      <w:r>
+        <w:rPr>
+          <w:sz w:val="20"/>
+        </w:rPr>
+        <w:t>softmax</w:t>
+      </w:r>
+      <w:proofErr w:type="spellEnd"/>
+      <w:r>
+        <w:rPr>
+          <w:sz w:val="20"/>
+        </w:rPr>
+        <w:t xml:space="preserve">. Topology activity = sigmoid(||embedding||_2); graph-signal weight amplified by 1 + 2.0 * activity before iterative clamp-normalize. Inference budget: &lt;50ms. Raises </w:t>
+      </w:r>
+      <w:proofErr w:type="spellStart"/>
+      <w:r>
+        <w:rPr>
+          <w:sz w:val="20"/>
+        </w:rPr>
+        <w:t>ValueError</w:t>
+      </w:r>
+      <w:proofErr w:type="spellEnd"/>
+      <w:r>
+        <w:rPr>
+          <w:sz w:val="20"/>
+        </w:rPr>
+        <w:t xml:space="preserve"> if </w:t>
+      </w:r>
+      <w:proofErr w:type="spellStart"/>
+      <w:r>
+        <w:rPr>
+          <w:sz w:val="20"/>
+        </w:rPr>
+        <w:t>num_hidden_layers</w:t>
+      </w:r>
+      <w:proofErr w:type="spellEnd"/>
+      <w:r>
+        <w:rPr>
+          <w:sz w:val="20"/>
+        </w:rPr>
+        <w:t xml:space="preserve">&lt;2 or </w:t>
+      </w:r>
+      <w:proofErr w:type="spellStart"/>
+      <w:r>
+        <w:rPr>
+          <w:sz w:val="20"/>
+        </w:rPr>
+        <w:t>hidden_dim</w:t>
+      </w:r>
+      <w:proofErr w:type="spellEnd"/>
+      <w:r>
+        <w:rPr>
+          <w:sz w:val="20"/>
+        </w:rPr>
+        <w:t>&lt;64.</w:t>
       </w:r>
     </w:p>
     <w:p/>
@@ -4902,32 +7535,96 @@
       </w:r>
     </w:p>
     <w:p>
-      <w:r>
-        <w:rPr>
-          <w:sz w:val="20"/>
-        </w:rPr>
-        <w:t>OnlinePrecisionMonitor: rolling window (window_size=500, min_samples=200); ingest_</w:t>
+      <w:proofErr w:type="spellStart"/>
+      <w:r>
+        <w:rPr>
+          <w:sz w:val="20"/>
+        </w:rPr>
+        <w:t>OnlinePrecisionMonitor</w:t>
+      </w:r>
+      <w:proofErr w:type="spellEnd"/>
+      <w:r>
+        <w:rPr>
+          <w:sz w:val="20"/>
+        </w:rPr>
+        <w:t>: rolling window (</w:t>
+      </w:r>
+      <w:proofErr w:type="spellStart"/>
+      <w:r>
+        <w:rPr>
+          <w:sz w:val="20"/>
+        </w:rPr>
+        <w:t>window_size</w:t>
+      </w:r>
+      <w:proofErr w:type="spellEnd"/>
+      <w:r>
+        <w:rPr>
+          <w:sz w:val="20"/>
+        </w:rPr>
+        <w:t xml:space="preserve">=500, </w:t>
+      </w:r>
+      <w:proofErr w:type="spellStart"/>
+      <w:r>
+        <w:rPr>
+          <w:sz w:val="20"/>
+        </w:rPr>
+        <w:t>min_samples</w:t>
+      </w:r>
+      <w:proofErr w:type="spellEnd"/>
+      <w:r>
+        <w:rPr>
+          <w:sz w:val="20"/>
+        </w:rPr>
+        <w:t xml:space="preserve">=200); </w:t>
+      </w:r>
+      <w:proofErr w:type="spellStart"/>
+      <w:r>
+        <w:rPr>
+          <w:sz w:val="20"/>
+        </w:rPr>
+        <w:t>ingest_</w:t>
       </w:r>
       <w:proofErr w:type="gramStart"/>
       <w:r>
         <w:rPr>
           <w:sz w:val="20"/>
         </w:rPr>
-        <w:t>feedback(</w:t>
+        <w:t>feedback</w:t>
+      </w:r>
+      <w:proofErr w:type="spellEnd"/>
+      <w:r>
+        <w:rPr>
+          <w:sz w:val="20"/>
+        </w:rPr>
+        <w:t>(</w:t>
       </w:r>
       <w:proofErr w:type="gramEnd"/>
       <w:r>
         <w:rPr>
           <w:sz w:val="20"/>
         </w:rPr>
-        <w:t>) rejects out-of-order timestamps; estimate_</w:t>
+        <w:t xml:space="preserve">) rejects out-of-order timestamps; </w:t>
+      </w:r>
+      <w:proofErr w:type="spellStart"/>
+      <w:r>
+        <w:rPr>
+          <w:sz w:val="20"/>
+        </w:rPr>
+        <w:t>estimate_</w:t>
       </w:r>
       <w:proofErr w:type="gramStart"/>
       <w:r>
         <w:rPr>
           <w:sz w:val="20"/>
         </w:rPr>
-        <w:t>precision(</w:t>
+        <w:t>precision</w:t>
+      </w:r>
+      <w:proofErr w:type="spellEnd"/>
+      <w:r>
+        <w:rPr>
+          <w:sz w:val="20"/>
+        </w:rPr>
+        <w:t>(</w:t>
       </w:r>
       <w:proofErr w:type="gramEnd"/>
       <w:r>
@@ -4938,18 +7635,54 @@
       </w:r>
     </w:p>
     <w:p>
-      <w:r>
-        <w:rPr>
-          <w:sz w:val="20"/>
-        </w:rPr>
-        <w:t>EnhancedConceptDriftDetector: per-path PrecisionDriftDetector instances (no cross-path contamination); classify_</w:t>
+      <w:proofErr w:type="spellStart"/>
+      <w:r>
+        <w:rPr>
+          <w:sz w:val="20"/>
+        </w:rPr>
+        <w:t>EnhancedConceptDriftDetector</w:t>
+      </w:r>
+      <w:proofErr w:type="spellEnd"/>
+      <w:r>
+        <w:rPr>
+          <w:sz w:val="20"/>
+        </w:rPr>
+        <w:t xml:space="preserve">: per-path </w:t>
+      </w:r>
+      <w:proofErr w:type="spellStart"/>
+      <w:r>
+        <w:rPr>
+          <w:sz w:val="20"/>
+        </w:rPr>
+        <w:t>PrecisionDriftDetector</w:t>
+      </w:r>
+      <w:proofErr w:type="spellEnd"/>
+      <w:r>
+        <w:rPr>
+          <w:sz w:val="20"/>
+        </w:rPr>
+        <w:t xml:space="preserve"> instances (no cross-path contamination); </w:t>
+      </w:r>
+      <w:proofErr w:type="spellStart"/>
+      <w:r>
+        <w:rPr>
+          <w:sz w:val="20"/>
+        </w:rPr>
+        <w:t>classify_</w:t>
       </w:r>
       <w:proofErr w:type="gramStart"/>
       <w:r>
         <w:rPr>
           <w:sz w:val="20"/>
         </w:rPr>
-        <w:t>drift(</w:t>
+        <w:t>drift</w:t>
+      </w:r>
+      <w:proofErr w:type="spellEnd"/>
+      <w:r>
+        <w:rPr>
+          <w:sz w:val="20"/>
+        </w:rPr>
+        <w:t>(</w:t>
       </w:r>
       <w:proofErr w:type="gramEnd"/>
       <w:r>
@@ -4963,15 +7696,65 @@
           <w:sz w:val="20"/>
         </w:rPr>
         <w:lastRenderedPageBreak/>
-        <w:t>returns: precision_degraded (precision &lt; budget, regardless of KL), benign_shift (KL &gt; 0.15 but precision &gt;= budget), no_drift (otherwise).</w:t>
-      </w:r>
-    </w:p>
-    <w:p>
-      <w:r>
-        <w:rPr>
-          <w:sz w:val="20"/>
-        </w:rPr>
-        <w:t>EnhancedAdaptivePrecisionBudget: blended = 0.7*online + 0.3*shadow; tightens +0.05 after 5 consecutive &gt; base+0.10; relaxes -0.02 after 3 consecutive within 0.05 of base; output clamped to [0.55, 0.75].</w:t>
+        <w:t xml:space="preserve">returns: </w:t>
+      </w:r>
+      <w:proofErr w:type="spellStart"/>
+      <w:r>
+        <w:rPr>
+          <w:sz w:val="20"/>
+        </w:rPr>
+        <w:t>precision_degraded</w:t>
+      </w:r>
+      <w:proofErr w:type="spellEnd"/>
+      <w:r>
+        <w:rPr>
+          <w:sz w:val="20"/>
+        </w:rPr>
+        <w:t xml:space="preserve"> (precision &lt; budget, regardless of KL), </w:t>
+      </w:r>
+      <w:proofErr w:type="spellStart"/>
+      <w:r>
+        <w:rPr>
+          <w:sz w:val="20"/>
+        </w:rPr>
+        <w:t>benign_shift</w:t>
+      </w:r>
+      <w:proofErr w:type="spellEnd"/>
+      <w:r>
+        <w:rPr>
+          <w:sz w:val="20"/>
+        </w:rPr>
+        <w:t xml:space="preserve"> (KL &gt; 0.15 but precision &gt;= budget), </w:t>
+      </w:r>
+      <w:proofErr w:type="spellStart"/>
+      <w:r>
+        <w:rPr>
+          <w:sz w:val="20"/>
+        </w:rPr>
+        <w:t>no_drift</w:t>
+      </w:r>
+      <w:proofErr w:type="spellEnd"/>
+      <w:r>
+        <w:rPr>
+          <w:sz w:val="20"/>
+        </w:rPr>
+        <w:t xml:space="preserve"> (otherwise).</w:t>
+      </w:r>
+    </w:p>
+    <w:p>
+      <w:proofErr w:type="spellStart"/>
+      <w:r>
+        <w:rPr>
+          <w:sz w:val="20"/>
+        </w:rPr>
+        <w:t>EnhancedAdaptivePrecisionBudget</w:t>
+      </w:r>
+      <w:proofErr w:type="spellEnd"/>
+      <w:r>
+        <w:rPr>
+          <w:sz w:val="20"/>
+        </w:rPr>
+        <w:t>: blended = 0.7*online + 0.3*shadow; tightens +0.05 after 5 consecutive &gt; base+0.10; relaxes -0.02 after 3 consecutive within 0.05 of base; output clamped to [0.55, 0.75].</w:t>
       </w:r>
     </w:p>
     <w:p/>
@@ -4985,8 +7768,17 @@
           <w:b/>
           <w:sz w:val="20"/>
         </w:rPr>
-        <w:t>7.9  ResourceManager</w:t>
-      </w:r>
+        <w:t xml:space="preserve">7.9  </w:t>
+      </w:r>
+      <w:proofErr w:type="spellStart"/>
+      <w:r>
+        <w:rPr>
+          <w:b/>
+          <w:sz w:val="20"/>
+        </w:rPr>
+        <w:t>ResourceManager</w:t>
+      </w:r>
+      <w:proofErr w:type="spellEnd"/>
       <w:proofErr w:type="gramEnd"/>
       <w:r>
         <w:rPr>
@@ -5004,7 +7796,21 @@
         <w:rPr>
           <w:sz w:val="20"/>
         </w:rPr>
-        <w:t>•  allocate_penalty_buffers(mode): Allocates distinct memory buffers — symmetric: 2 MB, learnable: 8 MB — for each SCC penalty mode. Req 7.1.</w:t>
+        <w:t xml:space="preserve">•  </w:t>
+      </w:r>
+      <w:proofErr w:type="spellStart"/>
+      <w:r>
+        <w:rPr>
+          <w:sz w:val="20"/>
+        </w:rPr>
+        <w:t>allocate_penalty_buffers</w:t>
+      </w:r>
+      <w:proofErr w:type="spellEnd"/>
+      <w:r>
+        <w:rPr>
+          <w:sz w:val="20"/>
+        </w:rPr>
+        <w:t>(mode): Allocates distinct memory buffers — symmetric: 2 MB, learnable: 8 MB — for each SCC penalty mode. Req 7.1.</w:t>
       </w:r>
     </w:p>
     <w:p>
@@ -5015,7 +7821,35 @@
         <w:rPr>
           <w:sz w:val="20"/>
         </w:rPr>
-        <w:t>•  route_topology_pipeline(use_gnn): Routes to GNN pipeline (80 MB, 120ms, 4 processing units) or manual pipeline (2 MB, 5ms, 1 unit) with measurably different resource profiles. Req 7.2.</w:t>
+        <w:t xml:space="preserve">•  </w:t>
+      </w:r>
+      <w:proofErr w:type="spellStart"/>
+      <w:r>
+        <w:rPr>
+          <w:sz w:val="20"/>
+        </w:rPr>
+        <w:t>route_topology_pipeline</w:t>
+      </w:r>
+      <w:proofErr w:type="spellEnd"/>
+      <w:r>
+        <w:rPr>
+          <w:sz w:val="20"/>
+        </w:rPr>
+        <w:t>(</w:t>
+      </w:r>
+      <w:proofErr w:type="spellStart"/>
+      <w:r>
+        <w:rPr>
+          <w:sz w:val="20"/>
+        </w:rPr>
+        <w:t>use_gnn</w:t>
+      </w:r>
+      <w:proofErr w:type="spellEnd"/>
+      <w:r>
+        <w:rPr>
+          <w:sz w:val="20"/>
+        </w:rPr>
+        <w:t>): Routes to GNN pipeline (80 MB, 120ms, 4 processing units) or manual pipeline (2 MB, 5ms, 1 unit) with measurably different resource profiles. Req 7.2.</w:t>
       </w:r>
     </w:p>
     <w:p>
@@ -5026,7 +7860,21 @@
         <w:rPr>
           <w:sz w:val="20"/>
         </w:rPr>
-        <w:t>•  release_degraded_resources(disabled): Frees component memory on degradation events, removes disabled components from active set. Req 7.4.</w:t>
+        <w:t xml:space="preserve">•  </w:t>
+      </w:r>
+      <w:proofErr w:type="spellStart"/>
+      <w:r>
+        <w:rPr>
+          <w:sz w:val="20"/>
+        </w:rPr>
+        <w:t>release_degraded_resources</w:t>
+      </w:r>
+      <w:proofErr w:type="spellEnd"/>
+      <w:r>
+        <w:rPr>
+          <w:sz w:val="20"/>
+        </w:rPr>
+        <w:t>(disabled): Frees component memory on degradation events, removes disabled components from active set. Req 7.4.</w:t>
       </w:r>
     </w:p>
     <w:p>
@@ -5037,7 +7885,35 @@
         <w:rPr>
           <w:sz w:val="20"/>
         </w:rPr>
-        <w:t>•  atomic_model_swap(new_weights): Thread-safe atomic weight replacement (deep-copy + lock) without interrupting scoring; rollback on failure. Req 7.6.</w:t>
+        <w:t xml:space="preserve">•  </w:t>
+      </w:r>
+      <w:proofErr w:type="spellStart"/>
+      <w:r>
+        <w:rPr>
+          <w:sz w:val="20"/>
+        </w:rPr>
+        <w:t>atomic_model_swap</w:t>
+      </w:r>
+      <w:proofErr w:type="spellEnd"/>
+      <w:r>
+        <w:rPr>
+          <w:sz w:val="20"/>
+        </w:rPr>
+        <w:t>(</w:t>
+      </w:r>
+      <w:proofErr w:type="spellStart"/>
+      <w:r>
+        <w:rPr>
+          <w:sz w:val="20"/>
+        </w:rPr>
+        <w:t>new_weights</w:t>
+      </w:r>
+      <w:proofErr w:type="spellEnd"/>
+      <w:r>
+        <w:rPr>
+          <w:sz w:val="20"/>
+        </w:rPr>
+        <w:t>): Thread-safe atomic weight replacement (deep-copy + lock) without interrupting scoring; rollback on failure. Req 7.6.</w:t>
       </w:r>
     </w:p>
     <w:p>
@@ -5048,21 +7924,49 @@
         <w:rPr>
           <w:sz w:val="20"/>
         </w:rPr>
-        <w:t>•  utilization_</w:t>
+        <w:t xml:space="preserve">•  </w:t>
+      </w:r>
+      <w:proofErr w:type="spellStart"/>
+      <w:r>
+        <w:rPr>
+          <w:sz w:val="20"/>
+        </w:rPr>
+        <w:t>utilization_</w:t>
       </w:r>
       <w:proofErr w:type="gramStart"/>
       <w:r>
         <w:rPr>
           <w:sz w:val="20"/>
         </w:rPr>
-        <w:t>report(</w:t>
+        <w:t>report</w:t>
+      </w:r>
+      <w:proofErr w:type="spellEnd"/>
+      <w:r>
+        <w:rPr>
+          <w:sz w:val="20"/>
+        </w:rPr>
+        <w:t>(</w:t>
       </w:r>
       <w:proofErr w:type="gramEnd"/>
       <w:r>
         <w:rPr>
           <w:sz w:val="20"/>
         </w:rPr>
-        <w:t>): Generates ResourceUtilizationSnapshot records with memory delta, computation time, and active-unit count per event. Req 7.3, 7.5.</w:t>
+        <w:t xml:space="preserve">): Generates </w:t>
+      </w:r>
+      <w:proofErr w:type="spellStart"/>
+      <w:r>
+        <w:rPr>
+          <w:sz w:val="20"/>
+        </w:rPr>
+        <w:t>ResourceUtilizationSnapshot</w:t>
+      </w:r>
+      <w:proofErr w:type="spellEnd"/>
+      <w:r>
+        <w:rPr>
+          <w:sz w:val="20"/>
+        </w:rPr>
+        <w:t xml:space="preserve"> records with memory delta, computation time, and active-unit count per event. Req 7.3, 7.5.</w:t>
       </w:r>
     </w:p>
     <w:p/>
@@ -5096,9 +8000,9 @@
           <w:noProof/>
         </w:rPr>
         <w:drawing>
-          <wp:inline distT="0" distB="0" distL="0" distR="0" wp14:anchorId="325EB0AA" wp14:editId="75AC4611">
-            <wp:extent cx="5852160" cy="3583881"/>
-            <wp:effectExtent l="0" t="0" r="0" b="0"/>
+          <wp:inline distT="0" distB="0" distL="0" distR="0" wp14:anchorId="325EB0AA" wp14:editId="189A66E2">
+            <wp:extent cx="5561740" cy="3583881"/>
+            <wp:effectExtent l="0" t="0" r="1270" b="0"/>
             <wp:docPr id="9" name="Picture 9"/>
             <wp:cNvGraphicFramePr>
               <a:graphicFrameLocks xmlns:a="http://schemas.openxmlformats.org/drawingml/2006/main" noChangeAspect="1"/>
@@ -5107,11 +8011,17 @@
               <a:graphicData uri="http://schemas.openxmlformats.org/drawingml/2006/picture">
                 <pic:pic xmlns:pic="http://schemas.openxmlformats.org/drawingml/2006/picture">
                   <pic:nvPicPr>
-                    <pic:cNvPr id="0" name="fig05_data_flow.png"/>
+                    <pic:cNvPr id="9" name="Picture 9"/>
                     <pic:cNvPicPr/>
                   </pic:nvPicPr>
                   <pic:blipFill>
-                    <a:blip r:embed="rId11"/>
+                    <a:blip r:embed="rId11" cstate="print">
+                      <a:extLst>
+                        <a:ext uri="{28A0092B-C50C-407E-A947-70E740481C1C}">
+                          <a14:useLocalDpi xmlns:a14="http://schemas.microsoft.com/office/drawing/2010/main" val="0"/>
+                        </a:ext>
+                      </a:extLst>
+                    </a:blip>
                     <a:stretch>
                       <a:fillRect/>
                     </a:stretch>
@@ -5119,7 +8029,7 @@
                   <pic:spPr>
                     <a:xfrm>
                       <a:off x="0" y="0"/>
-                      <a:ext cx="5852160" cy="3583881"/>
+                      <a:ext cx="5561740" cy="3583881"/>
                     </a:xfrm>
                     <a:prstGeom prst="rect">
                       <a:avLst/>
@@ -5141,7 +8051,23 @@
           <w:i/>
           <w:sz w:val="18"/>
         </w:rPr>
-        <w:t>Fig 5 — End-to-end data flow: raw CSVs -&gt; feature engineering -&gt; TD-PageRank / LightGBM / symbolic rules -&gt; topology-adaptive fusion -&gt; degradation controller -&gt; account aggregation -&gt; analyst dashboard</w:t>
+        <w:t xml:space="preserve">Fig 5 — End-to-end data flow: raw CSVs -&gt; feature engineering -&gt; TD-PageRank / </w:t>
+      </w:r>
+      <w:proofErr w:type="spellStart"/>
+      <w:r>
+        <w:rPr>
+          <w:i/>
+          <w:sz w:val="18"/>
+        </w:rPr>
+        <w:t>LightGBM</w:t>
+      </w:r>
+      <w:proofErr w:type="spellEnd"/>
+      <w:r>
+        <w:rPr>
+          <w:i/>
+          <w:sz w:val="18"/>
+        </w:rPr>
+        <w:t xml:space="preserve"> / symbolic rules -&gt; topology-adaptive fusion -&gt; degradation controller -&gt; account aggregation -&gt; analyst dashboard</w:t>
       </w:r>
     </w:p>
     <w:p/>
@@ -5200,7 +8126,23 @@
           <w:i/>
           <w:sz w:val="18"/>
         </w:rPr>
-        <w:t>Fig 9 — Conceptual overview: (left) TD-PageRank on transaction network; (centre) per-account fusion weights for isolated vs hub accounts; (right) degradation controller maintaining P@50 across component failures</w:t>
+        <w:t>Fig 9 — Conceptual overview: (left) TD-PageRank on transaction network; (</w:t>
+      </w:r>
+      <w:proofErr w:type="spellStart"/>
+      <w:r>
+        <w:rPr>
+          <w:i/>
+          <w:sz w:val="18"/>
+        </w:rPr>
+        <w:t>centre</w:t>
+      </w:r>
+      <w:proofErr w:type="spellEnd"/>
+      <w:r>
+        <w:rPr>
+          <w:i/>
+          <w:sz w:val="18"/>
+        </w:rPr>
+        <w:t>) per-account fusion weights for isolated vs hub accounts; (right) degradation controller maintaining P@50 across component failures</w:t>
       </w:r>
     </w:p>
     <w:p/>
@@ -5282,7 +8224,21 @@
         <w:rPr>
           <w:sz w:val="20"/>
         </w:rPr>
-        <w:t>All results measured on the temporal test set (chronologically last 17% of data, Oct-Dec). No future data leakage. random_state=42. NPR-denominated Nepali banking transaction dataset.</w:t>
+        <w:t xml:space="preserve">All results measured on the temporal test set (chronologically last 17% of data, Oct-Dec). No future data leakage. </w:t>
+      </w:r>
+      <w:proofErr w:type="spellStart"/>
+      <w:r>
+        <w:rPr>
+          <w:sz w:val="20"/>
+        </w:rPr>
+        <w:t>random_state</w:t>
+      </w:r>
+      <w:proofErr w:type="spellEnd"/>
+      <w:r>
+        <w:rPr>
+          <w:sz w:val="20"/>
+        </w:rPr>
+        <w:t>=42. NPR-denominated Nepali banking transaction dataset.</w:t>
       </w:r>
     </w:p>
     <w:p/>
@@ -5947,7 +8903,23 @@
                 <w:b/>
                 <w:sz w:val="17"/>
               </w:rPr>
-              <w:t>Tabular LightGBM only</w:t>
+              <w:t xml:space="preserve">Tabular </w:t>
+            </w:r>
+            <w:proofErr w:type="spellStart"/>
+            <w:r>
+              <w:rPr>
+                <w:b/>
+                <w:sz w:val="17"/>
+              </w:rPr>
+              <w:t>LightGBM</w:t>
+            </w:r>
+            <w:proofErr w:type="spellEnd"/>
+            <w:r>
+              <w:rPr>
+                <w:b/>
+                <w:sz w:val="17"/>
+              </w:rPr>
+              <w:t xml:space="preserve"> only</w:t>
             </w:r>
           </w:p>
         </w:tc>
@@ -6116,8 +9088,17 @@
                 <w:b/>
                 <w:sz w:val="17"/>
               </w:rPr>
-              <w:t>+ TD-PageRank + TopologyAttentionGate</w:t>
-            </w:r>
+              <w:t xml:space="preserve">+ TD-PageRank + </w:t>
+            </w:r>
+            <w:proofErr w:type="spellStart"/>
+            <w:r>
+              <w:rPr>
+                <w:b/>
+                <w:sz w:val="17"/>
+              </w:rPr>
+              <w:t>TopologyAttentionGate</w:t>
+            </w:r>
+            <w:proofErr w:type="spellEnd"/>
           </w:p>
         </w:tc>
         <w:tc>
@@ -6631,7 +9612,21 @@
               <w:rPr>
                 <w:sz w:val="17"/>
               </w:rPr>
-              <w:t>0.62 (lgbm_only)</w:t>
+              <w:t>0.62 (</w:t>
+            </w:r>
+            <w:proofErr w:type="spellStart"/>
+            <w:r>
+              <w:rPr>
+                <w:sz w:val="17"/>
+              </w:rPr>
+              <w:t>lgbm_only</w:t>
+            </w:r>
+            <w:proofErr w:type="spellEnd"/>
+            <w:r>
+              <w:rPr>
+                <w:sz w:val="17"/>
+              </w:rPr>
+              <w:t>)</w:t>
             </w:r>
           </w:p>
         </w:tc>
@@ -6708,11 +9703,19 @@
             <w:tcW w:w="1725" w:type="dxa"/>
           </w:tcPr>
           <w:p>
-            <w:r>
-              <w:rPr>
-                <w:sz w:val="17"/>
-              </w:rPr>
-              <w:t>AdaptiveBudget.current()</w:t>
+            <w:proofErr w:type="spellStart"/>
+            <w:r>
+              <w:rPr>
+                <w:sz w:val="17"/>
+              </w:rPr>
+              <w:t>AdaptiveBudget.current</w:t>
+            </w:r>
+            <w:proofErr w:type="spellEnd"/>
+            <w:r>
+              <w:rPr>
+                <w:sz w:val="17"/>
+              </w:rPr>
+              <w:t>()</w:t>
             </w:r>
           </w:p>
         </w:tc>
@@ -6887,7 +9890,23 @@
           <w:i/>
           <w:sz w:val="18"/>
         </w:rPr>
-        <w:t>Fig 10 — 27 formal correctness properties verified by Hypothesis framework (50-100 examples each). All 119 pytest tests pass.</w:t>
+        <w:t xml:space="preserve">Fig 10 — 27 formal correctness properties verified by Hypothesis framework (50-100 examples each). All 119 </w:t>
+      </w:r>
+      <w:proofErr w:type="spellStart"/>
+      <w:r>
+        <w:rPr>
+          <w:i/>
+          <w:sz w:val="18"/>
+        </w:rPr>
+        <w:t>pytest</w:t>
+      </w:r>
+      <w:proofErr w:type="spellEnd"/>
+      <w:r>
+        <w:rPr>
+          <w:i/>
+          <w:sz w:val="18"/>
+        </w:rPr>
+        <w:t xml:space="preserve"> tests pass.</w:t>
       </w:r>
     </w:p>
     <w:p/>
@@ -7026,12 +10045,28 @@
             <w:tcW w:w="2588" w:type="dxa"/>
           </w:tcPr>
           <w:p>
-            <w:r>
-              <w:rPr>
-                <w:sz w:val="17"/>
-              </w:rPr>
-              <w:t>LearnableSCCPenalty output in [0.1,1.0] for any valid SCCFlowFeatures</w:t>
-            </w:r>
+            <w:proofErr w:type="spellStart"/>
+            <w:r>
+              <w:rPr>
+                <w:sz w:val="17"/>
+              </w:rPr>
+              <w:t>LearnableSCCPenalty</w:t>
+            </w:r>
+            <w:proofErr w:type="spellEnd"/>
+            <w:r>
+              <w:rPr>
+                <w:sz w:val="17"/>
+              </w:rPr>
+              <w:t xml:space="preserve"> output in [0.1,1.0] for any valid </w:t>
+            </w:r>
+            <w:proofErr w:type="spellStart"/>
+            <w:r>
+              <w:rPr>
+                <w:sz w:val="17"/>
+              </w:rPr>
+              <w:t>SCCFlowFeatures</w:t>
+            </w:r>
+            <w:proofErr w:type="spellEnd"/>
           </w:p>
         </w:tc>
         <w:tc>
@@ -7136,11 +10171,19 @@
             <w:tcW w:w="2588" w:type="dxa"/>
           </w:tcPr>
           <w:p>
-            <w:r>
-              <w:rPr>
-                <w:sz w:val="17"/>
-              </w:rPr>
-              <w:t>use_learnable_penalty=False reproduces static heuristic exactly</w:t>
+            <w:proofErr w:type="spellStart"/>
+            <w:r>
+              <w:rPr>
+                <w:sz w:val="17"/>
+              </w:rPr>
+              <w:t>use_learnable_penalty</w:t>
+            </w:r>
+            <w:proofErr w:type="spellEnd"/>
+            <w:r>
+              <w:rPr>
+                <w:sz w:val="17"/>
+              </w:rPr>
+              <w:t>=False reproduces static heuristic exactly</w:t>
             </w:r>
           </w:p>
         </w:tc>
@@ -7191,11 +10234,33 @@
             <w:tcW w:w="2588" w:type="dxa"/>
           </w:tcPr>
           <w:p>
-            <w:r>
-              <w:rPr>
-                <w:sz w:val="17"/>
-              </w:rPr>
-              <w:t>TopologyEmbeddingNetwork always outputs exactly embedding_dim dimensions</w:t>
+            <w:proofErr w:type="spellStart"/>
+            <w:r>
+              <w:rPr>
+                <w:sz w:val="17"/>
+              </w:rPr>
+              <w:t>TopologyEmbeddingNetwork</w:t>
+            </w:r>
+            <w:proofErr w:type="spellEnd"/>
+            <w:r>
+              <w:rPr>
+                <w:sz w:val="17"/>
+              </w:rPr>
+              <w:t xml:space="preserve"> always outputs exactly </w:t>
+            </w:r>
+            <w:proofErr w:type="spellStart"/>
+            <w:r>
+              <w:rPr>
+                <w:sz w:val="17"/>
+              </w:rPr>
+              <w:t>embedding_dim</w:t>
+            </w:r>
+            <w:proofErr w:type="spellEnd"/>
+            <w:r>
+              <w:rPr>
+                <w:sz w:val="17"/>
+              </w:rPr>
+              <w:t xml:space="preserve"> dimensions</w:t>
             </w:r>
           </w:p>
         </w:tc>
@@ -7305,7 +10370,21 @@
               <w:rPr>
                 <w:sz w:val="17"/>
               </w:rPr>
-              <w:t>Isolation weights: each in [0.05,0.90], sum=1.0+-1e-6, w_ml monotone</w:t>
+              <w:t xml:space="preserve">Isolation weights: each in [0.05,0.90], sum=1.0+-1e-6, </w:t>
+            </w:r>
+            <w:proofErr w:type="spellStart"/>
+            <w:r>
+              <w:rPr>
+                <w:sz w:val="17"/>
+              </w:rPr>
+              <w:t>w_ml</w:t>
+            </w:r>
+            <w:proofErr w:type="spellEnd"/>
+            <w:r>
+              <w:rPr>
+                <w:sz w:val="17"/>
+              </w:rPr>
+              <w:t xml:space="preserve"> monotone</w:t>
             </w:r>
           </w:p>
         </w:tc>
@@ -7415,7 +10494,49 @@
               <w:rPr>
                 <w:sz w:val="17"/>
               </w:rPr>
-              <w:t>Routing table updated iff |p_live - p_stored| &gt; 0.05</w:t>
+              <w:t xml:space="preserve">Routing table updated </w:t>
+            </w:r>
+            <w:proofErr w:type="spellStart"/>
+            <w:r>
+              <w:rPr>
+                <w:sz w:val="17"/>
+              </w:rPr>
+              <w:t>iff</w:t>
+            </w:r>
+            <w:proofErr w:type="spellEnd"/>
+            <w:r>
+              <w:rPr>
+                <w:sz w:val="17"/>
+              </w:rPr>
+              <w:t xml:space="preserve"> |</w:t>
+            </w:r>
+            <w:proofErr w:type="spellStart"/>
+            <w:r>
+              <w:rPr>
+                <w:sz w:val="17"/>
+              </w:rPr>
+              <w:t>p_live</w:t>
+            </w:r>
+            <w:proofErr w:type="spellEnd"/>
+            <w:r>
+              <w:rPr>
+                <w:sz w:val="17"/>
+              </w:rPr>
+              <w:t xml:space="preserve"> - </w:t>
+            </w:r>
+            <w:proofErr w:type="spellStart"/>
+            <w:r>
+              <w:rPr>
+                <w:sz w:val="17"/>
+              </w:rPr>
+              <w:t>p_stored</w:t>
+            </w:r>
+            <w:proofErr w:type="spellEnd"/>
+            <w:r>
+              <w:rPr>
+                <w:sz w:val="17"/>
+              </w:rPr>
+              <w:t>| &gt; 0.05</w:t>
             </w:r>
           </w:p>
         </w:tc>
@@ -7744,7 +10865,21 @@
         <w:rPr>
           <w:sz w:val="20"/>
         </w:rPr>
-        <w:t>-lambda x EdgeAge) directly within the PageRank power iteration transition matrix (not as pre-processing on time-binned snapshots). This is the core algorithmic novelty.</w:t>
+        <w:t xml:space="preserve">-lambda x </w:t>
+      </w:r>
+      <w:proofErr w:type="spellStart"/>
+      <w:r>
+        <w:rPr>
+          <w:sz w:val="20"/>
+        </w:rPr>
+        <w:t>EdgeAge</w:t>
+      </w:r>
+      <w:proofErr w:type="spellEnd"/>
+      <w:r>
+        <w:rPr>
+          <w:sz w:val="20"/>
+        </w:rPr>
+        <w:t>) directly within the PageRank power iteration transition matrix (not as pre-processing on time-binned snapshots). This is the core algorithmic novelty.</w:t>
       </w:r>
     </w:p>
     <w:p>
@@ -7769,7 +10904,35 @@
         <w:rPr>
           <w:sz w:val="20"/>
         </w:rPr>
-        <w:t>-velocity amplification: per-edge weight multiplier (1 + window_count/total_count) &gt;=1.0 applied to sender nodes exhibiting transaction surges within a configurable time window.</w:t>
+        <w:t xml:space="preserve">-velocity amplification: per-edge weight multiplier (1 + </w:t>
+      </w:r>
+      <w:proofErr w:type="spellStart"/>
+      <w:r>
+        <w:rPr>
+          <w:sz w:val="20"/>
+        </w:rPr>
+        <w:t>window_count</w:t>
+      </w:r>
+      <w:proofErr w:type="spellEnd"/>
+      <w:r>
+        <w:rPr>
+          <w:sz w:val="20"/>
+        </w:rPr>
+        <w:t>/</w:t>
+      </w:r>
+      <w:proofErr w:type="spellStart"/>
+      <w:r>
+        <w:rPr>
+          <w:sz w:val="20"/>
+        </w:rPr>
+        <w:t>total_count</w:t>
+      </w:r>
+      <w:proofErr w:type="spellEnd"/>
+      <w:r>
+        <w:rPr>
+          <w:sz w:val="20"/>
+        </w:rPr>
+        <w:t>) &gt;=1.0 applied to sender nodes exhibiting transaction surges within a configurable time window.</w:t>
       </w:r>
     </w:p>
     <w:p>
@@ -7794,7 +10957,21 @@
         <w:rPr>
           <w:sz w:val="20"/>
         </w:rPr>
-        <w:t>-amount normalisation: replacing raw transaction amounts with log(1+amount) before temporal weighting to prevent large single transactions from dominating centrality.</w:t>
+        <w:t xml:space="preserve">-amount </w:t>
+      </w:r>
+      <w:proofErr w:type="spellStart"/>
+      <w:r>
+        <w:rPr>
+          <w:sz w:val="20"/>
+        </w:rPr>
+        <w:t>normalisation</w:t>
+      </w:r>
+      <w:proofErr w:type="spellEnd"/>
+      <w:r>
+        <w:rPr>
+          <w:sz w:val="20"/>
+        </w:rPr>
+        <w:t>: replacing raw transaction amounts with log(1+amount) before temporal weighting to prevent large single transactions from dominating centrality.</w:t>
       </w:r>
     </w:p>
     <w:p>
@@ -7869,14 +11046,42 @@
         <w:rPr>
           <w:sz w:val="20"/>
         </w:rPr>
-        <w:t>New) LearnableSCCPenalty MLP: trainable replacement for static 3-archetype penalty, retrained without code changes, updated atomically via ResourceManager.atomic_model_</w:t>
+        <w:t xml:space="preserve">New) </w:t>
+      </w:r>
+      <w:proofErr w:type="spellStart"/>
+      <w:r>
+        <w:rPr>
+          <w:sz w:val="20"/>
+        </w:rPr>
+        <w:t>LearnableSCCPenalty</w:t>
+      </w:r>
+      <w:proofErr w:type="spellEnd"/>
+      <w:r>
+        <w:rPr>
+          <w:sz w:val="20"/>
+        </w:rPr>
+        <w:t xml:space="preserve"> MLP: trainable replacement for static 3-archetype penalty, retrained without code changes, updated atomically via </w:t>
+      </w:r>
+      <w:proofErr w:type="spellStart"/>
+      <w:r>
+        <w:rPr>
+          <w:sz w:val="20"/>
+        </w:rPr>
+        <w:t>ResourceManager.atomic_model_</w:t>
       </w:r>
       <w:proofErr w:type="gramStart"/>
       <w:r>
         <w:rPr>
           <w:sz w:val="20"/>
         </w:rPr>
-        <w:t>swap(</w:t>
+        <w:t>swap</w:t>
+      </w:r>
+      <w:proofErr w:type="spellEnd"/>
+      <w:r>
+        <w:rPr>
+          <w:sz w:val="20"/>
+        </w:rPr>
+        <w:t>(</w:t>
       </w:r>
       <w:proofErr w:type="gramEnd"/>
       <w:r>
@@ -7955,7 +11160,21 @@
         <w:rPr>
           <w:sz w:val="20"/>
         </w:rPr>
-        <w:t>-account 5- or 6-dimensional TopologyVector from 2-hop ego-network.</w:t>
+        <w:t xml:space="preserve">-account 5- or 6-dimensional </w:t>
+      </w:r>
+      <w:proofErr w:type="spellStart"/>
+      <w:r>
+        <w:rPr>
+          <w:sz w:val="20"/>
+        </w:rPr>
+        <w:t>TopologyVector</w:t>
+      </w:r>
+      <w:proofErr w:type="spellEnd"/>
+      <w:r>
+        <w:rPr>
+          <w:sz w:val="20"/>
+        </w:rPr>
+        <w:t xml:space="preserve"> from 2-hop ego-network.</w:t>
       </w:r>
     </w:p>
     <w:p>
@@ -7973,8 +11192,16 @@
         <w:rPr>
           <w:sz w:val="20"/>
         </w:rPr>
-        <w:t>2.2  TopologyAttentionGate</w:t>
-      </w:r>
+        <w:t xml:space="preserve">2.2  </w:t>
+      </w:r>
+      <w:proofErr w:type="spellStart"/>
+      <w:r>
+        <w:rPr>
+          <w:sz w:val="20"/>
+        </w:rPr>
+        <w:t>TopologyAttentionGate</w:t>
+      </w:r>
+      <w:proofErr w:type="spellEnd"/>
       <w:proofErr w:type="gramEnd"/>
       <w:r>
         <w:rPr>
@@ -8005,7 +11232,21 @@
         <w:rPr>
           <w:sz w:val="20"/>
         </w:rPr>
-        <w:t xml:space="preserve"> per-account weight pipeline: TopologyVector -&gt; gate -&gt; clamped weights [0.05, 0.90] -&gt; fused score; computed independently per account per batch.</w:t>
+        <w:t xml:space="preserve"> per-account weight pipeline: </w:t>
+      </w:r>
+      <w:proofErr w:type="spellStart"/>
+      <w:r>
+        <w:rPr>
+          <w:sz w:val="20"/>
+        </w:rPr>
+        <w:t>TopologyVector</w:t>
+      </w:r>
+      <w:proofErr w:type="spellEnd"/>
+      <w:r>
+        <w:rPr>
+          <w:sz w:val="20"/>
+        </w:rPr>
+        <w:t xml:space="preserve"> -&gt; gate -&gt; clamped weights [0.05, 0.90] -&gt; fused score; computed independently per account per batch.</w:t>
       </w:r>
     </w:p>
     <w:p>
@@ -8030,7 +11271,21 @@
         <w:rPr>
           <w:sz w:val="20"/>
         </w:rPr>
-        <w:t xml:space="preserve"> safety floor: w_ml &gt;=0.70 when ego-network &lt;3 nodes.</w:t>
+        <w:t xml:space="preserve"> safety floor: </w:t>
+      </w:r>
+      <w:proofErr w:type="spellStart"/>
+      <w:r>
+        <w:rPr>
+          <w:sz w:val="20"/>
+        </w:rPr>
+        <w:t>w_ml</w:t>
+      </w:r>
+      <w:proofErr w:type="spellEnd"/>
+      <w:r>
+        <w:rPr>
+          <w:sz w:val="20"/>
+        </w:rPr>
+        <w:t xml:space="preserve"> &gt;=0.70 when ego-network &lt;3 nodes.</w:t>
       </w:r>
     </w:p>
     <w:p>
@@ -8080,7 +11335,35 @@
         <w:rPr>
           <w:sz w:val="20"/>
         </w:rPr>
-        <w:t>New) TopologyEmbeddingNetwork: GNN-based learned ego-network embedding (2x GCNConv, 16-d, 200ms timeout with fallback).</w:t>
+        <w:t xml:space="preserve">New) </w:t>
+      </w:r>
+      <w:proofErr w:type="spellStart"/>
+      <w:r>
+        <w:rPr>
+          <w:sz w:val="20"/>
+        </w:rPr>
+        <w:t>TopologyEmbeddingNetwork</w:t>
+      </w:r>
+      <w:proofErr w:type="spellEnd"/>
+      <w:r>
+        <w:rPr>
+          <w:sz w:val="20"/>
+        </w:rPr>
+        <w:t xml:space="preserve">: GNN-based learned ego-network embedding (2x </w:t>
+      </w:r>
+      <w:proofErr w:type="spellStart"/>
+      <w:r>
+        <w:rPr>
+          <w:sz w:val="20"/>
+        </w:rPr>
+        <w:t>GCNConv</w:t>
+      </w:r>
+      <w:proofErr w:type="spellEnd"/>
+      <w:r>
+        <w:rPr>
+          <w:sz w:val="20"/>
+        </w:rPr>
+        <w:t>, 16-d, 200ms timeout with fallback).</w:t>
       </w:r>
     </w:p>
     <w:p>
@@ -8105,7 +11388,35 @@
         <w:rPr>
           <w:sz w:val="20"/>
         </w:rPr>
-        <w:t>New) IsolationDetector: learned continuous isolation function, monotonically non-decreasing w_ml, replaces hard-coded threshold.</w:t>
+        <w:t xml:space="preserve">New) </w:t>
+      </w:r>
+      <w:proofErr w:type="spellStart"/>
+      <w:r>
+        <w:rPr>
+          <w:sz w:val="20"/>
+        </w:rPr>
+        <w:t>IsolationDetector</w:t>
+      </w:r>
+      <w:proofErr w:type="spellEnd"/>
+      <w:r>
+        <w:rPr>
+          <w:sz w:val="20"/>
+        </w:rPr>
+        <w:t xml:space="preserve">: learned continuous isolation function, monotonically non-decreasing </w:t>
+      </w:r>
+      <w:proofErr w:type="spellStart"/>
+      <w:r>
+        <w:rPr>
+          <w:sz w:val="20"/>
+        </w:rPr>
+        <w:t>w_ml</w:t>
+      </w:r>
+      <w:proofErr w:type="spellEnd"/>
+      <w:r>
+        <w:rPr>
+          <w:sz w:val="20"/>
+        </w:rPr>
+        <w:t>, replaces hard-coded threshold.</w:t>
       </w:r>
     </w:p>
     <w:p>
@@ -8130,7 +11441,21 @@
         <w:rPr>
           <w:sz w:val="20"/>
         </w:rPr>
-        <w:t>New) DeepTopologyAttentionGate: &gt;=2 hidden layers, dropout, deeper multiplicative gating.</w:t>
+        <w:t xml:space="preserve">New) </w:t>
+      </w:r>
+      <w:proofErr w:type="spellStart"/>
+      <w:r>
+        <w:rPr>
+          <w:sz w:val="20"/>
+        </w:rPr>
+        <w:t>DeepTopologyAttentionGate</w:t>
+      </w:r>
+      <w:proofErr w:type="spellEnd"/>
+      <w:r>
+        <w:rPr>
+          <w:sz w:val="20"/>
+        </w:rPr>
+        <w:t>: &gt;=2 hidden layers, dropout, deeper multiplicative gating.</w:t>
       </w:r>
     </w:p>
     <w:p>
@@ -8220,8 +11545,16 @@
         <w:rPr>
           <w:sz w:val="20"/>
         </w:rPr>
-        <w:t>3.2  PrecisionDriftDetector</w:t>
-      </w:r>
+        <w:t xml:space="preserve">3.2  </w:t>
+      </w:r>
+      <w:proofErr w:type="spellStart"/>
+      <w:r>
+        <w:rPr>
+          <w:sz w:val="20"/>
+        </w:rPr>
+        <w:t>PrecisionDriftDetector</w:t>
+      </w:r>
+      <w:proofErr w:type="spellEnd"/>
       <w:proofErr w:type="gramEnd"/>
       <w:r>
         <w:rPr>
@@ -8245,8 +11578,16 @@
         <w:rPr>
           <w:sz w:val="20"/>
         </w:rPr>
-        <w:t>3.3  AdaptivePrecisionBudget</w:t>
-      </w:r>
+        <w:t xml:space="preserve">3.3  </w:t>
+      </w:r>
+      <w:proofErr w:type="spellStart"/>
+      <w:r>
+        <w:rPr>
+          <w:sz w:val="20"/>
+        </w:rPr>
+        <w:t>AdaptivePrecisionBudget</w:t>
+      </w:r>
+      <w:proofErr w:type="spellEnd"/>
       <w:proofErr w:type="gramEnd"/>
       <w:r>
         <w:rPr>
@@ -8327,7 +11668,21 @@
         <w:rPr>
           <w:sz w:val="20"/>
         </w:rPr>
-        <w:t>New) OnlinePrecisionMonitor: live P@50 from rolling labeled feedback (window=500, min=200 samples); timestamp ordering validation.</w:t>
+        <w:t xml:space="preserve">New) </w:t>
+      </w:r>
+      <w:proofErr w:type="spellStart"/>
+      <w:r>
+        <w:rPr>
+          <w:sz w:val="20"/>
+        </w:rPr>
+        <w:t>OnlinePrecisionMonitor</w:t>
+      </w:r>
+      <w:proofErr w:type="spellEnd"/>
+      <w:r>
+        <w:rPr>
+          <w:sz w:val="20"/>
+        </w:rPr>
+        <w:t>: live P@50 from rolling labeled feedback (window=500, min=200 samples); timestamp ordering validation.</w:t>
       </w:r>
     </w:p>
     <w:p>
@@ -8352,7 +11707,63 @@
         <w:rPr>
           <w:sz w:val="20"/>
         </w:rPr>
-        <w:t>New) EnhancedConceptDriftDetector: KL + precision jointly classify no_drift / benign_shift / precision_degraded with per-path isolation.</w:t>
+        <w:t xml:space="preserve">New) </w:t>
+      </w:r>
+      <w:proofErr w:type="spellStart"/>
+      <w:r>
+        <w:rPr>
+          <w:sz w:val="20"/>
+        </w:rPr>
+        <w:t>EnhancedConceptDriftDetector</w:t>
+      </w:r>
+      <w:proofErr w:type="spellEnd"/>
+      <w:r>
+        <w:rPr>
+          <w:sz w:val="20"/>
+        </w:rPr>
+        <w:t xml:space="preserve">: KL + precision jointly classify </w:t>
+      </w:r>
+      <w:proofErr w:type="spellStart"/>
+      <w:r>
+        <w:rPr>
+          <w:sz w:val="20"/>
+        </w:rPr>
+        <w:t>no_drift</w:t>
+      </w:r>
+      <w:proofErr w:type="spellEnd"/>
+      <w:r>
+        <w:rPr>
+          <w:sz w:val="20"/>
+        </w:rPr>
+        <w:t xml:space="preserve"> / </w:t>
+      </w:r>
+      <w:proofErr w:type="spellStart"/>
+      <w:r>
+        <w:rPr>
+          <w:sz w:val="20"/>
+        </w:rPr>
+        <w:t>benign_shift</w:t>
+      </w:r>
+      <w:proofErr w:type="spellEnd"/>
+      <w:r>
+        <w:rPr>
+          <w:sz w:val="20"/>
+        </w:rPr>
+        <w:t xml:space="preserve"> / </w:t>
+      </w:r>
+      <w:proofErr w:type="spellStart"/>
+      <w:r>
+        <w:rPr>
+          <w:sz w:val="20"/>
+        </w:rPr>
+        <w:t>precision_degraded</w:t>
+      </w:r>
+      <w:proofErr w:type="spellEnd"/>
+      <w:r>
+        <w:rPr>
+          <w:sz w:val="20"/>
+        </w:rPr>
+        <w:t xml:space="preserve"> with per-path isolation.</w:t>
       </w:r>
     </w:p>
     <w:p>
@@ -8377,7 +11788,21 @@
         <w:rPr>
           <w:sz w:val="20"/>
         </w:rPr>
-        <w:t>New) EnhancedAdaptivePrecisionBudget: 0.7x online + 0.3x shadow blending with consecutive-estimate tightening/relaxation logic.</w:t>
+        <w:t xml:space="preserve">New) </w:t>
+      </w:r>
+      <w:proofErr w:type="spellStart"/>
+      <w:r>
+        <w:rPr>
+          <w:sz w:val="20"/>
+        </w:rPr>
+        <w:t>EnhancedAdaptivePrecisionBudget</w:t>
+      </w:r>
+      <w:proofErr w:type="spellEnd"/>
+      <w:r>
+        <w:rPr>
+          <w:sz w:val="20"/>
+        </w:rPr>
+        <w:t>: 0.7x online + 0.3x shadow blending with consecutive-estimate tightening/relaxation logic.</w:t>
       </w:r>
     </w:p>
     <w:p>
@@ -8462,7 +11887,23 @@
           <w:b/>
           <w:sz w:val="20"/>
         </w:rPr>
-        <w:t>Claim 5 — §101 Resource Management Anchoring (ResourceManager)</w:t>
+        <w:t>Claim 5 — §101 Resource Management Anchoring (</w:t>
+      </w:r>
+      <w:proofErr w:type="spellStart"/>
+      <w:r>
+        <w:rPr>
+          <w:b/>
+          <w:sz w:val="20"/>
+        </w:rPr>
+        <w:t>ResourceManager</w:t>
+      </w:r>
+      <w:proofErr w:type="spellEnd"/>
+      <w:r>
+        <w:rPr>
+          <w:b/>
+          <w:sz w:val="20"/>
+        </w:rPr>
+        <w:t>)</w:t>
       </w:r>
     </w:p>
     <w:p>
@@ -8489,14 +11930,28 @@
         <w:rPr>
           <w:sz w:val="20"/>
         </w:rPr>
-        <w:t>5.1  allocate</w:t>
+        <w:t xml:space="preserve">5.1  </w:t>
+      </w:r>
+      <w:proofErr w:type="spellStart"/>
+      <w:r>
+        <w:rPr>
+          <w:sz w:val="20"/>
+        </w:rPr>
+        <w:t>allocate</w:t>
       </w:r>
       <w:proofErr w:type="gramEnd"/>
       <w:r>
         <w:rPr>
           <w:sz w:val="20"/>
         </w:rPr>
-        <w:t>_penalty_buffers(mode): Distinct memory buffers (symmetric: 2MB; learnable: 8MB) for each SCC penalty mode with measurably different sizes.</w:t>
+        <w:t>_penalty_buffers</w:t>
+      </w:r>
+      <w:proofErr w:type="spellEnd"/>
+      <w:r>
+        <w:rPr>
+          <w:sz w:val="20"/>
+        </w:rPr>
+        <w:t>(mode): Distinct memory buffers (symmetric: 2MB; learnable: 8MB) for each SCC penalty mode with measurably different sizes.</w:t>
       </w:r>
     </w:p>
     <w:p>
@@ -8515,14 +11970,42 @@
         <w:rPr>
           <w:sz w:val="20"/>
         </w:rPr>
-        <w:t>5.2  route</w:t>
+        <w:t xml:space="preserve">5.2  </w:t>
+      </w:r>
+      <w:proofErr w:type="spellStart"/>
+      <w:r>
+        <w:rPr>
+          <w:sz w:val="20"/>
+        </w:rPr>
+        <w:t>route</w:t>
       </w:r>
       <w:proofErr w:type="gramEnd"/>
       <w:r>
         <w:rPr>
           <w:sz w:val="20"/>
         </w:rPr>
-        <w:t>_topology_pipeline(use_gnn): Routes to GNN pipeline (80MB, 120ms, 4 units) or manual pipeline (2MB, 5ms, 1 unit) with measurably different memory and processing profiles.</w:t>
+        <w:t>_topology_pipeline</w:t>
+      </w:r>
+      <w:proofErr w:type="spellEnd"/>
+      <w:r>
+        <w:rPr>
+          <w:sz w:val="20"/>
+        </w:rPr>
+        <w:t>(</w:t>
+      </w:r>
+      <w:proofErr w:type="spellStart"/>
+      <w:r>
+        <w:rPr>
+          <w:sz w:val="20"/>
+        </w:rPr>
+        <w:t>use_gnn</w:t>
+      </w:r>
+      <w:proofErr w:type="spellEnd"/>
+      <w:r>
+        <w:rPr>
+          <w:sz w:val="20"/>
+        </w:rPr>
+        <w:t>): Routes to GNN pipeline (80MB, 120ms, 4 units) or manual pipeline (2MB, 5ms, 1 unit) with measurably different memory and processing profiles.</w:t>
       </w:r>
     </w:p>
     <w:p>
@@ -8540,14 +12023,28 @@
         <w:rPr>
           <w:sz w:val="20"/>
         </w:rPr>
-        <w:t>5.3  release</w:t>
+        <w:t xml:space="preserve">5.3  </w:t>
+      </w:r>
+      <w:proofErr w:type="spellStart"/>
+      <w:r>
+        <w:rPr>
+          <w:sz w:val="20"/>
+        </w:rPr>
+        <w:t>release</w:t>
       </w:r>
       <w:proofErr w:type="gramEnd"/>
       <w:r>
         <w:rPr>
           <w:sz w:val="20"/>
         </w:rPr>
-        <w:t>_degraded_resources(disabled): Frees component memory on degradation; demonstrates reduced memory usage during degraded operation.</w:t>
+        <w:t>_degraded_resources</w:t>
+      </w:r>
+      <w:proofErr w:type="spellEnd"/>
+      <w:r>
+        <w:rPr>
+          <w:sz w:val="20"/>
+        </w:rPr>
+        <w:t>(disabled): Frees component memory on degradation; demonstrates reduced memory usage during degraded operation.</w:t>
       </w:r>
     </w:p>
     <w:p>
@@ -8565,14 +12062,42 @@
         <w:rPr>
           <w:sz w:val="20"/>
         </w:rPr>
-        <w:t>5.4  atomic</w:t>
+        <w:t xml:space="preserve">5.4  </w:t>
+      </w:r>
+      <w:proofErr w:type="spellStart"/>
+      <w:r>
+        <w:rPr>
+          <w:sz w:val="20"/>
+        </w:rPr>
+        <w:t>atomic</w:t>
       </w:r>
       <w:proofErr w:type="gramEnd"/>
       <w:r>
         <w:rPr>
           <w:sz w:val="20"/>
         </w:rPr>
-        <w:t>_model_swap(new_weights): Thread-safe atomic weight update without interrupting scoring; rollback on failure.</w:t>
+        <w:t>_model_swap</w:t>
+      </w:r>
+      <w:proofErr w:type="spellEnd"/>
+      <w:r>
+        <w:rPr>
+          <w:sz w:val="20"/>
+        </w:rPr>
+        <w:t>(</w:t>
+      </w:r>
+      <w:proofErr w:type="spellStart"/>
+      <w:r>
+        <w:rPr>
+          <w:sz w:val="20"/>
+        </w:rPr>
+        <w:t>new_weights</w:t>
+      </w:r>
+      <w:proofErr w:type="spellEnd"/>
+      <w:r>
+        <w:rPr>
+          <w:sz w:val="20"/>
+        </w:rPr>
+        <w:t>): Thread-safe atomic weight update without interrupting scoring; rollback on failure.</w:t>
       </w:r>
     </w:p>
     <w:p>
@@ -8590,7 +12115,14 @@
         <w:rPr>
           <w:sz w:val="20"/>
         </w:rPr>
-        <w:t>5.5  utilization</w:t>
+        <w:t xml:space="preserve">5.5  </w:t>
+      </w:r>
+      <w:proofErr w:type="spellStart"/>
+      <w:r>
+        <w:rPr>
+          <w:sz w:val="20"/>
+        </w:rPr>
+        <w:t>utilization</w:t>
       </w:r>
       <w:proofErr w:type="gramEnd"/>
       <w:r>
@@ -8604,14 +12136,35 @@
         <w:rPr>
           <w:sz w:val="20"/>
         </w:rPr>
-        <w:t>report(</w:t>
+        <w:t>report</w:t>
+      </w:r>
+      <w:proofErr w:type="spellEnd"/>
+      <w:r>
+        <w:rPr>
+          <w:sz w:val="20"/>
+        </w:rPr>
+        <w:t>(</w:t>
       </w:r>
       <w:proofErr w:type="gramEnd"/>
       <w:r>
         <w:rPr>
           <w:sz w:val="20"/>
         </w:rPr>
-        <w:t>): Per-event ResourceUtilizationSnapshot (memory delta, computation time, active-unit count) providing concrete §101 technological improvement evidence.</w:t>
+        <w:t xml:space="preserve">): Per-event </w:t>
+      </w:r>
+      <w:proofErr w:type="spellStart"/>
+      <w:r>
+        <w:rPr>
+          <w:sz w:val="20"/>
+        </w:rPr>
+        <w:t>ResourceUtilizationSnapshot</w:t>
+      </w:r>
+      <w:proofErr w:type="spellEnd"/>
+      <w:r>
+        <w:rPr>
+          <w:sz w:val="20"/>
+        </w:rPr>
+        <w:t xml:space="preserve"> (memory delta, computation time, active-unit count) providing concrete §101 technological improvement evidence.</w:t>
       </w:r>
     </w:p>
     <w:p>
